--- a/learn/ch1/notes/CC_Task0学习心得.docx
+++ b/learn/ch1/notes/CC_Task0学习心得.docx
@@ -9,51 +9,24 @@
         <w:widowControl w:val="0"/>
         <w:suppressLineNumbers w:val="0"/>
         <w:spacing w:before="0" w:beforeAutospacing="0" w:after="0" w:afterAutospacing="0"/>
-        <w:ind w:left="0" w:right="0"/>
-        <w:jc w:val="center"/>
-        <w:rPr>
-          <w:rFonts w:hint="eastAsia" w:ascii="宋体" w:hAnsi="宋体" w:eastAsia="宋体" w:cs="宋体"/>
-          <w:kern w:val="2"/>
-          <w:sz w:val="44"/>
-          <w:szCs w:val="44"/>
-        </w:rPr>
-      </w:pPr>
-      <w:r>
-        <w:rPr>
-          <w:rFonts w:hint="eastAsia" w:ascii="宋体" w:hAnsi="宋体" w:eastAsia="宋体" w:cs="宋体"/>
-          <w:kern w:val="2"/>
-          <w:sz w:val="44"/>
-          <w:szCs w:val="44"/>
+        <w:ind w:left="0" w:right="0" w:firstLine="560" w:firstLineChars="200"/>
+        <w:jc w:val="center"/>
+        <w:rPr>
+          <w:rFonts w:hint="eastAsia" w:ascii="宋体" w:hAnsi="宋体" w:eastAsia="宋体" w:cs="宋体"/>
+          <w:kern w:val="2"/>
+          <w:sz w:val="28"/>
+          <w:szCs w:val="28"/>
+        </w:rPr>
+      </w:pPr>
+      <w:r>
+        <w:rPr>
+          <w:rFonts w:hint="eastAsia" w:ascii="宋体" w:hAnsi="宋体" w:eastAsia="宋体" w:cs="宋体"/>
+          <w:kern w:val="2"/>
+          <w:sz w:val="28"/>
+          <w:szCs w:val="28"/>
           <w:lang w:val="en-US" w:eastAsia="zh-CN" w:bidi="ar"/>
         </w:rPr>
         <w:t>学习心得</w:t>
-      </w:r>
-    </w:p>
-    <w:p>
-      <w:pPr>
-        <w:keepNext w:val="0"/>
-        <w:keepLines w:val="0"/>
-        <w:widowControl w:val="0"/>
-        <w:suppressLineNumbers w:val="0"/>
-        <w:spacing w:before="0" w:beforeAutospacing="0" w:after="0" w:afterAutospacing="0"/>
-        <w:ind w:left="0" w:right="0"/>
-        <w:jc w:val="center"/>
-        <w:rPr>
-          <w:rFonts w:hint="eastAsia" w:ascii="宋体" w:hAnsi="宋体" w:eastAsia="宋体" w:cs="宋体"/>
-          <w:kern w:val="2"/>
-          <w:sz w:val="21"/>
-          <w:szCs w:val="21"/>
-        </w:rPr>
-      </w:pPr>
-      <w:r>
-        <w:rPr>
-          <w:rFonts w:hint="eastAsia" w:ascii="宋体" w:hAnsi="宋体" w:eastAsia="宋体" w:cs="宋体"/>
-          <w:kern w:val="2"/>
-          <w:sz w:val="21"/>
-          <w:szCs w:val="21"/>
-          <w:lang w:val="en-US" w:eastAsia="zh-CN" w:bidi="ar"/>
-        </w:rPr>
-        <w:t xml:space="preserve"> </w:t>
       </w:r>
     </w:p>
     <w:p>
@@ -67,7 +40,7 @@
         </w:numPr>
         <w:suppressLineNumbers w:val="0"/>
         <w:spacing w:before="0" w:beforeAutospacing="0" w:after="0" w:afterAutospacing="0"/>
-        <w:ind w:left="0" w:right="0"/>
+        <w:ind w:left="0" w:right="0" w:firstLine="560" w:firstLineChars="200"/>
         <w:jc w:val="both"/>
         <w:rPr>
           <w:rFonts w:hint="eastAsia" w:ascii="宋体" w:hAnsi="宋体" w:eastAsia="宋体" w:cs="宋体"/>
@@ -94,21 +67,21 @@
         <w:widowControl w:val="0"/>
         <w:suppressLineNumbers w:val="0"/>
         <w:spacing w:before="0" w:beforeAutospacing="0" w:after="0" w:afterAutospacing="0"/>
-        <w:ind w:left="0" w:right="0"/>
-        <w:jc w:val="center"/>
-        <w:rPr>
-          <w:rFonts w:hint="eastAsia" w:ascii="宋体" w:hAnsi="宋体" w:eastAsia="宋体" w:cs="宋体"/>
-          <w:kern w:val="2"/>
-          <w:sz w:val="21"/>
-          <w:szCs w:val="21"/>
-        </w:rPr>
-      </w:pPr>
-      <w:r>
-        <w:rPr>
-          <w:rFonts w:hint="default" w:ascii="Calibri" w:hAnsi="Calibri" w:eastAsia="宋体" w:cs="Times New Roman"/>
-          <w:kern w:val="2"/>
-          <w:sz w:val="21"/>
-          <w:szCs w:val="21"/>
+        <w:ind w:left="0" w:right="0" w:firstLine="560" w:firstLineChars="200"/>
+        <w:jc w:val="center"/>
+        <w:rPr>
+          <w:rFonts w:hint="eastAsia" w:ascii="宋体" w:hAnsi="宋体" w:eastAsia="宋体" w:cs="宋体"/>
+          <w:kern w:val="2"/>
+          <w:sz w:val="28"/>
+          <w:szCs w:val="28"/>
+        </w:rPr>
+      </w:pPr>
+      <w:r>
+        <w:rPr>
+          <w:rFonts w:hint="eastAsia" w:ascii="宋体" w:hAnsi="宋体" w:eastAsia="宋体" w:cs="宋体"/>
+          <w:kern w:val="2"/>
+          <w:sz w:val="28"/>
+          <w:szCs w:val="28"/>
           <w:lang w:val="en-US" w:eastAsia="zh-CN" w:bidi="ar"/>
         </w:rPr>
         <w:drawing>
@@ -157,8 +130,8 @@
         <w:rPr>
           <w:rFonts w:hint="eastAsia" w:ascii="宋体" w:hAnsi="宋体" w:eastAsia="宋体" w:cs="宋体"/>
           <w:kern w:val="2"/>
-          <w:sz w:val="21"/>
-          <w:szCs w:val="21"/>
+          <w:sz w:val="28"/>
+          <w:szCs w:val="28"/>
           <w:lang w:val="en-US" w:eastAsia="zh-CN" w:bidi="ar"/>
         </w:rPr>
         <w:t xml:space="preserve"> </w:t>
@@ -171,106 +144,134 @@
         <w:widowControl w:val="0"/>
         <w:suppressLineNumbers w:val="0"/>
         <w:spacing w:before="0" w:beforeAutospacing="0" w:after="0" w:afterAutospacing="0"/>
-        <w:ind w:left="0" w:right="0"/>
-        <w:jc w:val="center"/>
-        <w:rPr>
-          <w:rFonts w:hint="eastAsia" w:ascii="宋体" w:hAnsi="宋体" w:eastAsia="宋体" w:cs="宋体"/>
-          <w:kern w:val="2"/>
-          <w:sz w:val="21"/>
-          <w:szCs w:val="21"/>
-        </w:rPr>
-      </w:pPr>
-      <w:r>
-        <w:rPr>
-          <w:rFonts w:hint="eastAsia" w:ascii="宋体" w:hAnsi="宋体" w:eastAsia="宋体" w:cs="宋体"/>
-          <w:kern w:val="2"/>
-          <w:sz w:val="21"/>
-          <w:szCs w:val="21"/>
-          <w:lang w:val="en-US" w:eastAsia="zh-CN" w:bidi="ar"/>
-        </w:rPr>
-        <w:t>图1 检查环境通过</w:t>
-      </w:r>
-    </w:p>
-    <w:p>
-      <w:pPr>
-        <w:keepNext w:val="0"/>
-        <w:keepLines w:val="0"/>
-        <w:widowControl w:val="0"/>
-        <w:suppressLineNumbers w:val="0"/>
-        <w:spacing w:before="0" w:beforeAutospacing="0" w:after="0" w:afterAutospacing="0"/>
-        <w:ind w:left="0" w:right="0"/>
-        <w:jc w:val="center"/>
-        <w:rPr>
-          <w:rFonts w:hint="eastAsia" w:ascii="宋体" w:hAnsi="宋体" w:eastAsia="宋体" w:cs="宋体"/>
-          <w:kern w:val="2"/>
-          <w:sz w:val="21"/>
-          <w:szCs w:val="21"/>
-        </w:rPr>
-      </w:pPr>
-      <w:r>
-        <w:rPr>
-          <w:rFonts w:hint="eastAsia" w:ascii="宋体" w:hAnsi="宋体" w:eastAsia="宋体" w:cs="宋体"/>
-          <w:kern w:val="2"/>
-          <w:sz w:val="21"/>
-          <w:szCs w:val="21"/>
-          <w:lang w:val="en-US" w:eastAsia="zh-CN" w:bidi="ar"/>
-        </w:rPr>
-        <w:t xml:space="preserve"> </w:t>
-      </w:r>
-    </w:p>
-    <w:p>
-      <w:pPr>
-        <w:keepNext w:val="0"/>
-        <w:keepLines w:val="0"/>
-        <w:widowControl w:val="0"/>
-        <w:suppressLineNumbers w:val="0"/>
-        <w:spacing w:before="0" w:beforeAutospacing="0" w:after="0" w:afterAutospacing="0"/>
-        <w:ind w:left="0" w:right="0"/>
-        <w:jc w:val="center"/>
-        <w:rPr>
-          <w:rFonts w:hint="eastAsia" w:ascii="宋体" w:hAnsi="宋体" w:eastAsia="宋体" w:cs="宋体"/>
-          <w:kern w:val="2"/>
-          <w:sz w:val="21"/>
-          <w:szCs w:val="21"/>
-        </w:rPr>
-      </w:pPr>
-      <w:r>
-        <w:rPr>
-          <w:rFonts w:hint="eastAsia" w:ascii="宋体" w:hAnsi="宋体" w:eastAsia="宋体" w:cs="宋体"/>
-          <w:kern w:val="2"/>
-          <w:sz w:val="21"/>
-          <w:szCs w:val="21"/>
-          <w:lang w:val="en-US" w:eastAsia="zh-CN" w:bidi="ar"/>
-        </w:rPr>
-        <w:t xml:space="preserve"> </w:t>
-      </w:r>
-    </w:p>
-    <w:p>
-      <w:pPr>
-        <w:keepNext w:val="0"/>
-        <w:keepLines w:val="0"/>
-        <w:widowControl w:val="0"/>
-        <w:suppressLineNumbers w:val="0"/>
-        <w:spacing w:before="0" w:beforeAutospacing="0" w:after="0" w:afterAutospacing="0"/>
-        <w:ind w:left="0" w:right="0"/>
-        <w:jc w:val="center"/>
-        <w:rPr>
-          <w:rFonts w:hint="eastAsia" w:ascii="宋体" w:hAnsi="宋体" w:eastAsia="宋体" w:cs="宋体"/>
-          <w:kern w:val="2"/>
-          <w:sz w:val="21"/>
-          <w:szCs w:val="21"/>
-        </w:rPr>
-      </w:pPr>
-      <w:r>
-        <w:rPr>
-          <w:rFonts w:hint="eastAsia" w:ascii="宋体" w:hAnsi="宋体" w:eastAsia="宋体" w:cs="宋体"/>
-          <w:kern w:val="2"/>
-          <w:sz w:val="21"/>
-          <w:szCs w:val="21"/>
-          <w:lang w:val="en-US" w:eastAsia="zh-CN" w:bidi="ar"/>
-        </w:rPr>
-        <w:t xml:space="preserve"> </w:t>
-      </w:r>
+        <w:ind w:left="0" w:right="0" w:firstLine="560" w:firstLineChars="200"/>
+        <w:jc w:val="center"/>
+        <w:rPr>
+          <w:rFonts w:hint="eastAsia" w:ascii="宋体" w:hAnsi="宋体" w:eastAsia="宋体" w:cs="宋体"/>
+          <w:kern w:val="2"/>
+          <w:sz w:val="28"/>
+          <w:szCs w:val="28"/>
+          <w:lang w:val="en-US" w:eastAsia="zh-CN" w:bidi="ar"/>
+        </w:rPr>
+      </w:pPr>
+      <w:r>
+        <w:rPr>
+          <w:rFonts w:hint="eastAsia" w:ascii="宋体" w:hAnsi="宋体" w:eastAsia="宋体" w:cs="宋体"/>
+          <w:kern w:val="2"/>
+          <w:sz w:val="28"/>
+          <w:szCs w:val="28"/>
+          <w:lang w:val="en-US" w:eastAsia="zh-CN" w:bidi="ar"/>
+        </w:rPr>
+        <w:t xml:space="preserve">图1 检查环境通过 </w:t>
+      </w:r>
+    </w:p>
+    <w:p>
+      <w:pPr>
+        <w:keepNext w:val="0"/>
+        <w:keepLines w:val="0"/>
+        <w:widowControl w:val="0"/>
+        <w:suppressLineNumbers w:val="0"/>
+        <w:spacing w:before="0" w:beforeAutospacing="0" w:after="0" w:afterAutospacing="0"/>
+        <w:ind w:left="0" w:right="0" w:firstLine="560" w:firstLineChars="200"/>
+        <w:jc w:val="center"/>
+        <w:rPr>
+          <w:rFonts w:hint="eastAsia" w:ascii="宋体" w:hAnsi="宋体" w:eastAsia="宋体" w:cs="宋体"/>
+          <w:kern w:val="2"/>
+          <w:sz w:val="28"/>
+          <w:szCs w:val="28"/>
+          <w:lang w:val="en-US" w:eastAsia="zh-CN" w:bidi="ar"/>
+        </w:rPr>
+      </w:pPr>
+    </w:p>
+    <w:p>
+      <w:pPr>
+        <w:keepNext w:val="0"/>
+        <w:keepLines w:val="0"/>
+        <w:widowControl w:val="0"/>
+        <w:suppressLineNumbers w:val="0"/>
+        <w:spacing w:before="0" w:beforeAutospacing="0" w:after="0" w:afterAutospacing="0"/>
+        <w:ind w:left="0" w:right="0" w:firstLine="560" w:firstLineChars="200"/>
+        <w:jc w:val="center"/>
+        <w:rPr>
+          <w:rFonts w:hint="eastAsia" w:ascii="宋体" w:hAnsi="宋体" w:eastAsia="宋体" w:cs="宋体"/>
+          <w:kern w:val="2"/>
+          <w:sz w:val="28"/>
+          <w:szCs w:val="28"/>
+          <w:lang w:val="en-US" w:eastAsia="zh-CN" w:bidi="ar"/>
+        </w:rPr>
+      </w:pPr>
+    </w:p>
+    <w:p>
+      <w:pPr>
+        <w:keepNext w:val="0"/>
+        <w:keepLines w:val="0"/>
+        <w:widowControl w:val="0"/>
+        <w:suppressLineNumbers w:val="0"/>
+        <w:spacing w:before="0" w:beforeAutospacing="0" w:after="0" w:afterAutospacing="0"/>
+        <w:ind w:left="0" w:right="0" w:firstLine="560" w:firstLineChars="200"/>
+        <w:jc w:val="center"/>
+        <w:rPr>
+          <w:rFonts w:hint="eastAsia" w:ascii="宋体" w:hAnsi="宋体" w:eastAsia="宋体" w:cs="宋体"/>
+          <w:kern w:val="2"/>
+          <w:sz w:val="28"/>
+          <w:szCs w:val="28"/>
+          <w:lang w:val="en-US" w:eastAsia="zh-CN" w:bidi="ar"/>
+        </w:rPr>
+      </w:pPr>
+    </w:p>
+    <w:p>
+      <w:pPr>
+        <w:keepNext w:val="0"/>
+        <w:keepLines w:val="0"/>
+        <w:widowControl w:val="0"/>
+        <w:suppressLineNumbers w:val="0"/>
+        <w:spacing w:before="0" w:beforeAutospacing="0" w:after="0" w:afterAutospacing="0"/>
+        <w:ind w:left="0" w:right="0" w:firstLine="560" w:firstLineChars="200"/>
+        <w:jc w:val="center"/>
+        <w:rPr>
+          <w:rFonts w:hint="eastAsia" w:ascii="宋体" w:hAnsi="宋体" w:eastAsia="宋体" w:cs="宋体"/>
+          <w:kern w:val="2"/>
+          <w:sz w:val="28"/>
+          <w:szCs w:val="28"/>
+          <w:lang w:val="en-US" w:eastAsia="zh-CN" w:bidi="ar"/>
+        </w:rPr>
+      </w:pPr>
+    </w:p>
+    <w:p>
+      <w:pPr>
+        <w:keepNext w:val="0"/>
+        <w:keepLines w:val="0"/>
+        <w:widowControl w:val="0"/>
+        <w:suppressLineNumbers w:val="0"/>
+        <w:spacing w:before="0" w:beforeAutospacing="0" w:after="0" w:afterAutospacing="0"/>
+        <w:ind w:left="0" w:right="0" w:firstLine="560" w:firstLineChars="200"/>
+        <w:jc w:val="center"/>
+        <w:rPr>
+          <w:rFonts w:hint="eastAsia" w:ascii="宋体" w:hAnsi="宋体" w:eastAsia="宋体" w:cs="宋体"/>
+          <w:kern w:val="2"/>
+          <w:sz w:val="28"/>
+          <w:szCs w:val="28"/>
+          <w:lang w:val="en-US" w:eastAsia="zh-CN" w:bidi="ar"/>
+        </w:rPr>
+      </w:pPr>
+    </w:p>
+    <w:p>
+      <w:pPr>
+        <w:keepNext w:val="0"/>
+        <w:keepLines w:val="0"/>
+        <w:widowControl w:val="0"/>
+        <w:suppressLineNumbers w:val="0"/>
+        <w:spacing w:before="0" w:beforeAutospacing="0" w:after="0" w:afterAutospacing="0"/>
+        <w:ind w:left="0" w:right="0" w:firstLine="560" w:firstLineChars="200"/>
+        <w:jc w:val="center"/>
+        <w:rPr>
+          <w:rFonts w:hint="eastAsia" w:ascii="宋体" w:hAnsi="宋体" w:eastAsia="宋体" w:cs="宋体"/>
+          <w:kern w:val="2"/>
+          <w:sz w:val="28"/>
+          <w:szCs w:val="28"/>
+          <w:lang w:val="en-US" w:eastAsia="zh-CN" w:bidi="ar"/>
+        </w:rPr>
+      </w:pPr>
     </w:p>
     <w:p>
       <w:pPr>
@@ -283,7 +284,7 @@
         </w:numPr>
         <w:suppressLineNumbers w:val="0"/>
         <w:spacing w:before="0" w:beforeAutospacing="0" w:after="0" w:afterAutospacing="0"/>
-        <w:ind w:left="0" w:leftChars="0" w:right="0" w:firstLine="0" w:firstLineChars="0"/>
+        <w:ind w:left="0" w:leftChars="0" w:right="0" w:firstLine="560" w:firstLineChars="200"/>
         <w:jc w:val="both"/>
         <w:rPr>
           <w:rFonts w:hint="eastAsia" w:ascii="宋体" w:hAnsi="宋体" w:eastAsia="宋体" w:cs="宋体"/>
@@ -310,7 +311,7 @@
         <w:widowControl w:val="0"/>
         <w:suppressLineNumbers w:val="0"/>
         <w:spacing w:before="0" w:beforeAutospacing="0" w:after="0" w:afterAutospacing="0"/>
-        <w:ind w:left="0" w:leftChars="0" w:right="0" w:firstLine="420" w:firstLineChars="0"/>
+        <w:ind w:left="0" w:leftChars="0" w:right="0" w:firstLine="560" w:firstLineChars="200"/>
         <w:jc w:val="both"/>
         <w:rPr>
           <w:rFonts w:hint="eastAsia" w:ascii="宋体" w:hAnsi="宋体" w:eastAsia="宋体" w:cs="宋体"/>
@@ -337,41 +338,49 @@
         <w:widowControl w:val="0"/>
         <w:suppressLineNumbers w:val="0"/>
         <w:spacing w:before="0" w:beforeAutospacing="0" w:after="0" w:afterAutospacing="0"/>
-        <w:ind w:left="420" w:leftChars="0" w:right="0" w:firstLine="420" w:firstLineChars="0"/>
+        <w:ind w:left="420" w:leftChars="0" w:right="0" w:firstLine="560" w:firstLineChars="200"/>
         <w:jc w:val="both"/>
         <w:rPr>
           <w:rFonts w:hint="eastAsia" w:ascii="宋体" w:hAnsi="宋体" w:eastAsia="宋体" w:cs="宋体"/>
           <w:kern w:val="2"/>
-          <w:sz w:val="21"/>
-          <w:szCs w:val="21"/>
-        </w:rPr>
-      </w:pPr>
-      <w:r>
-        <w:rPr>
-          <w:rFonts w:hint="eastAsia" w:ascii="宋体" w:hAnsi="宋体" w:eastAsia="宋体" w:cs="宋体"/>
-          <w:kern w:val="2"/>
-          <w:sz w:val="28"/>
-          <w:szCs w:val="28"/>
-          <w:lang w:val="en-US" w:eastAsia="zh-CN" w:bidi="ar"/>
-        </w:rPr>
-        <w:t xml:space="preserve"> 解决方式：使用加速代理，并配置GitHub的全局代理配置，git clone速度达8-9MiB/s</w:t>
-      </w:r>
-      <w:r>
-        <w:rPr>
-          <w:rFonts w:hint="eastAsia" w:ascii="宋体" w:hAnsi="宋体" w:eastAsia="宋体" w:cs="宋体"/>
-          <w:kern w:val="2"/>
-          <w:sz w:val="28"/>
-          <w:szCs w:val="28"/>
-          <w:lang w:val="en-US" w:eastAsia="zh-CN" w:bidi="ar"/>
-        </w:rPr>
-        <w:br w:type="textWrapping"/>
-      </w:r>
-      <w:r>
-        <w:rPr>
-          <w:rFonts w:hint="default" w:ascii="Calibri" w:hAnsi="Calibri" w:eastAsia="宋体" w:cs="Times New Roman"/>
-          <w:kern w:val="2"/>
-          <w:sz w:val="21"/>
-          <w:szCs w:val="21"/>
+          <w:sz w:val="28"/>
+          <w:szCs w:val="28"/>
+          <w:lang w:val="en-US" w:eastAsia="zh-CN" w:bidi="ar"/>
+        </w:rPr>
+      </w:pPr>
+      <w:r>
+        <w:rPr>
+          <w:rFonts w:hint="eastAsia" w:ascii="宋体" w:hAnsi="宋体" w:eastAsia="宋体" w:cs="宋体"/>
+          <w:kern w:val="2"/>
+          <w:sz w:val="28"/>
+          <w:szCs w:val="28"/>
+          <w:lang w:val="en-US" w:eastAsia="zh-CN" w:bidi="ar"/>
+        </w:rPr>
+        <w:t>解决方式：使用加速代理，并配置GitHub的全局代理配置，git clone速度达8-9MiB/s</w:t>
+      </w:r>
+    </w:p>
+    <w:p>
+      <w:pPr>
+        <w:keepNext w:val="0"/>
+        <w:keepLines w:val="0"/>
+        <w:widowControl w:val="0"/>
+        <w:suppressLineNumbers w:val="0"/>
+        <w:spacing w:before="0" w:beforeAutospacing="0" w:after="0" w:afterAutospacing="0"/>
+        <w:ind w:left="420" w:leftChars="0" w:right="0" w:firstLine="560" w:firstLineChars="200"/>
+        <w:jc w:val="both"/>
+        <w:rPr>
+          <w:rFonts w:hint="eastAsia" w:ascii="宋体" w:hAnsi="宋体" w:eastAsia="宋体" w:cs="宋体"/>
+          <w:kern w:val="2"/>
+          <w:sz w:val="28"/>
+          <w:szCs w:val="28"/>
+        </w:rPr>
+      </w:pPr>
+      <w:r>
+        <w:rPr>
+          <w:rFonts w:hint="eastAsia" w:ascii="宋体" w:hAnsi="宋体" w:eastAsia="宋体" w:cs="宋体"/>
+          <w:kern w:val="2"/>
+          <w:sz w:val="28"/>
+          <w:szCs w:val="28"/>
           <w:lang w:val="en-US" w:eastAsia="zh-CN" w:bidi="ar"/>
         </w:rPr>
         <w:drawing>
@@ -424,21 +433,22 @@
         <w:widowControl w:val="0"/>
         <w:suppressLineNumbers w:val="0"/>
         <w:spacing w:before="0" w:beforeAutospacing="0" w:after="0" w:afterAutospacing="0"/>
-        <w:ind w:left="420" w:leftChars="0" w:right="0" w:firstLine="420" w:firstLineChars="0"/>
-        <w:jc w:val="center"/>
-        <w:rPr>
-          <w:rFonts w:hint="eastAsia" w:ascii="宋体" w:hAnsi="宋体" w:eastAsia="宋体" w:cs="宋体"/>
-          <w:kern w:val="2"/>
-          <w:sz w:val="21"/>
-          <w:szCs w:val="21"/>
-        </w:rPr>
-      </w:pPr>
-      <w:r>
-        <w:rPr>
-          <w:rFonts w:hint="eastAsia" w:ascii="宋体" w:hAnsi="宋体" w:eastAsia="宋体" w:cs="宋体"/>
-          <w:kern w:val="2"/>
-          <w:sz w:val="21"/>
-          <w:szCs w:val="21"/>
+        <w:ind w:left="0" w:right="0" w:firstLine="560" w:firstLineChars="200"/>
+        <w:jc w:val="center"/>
+        <w:rPr>
+          <w:rFonts w:hint="eastAsia" w:ascii="宋体" w:hAnsi="宋体" w:eastAsia="宋体" w:cs="宋体"/>
+          <w:kern w:val="2"/>
+          <w:sz w:val="28"/>
+          <w:szCs w:val="28"/>
+          <w:lang w:val="en-US" w:eastAsia="zh-CN" w:bidi="ar"/>
+        </w:rPr>
+      </w:pPr>
+      <w:r>
+        <w:rPr>
+          <w:rFonts w:hint="eastAsia" w:ascii="宋体" w:hAnsi="宋体" w:eastAsia="宋体" w:cs="宋体"/>
+          <w:kern w:val="2"/>
+          <w:sz w:val="28"/>
+          <w:szCs w:val="28"/>
           <w:lang w:val="en-US" w:eastAsia="zh-CN" w:bidi="ar"/>
         </w:rPr>
         <w:t>图2.1  clone成功</w:t>
@@ -451,75 +461,111 @@
         <w:widowControl w:val="0"/>
         <w:suppressLineNumbers w:val="0"/>
         <w:spacing w:before="0" w:beforeAutospacing="0" w:after="0" w:afterAutospacing="0"/>
-        <w:ind w:left="420" w:leftChars="0" w:right="0" w:firstLine="420" w:firstLineChars="0"/>
-        <w:jc w:val="center"/>
-        <w:rPr>
-          <w:rFonts w:hint="eastAsia" w:ascii="宋体" w:hAnsi="宋体" w:eastAsia="宋体" w:cs="宋体"/>
-          <w:kern w:val="2"/>
-          <w:sz w:val="21"/>
-          <w:szCs w:val="21"/>
-        </w:rPr>
-      </w:pPr>
-      <w:r>
-        <w:rPr>
-          <w:rFonts w:hint="eastAsia" w:ascii="宋体" w:hAnsi="宋体" w:eastAsia="宋体" w:cs="宋体"/>
-          <w:kern w:val="2"/>
-          <w:sz w:val="21"/>
-          <w:szCs w:val="21"/>
-          <w:lang w:val="en-US" w:eastAsia="zh-CN" w:bidi="ar"/>
-        </w:rPr>
-        <w:t xml:space="preserve"> </w:t>
-      </w:r>
-    </w:p>
-    <w:p>
-      <w:pPr>
-        <w:keepNext w:val="0"/>
-        <w:keepLines w:val="0"/>
-        <w:widowControl w:val="0"/>
-        <w:suppressLineNumbers w:val="0"/>
-        <w:spacing w:before="0" w:beforeAutospacing="0" w:after="0" w:afterAutospacing="0"/>
-        <w:ind w:left="0" w:right="0" w:firstLine="420" w:firstLineChars="0"/>
-        <w:jc w:val="both"/>
-        <w:rPr>
-          <w:rFonts w:hint="eastAsia" w:ascii="宋体" w:hAnsi="宋体" w:eastAsia="宋体" w:cs="宋体"/>
-          <w:kern w:val="2"/>
-          <w:sz w:val="28"/>
-          <w:szCs w:val="28"/>
-        </w:rPr>
-      </w:pPr>
-      <w:r>
-        <w:rPr>
-          <w:rFonts w:hint="eastAsia" w:ascii="宋体" w:hAnsi="宋体" w:eastAsia="宋体" w:cs="宋体"/>
-          <w:kern w:val="2"/>
-          <w:sz w:val="28"/>
-          <w:szCs w:val="28"/>
-          <w:lang w:val="en-US" w:eastAsia="zh-CN" w:bidi="ar"/>
-        </w:rPr>
-        <w:t>2.2 成功clone</w:t>
-      </w:r>
-    </w:p>
-    <w:p>
-      <w:pPr>
-        <w:keepNext w:val="0"/>
-        <w:keepLines w:val="0"/>
-        <w:widowControl w:val="0"/>
-        <w:suppressLineNumbers w:val="0"/>
-        <w:spacing w:before="0" w:beforeAutospacing="0" w:after="0" w:afterAutospacing="0"/>
-        <w:ind w:left="0" w:right="0" w:firstLine="420" w:firstLineChars="0"/>
-        <w:jc w:val="center"/>
-        <w:rPr>
-          <w:rFonts w:hint="eastAsia" w:ascii="宋体" w:hAnsi="宋体" w:eastAsia="宋体" w:cs="宋体"/>
-          <w:kern w:val="2"/>
-          <w:sz w:val="28"/>
-          <w:szCs w:val="28"/>
-        </w:rPr>
-      </w:pPr>
-      <w:r>
-        <w:rPr>
-          <w:rFonts w:hint="default" w:ascii="Calibri" w:hAnsi="Calibri" w:eastAsia="宋体" w:cs="Times New Roman"/>
-          <w:kern w:val="2"/>
-          <w:sz w:val="21"/>
-          <w:szCs w:val="21"/>
+        <w:ind w:left="0" w:right="0" w:firstLine="560" w:firstLineChars="200"/>
+        <w:jc w:val="center"/>
+        <w:rPr>
+          <w:rFonts w:hint="eastAsia" w:ascii="宋体" w:hAnsi="宋体" w:eastAsia="宋体" w:cs="宋体"/>
+          <w:kern w:val="2"/>
+          <w:sz w:val="28"/>
+          <w:szCs w:val="28"/>
+          <w:lang w:val="en-US" w:eastAsia="zh-CN" w:bidi="ar"/>
+        </w:rPr>
+      </w:pPr>
+    </w:p>
+    <w:p>
+      <w:pPr>
+        <w:keepNext w:val="0"/>
+        <w:keepLines w:val="0"/>
+        <w:widowControl w:val="0"/>
+        <w:suppressLineNumbers w:val="0"/>
+        <w:spacing w:before="0" w:beforeAutospacing="0" w:after="0" w:afterAutospacing="0"/>
+        <w:ind w:left="0" w:right="0" w:firstLine="560" w:firstLineChars="200"/>
+        <w:jc w:val="center"/>
+        <w:rPr>
+          <w:rFonts w:hint="eastAsia" w:ascii="宋体" w:hAnsi="宋体" w:eastAsia="宋体" w:cs="宋体"/>
+          <w:kern w:val="2"/>
+          <w:sz w:val="28"/>
+          <w:szCs w:val="28"/>
+          <w:lang w:val="en-US" w:eastAsia="zh-CN" w:bidi="ar"/>
+        </w:rPr>
+      </w:pPr>
+    </w:p>
+    <w:p>
+      <w:pPr>
+        <w:keepNext w:val="0"/>
+        <w:keepLines w:val="0"/>
+        <w:widowControl w:val="0"/>
+        <w:suppressLineNumbers w:val="0"/>
+        <w:spacing w:before="0" w:beforeAutospacing="0" w:after="0" w:afterAutospacing="0"/>
+        <w:ind w:left="0" w:right="0" w:firstLine="560" w:firstLineChars="200"/>
+        <w:jc w:val="center"/>
+        <w:rPr>
+          <w:rFonts w:hint="eastAsia" w:ascii="宋体" w:hAnsi="宋体" w:eastAsia="宋体" w:cs="宋体"/>
+          <w:kern w:val="2"/>
+          <w:sz w:val="28"/>
+          <w:szCs w:val="28"/>
+          <w:lang w:val="en-US" w:eastAsia="zh-CN" w:bidi="ar"/>
+        </w:rPr>
+      </w:pPr>
+    </w:p>
+    <w:p>
+      <w:pPr>
+        <w:keepNext w:val="0"/>
+        <w:keepLines w:val="0"/>
+        <w:widowControl w:val="0"/>
+        <w:suppressLineNumbers w:val="0"/>
+        <w:spacing w:before="0" w:beforeAutospacing="0" w:after="0" w:afterAutospacing="0"/>
+        <w:ind w:left="0" w:right="0" w:firstLine="560" w:firstLineChars="200"/>
+        <w:jc w:val="center"/>
+        <w:rPr>
+          <w:rFonts w:hint="eastAsia" w:ascii="宋体" w:hAnsi="宋体" w:eastAsia="宋体" w:cs="宋体"/>
+          <w:kern w:val="2"/>
+          <w:sz w:val="28"/>
+          <w:szCs w:val="28"/>
+          <w:lang w:val="en-US" w:eastAsia="zh-CN" w:bidi="ar"/>
+        </w:rPr>
+      </w:pPr>
+    </w:p>
+    <w:p>
+      <w:pPr>
+        <w:keepNext w:val="0"/>
+        <w:keepLines w:val="0"/>
+        <w:widowControl w:val="0"/>
+        <w:suppressLineNumbers w:val="0"/>
+        <w:spacing w:before="0" w:beforeAutospacing="0" w:after="0" w:afterAutospacing="0"/>
+        <w:ind w:left="0" w:right="0" w:firstLine="560" w:firstLineChars="200"/>
+        <w:jc w:val="center"/>
+        <w:rPr>
+          <w:rFonts w:hint="eastAsia" w:ascii="宋体" w:hAnsi="宋体" w:eastAsia="宋体" w:cs="宋体"/>
+          <w:kern w:val="2"/>
+          <w:sz w:val="28"/>
+          <w:szCs w:val="28"/>
+          <w:lang w:val="en-US" w:eastAsia="zh-CN" w:bidi="ar"/>
+        </w:rPr>
+      </w:pPr>
+    </w:p>
+    <w:p>
+      <w:pPr>
+        <w:keepNext w:val="0"/>
+        <w:keepLines w:val="0"/>
+        <w:widowControl w:val="0"/>
+        <w:suppressLineNumbers w:val="0"/>
+        <w:spacing w:before="0" w:beforeAutospacing="0" w:after="0" w:afterAutospacing="0"/>
+        <w:ind w:left="0" w:right="0" w:firstLine="560" w:firstLineChars="200"/>
+        <w:jc w:val="center"/>
+        <w:rPr>
+          <w:rFonts w:hint="eastAsia" w:ascii="宋体" w:hAnsi="宋体" w:eastAsia="宋体" w:cs="宋体"/>
+          <w:kern w:val="2"/>
+          <w:sz w:val="28"/>
+          <w:szCs w:val="28"/>
+        </w:rPr>
+      </w:pPr>
+      <w:r>
+        <w:rPr>
+          <w:rFonts w:hint="eastAsia" w:ascii="宋体" w:hAnsi="宋体" w:eastAsia="宋体" w:cs="宋体"/>
+          <w:kern w:val="2"/>
+          <w:sz w:val="28"/>
+          <w:szCs w:val="28"/>
           <w:lang w:val="en-US" w:eastAsia="zh-CN" w:bidi="ar"/>
         </w:rPr>
         <w:drawing>
@@ -582,106 +628,80 @@
         <w:widowControl w:val="0"/>
         <w:suppressLineNumbers w:val="0"/>
         <w:spacing w:before="0" w:beforeAutospacing="0" w:after="0" w:afterAutospacing="0"/>
-        <w:ind w:left="0" w:right="0"/>
-        <w:jc w:val="center"/>
-        <w:rPr>
-          <w:rFonts w:hint="eastAsia" w:ascii="宋体" w:hAnsi="宋体" w:eastAsia="宋体" w:cs="宋体"/>
-          <w:kern w:val="2"/>
-          <w:sz w:val="21"/>
-          <w:szCs w:val="21"/>
-        </w:rPr>
-      </w:pPr>
-      <w:r>
-        <w:rPr>
-          <w:rFonts w:hint="eastAsia" w:ascii="宋体" w:hAnsi="宋体" w:eastAsia="宋体" w:cs="宋体"/>
-          <w:kern w:val="2"/>
-          <w:sz w:val="21"/>
-          <w:szCs w:val="21"/>
-          <w:lang w:val="en-US" w:eastAsia="zh-CN" w:bidi="ar"/>
-        </w:rPr>
-        <w:t>图2.2 检查文件夹通过</w:t>
-      </w:r>
-    </w:p>
-    <w:p>
-      <w:pPr>
-        <w:keepNext w:val="0"/>
-        <w:keepLines w:val="0"/>
-        <w:widowControl w:val="0"/>
-        <w:suppressLineNumbers w:val="0"/>
-        <w:spacing w:before="0" w:beforeAutospacing="0" w:after="0" w:afterAutospacing="0"/>
-        <w:ind w:left="0" w:right="0"/>
-        <w:jc w:val="center"/>
-        <w:rPr>
-          <w:rFonts w:hint="eastAsia" w:ascii="宋体" w:hAnsi="宋体" w:eastAsia="宋体" w:cs="宋体"/>
-          <w:kern w:val="2"/>
-          <w:sz w:val="28"/>
-          <w:szCs w:val="28"/>
-        </w:rPr>
-      </w:pPr>
-      <w:r>
-        <w:rPr>
-          <w:rFonts w:hint="eastAsia" w:ascii="宋体" w:hAnsi="宋体" w:eastAsia="宋体" w:cs="宋体"/>
-          <w:kern w:val="2"/>
-          <w:sz w:val="28"/>
-          <w:szCs w:val="28"/>
-          <w:lang w:val="en-US" w:eastAsia="zh-CN" w:bidi="ar"/>
-        </w:rPr>
-        <w:t xml:space="preserve"> </w:t>
-      </w:r>
-    </w:p>
-    <w:p>
-      <w:pPr>
-        <w:keepNext w:val="0"/>
-        <w:keepLines w:val="0"/>
-        <w:widowControl w:val="0"/>
-        <w:suppressLineNumbers w:val="0"/>
-        <w:spacing w:before="0" w:beforeAutospacing="0" w:after="0" w:afterAutospacing="0"/>
-        <w:ind w:left="0" w:right="0"/>
-        <w:jc w:val="center"/>
-        <w:rPr>
-          <w:rFonts w:hint="eastAsia" w:ascii="宋体" w:hAnsi="宋体" w:eastAsia="宋体" w:cs="宋体"/>
-          <w:kern w:val="2"/>
-          <w:sz w:val="28"/>
-          <w:szCs w:val="28"/>
-        </w:rPr>
-      </w:pPr>
-      <w:r>
-        <w:rPr>
-          <w:rFonts w:hint="eastAsia" w:ascii="宋体" w:hAnsi="宋体" w:eastAsia="宋体" w:cs="宋体"/>
-          <w:kern w:val="2"/>
-          <w:sz w:val="28"/>
-          <w:szCs w:val="28"/>
-          <w:lang w:val="en-US" w:eastAsia="zh-CN" w:bidi="ar"/>
-        </w:rPr>
-        <w:t xml:space="preserve"> </w:t>
-      </w:r>
-    </w:p>
-    <w:p>
-      <w:pPr>
-        <w:keepNext w:val="0"/>
-        <w:keepLines w:val="0"/>
-        <w:widowControl w:val="0"/>
-        <w:suppressLineNumbers w:val="0"/>
-        <w:spacing w:before="0" w:beforeAutospacing="0" w:after="0" w:afterAutospacing="0"/>
-        <w:ind w:left="0" w:right="0"/>
-        <w:jc w:val="center"/>
-        <w:rPr>
-          <w:rFonts w:hint="eastAsia" w:ascii="宋体" w:hAnsi="宋体" w:eastAsia="宋体" w:cs="宋体"/>
-          <w:kern w:val="2"/>
-          <w:sz w:val="28"/>
-          <w:szCs w:val="28"/>
-        </w:rPr>
-      </w:pPr>
-      <w:r>
-        <w:rPr>
-          <w:rFonts w:hint="eastAsia" w:ascii="宋体" w:hAnsi="宋体" w:eastAsia="宋体" w:cs="宋体"/>
-          <w:kern w:val="2"/>
-          <w:sz w:val="28"/>
-          <w:szCs w:val="28"/>
-          <w:lang w:val="en-US" w:eastAsia="zh-CN" w:bidi="ar"/>
-        </w:rPr>
-        <w:t xml:space="preserve"> </w:t>
-      </w:r>
+        <w:ind w:left="0" w:right="0" w:firstLine="560" w:firstLineChars="200"/>
+        <w:jc w:val="center"/>
+        <w:rPr>
+          <w:rFonts w:hint="eastAsia" w:ascii="宋体" w:hAnsi="宋体" w:eastAsia="宋体" w:cs="宋体"/>
+          <w:kern w:val="2"/>
+          <w:sz w:val="28"/>
+          <w:szCs w:val="28"/>
+          <w:lang w:val="en-US" w:eastAsia="zh-CN" w:bidi="ar"/>
+        </w:rPr>
+      </w:pPr>
+      <w:r>
+        <w:rPr>
+          <w:rFonts w:hint="eastAsia" w:ascii="宋体" w:hAnsi="宋体" w:eastAsia="宋体" w:cs="宋体"/>
+          <w:kern w:val="2"/>
+          <w:sz w:val="28"/>
+          <w:szCs w:val="28"/>
+          <w:lang w:val="en-US" w:eastAsia="zh-CN" w:bidi="ar"/>
+        </w:rPr>
+        <w:t xml:space="preserve">图2.2 检查文件夹通过 </w:t>
+      </w:r>
+    </w:p>
+    <w:p>
+      <w:pPr>
+        <w:keepNext w:val="0"/>
+        <w:keepLines w:val="0"/>
+        <w:widowControl w:val="0"/>
+        <w:suppressLineNumbers w:val="0"/>
+        <w:spacing w:before="0" w:beforeAutospacing="0" w:after="0" w:afterAutospacing="0"/>
+        <w:ind w:left="0" w:right="0" w:firstLine="560" w:firstLineChars="200"/>
+        <w:jc w:val="center"/>
+        <w:rPr>
+          <w:rFonts w:hint="eastAsia" w:ascii="宋体" w:hAnsi="宋体" w:eastAsia="宋体" w:cs="宋体"/>
+          <w:kern w:val="2"/>
+          <w:sz w:val="28"/>
+          <w:szCs w:val="28"/>
+          <w:lang w:val="en-US" w:eastAsia="zh-CN" w:bidi="ar"/>
+        </w:rPr>
+      </w:pPr>
+    </w:p>
+    <w:p>
+      <w:pPr>
+        <w:keepNext w:val="0"/>
+        <w:keepLines w:val="0"/>
+        <w:widowControl w:val="0"/>
+        <w:suppressLineNumbers w:val="0"/>
+        <w:spacing w:before="0" w:beforeAutospacing="0" w:after="0" w:afterAutospacing="0"/>
+        <w:ind w:left="0" w:right="0" w:firstLine="560" w:firstLineChars="200"/>
+        <w:jc w:val="center"/>
+        <w:rPr>
+          <w:rFonts w:hint="eastAsia" w:ascii="宋体" w:hAnsi="宋体" w:eastAsia="宋体" w:cs="宋体"/>
+          <w:kern w:val="2"/>
+          <w:sz w:val="28"/>
+          <w:szCs w:val="28"/>
+          <w:lang w:val="en-US" w:eastAsia="zh-CN" w:bidi="ar"/>
+        </w:rPr>
+      </w:pPr>
+    </w:p>
+    <w:p>
+      <w:pPr>
+        <w:keepNext w:val="0"/>
+        <w:keepLines w:val="0"/>
+        <w:widowControl w:val="0"/>
+        <w:suppressLineNumbers w:val="0"/>
+        <w:spacing w:before="0" w:beforeAutospacing="0" w:after="0" w:afterAutospacing="0"/>
+        <w:ind w:left="0" w:right="0" w:firstLine="560" w:firstLineChars="200"/>
+        <w:jc w:val="center"/>
+        <w:rPr>
+          <w:rFonts w:hint="eastAsia" w:ascii="宋体" w:hAnsi="宋体" w:eastAsia="宋体" w:cs="宋体"/>
+          <w:kern w:val="2"/>
+          <w:sz w:val="28"/>
+          <w:szCs w:val="28"/>
+          <w:lang w:val="en-US" w:eastAsia="zh-CN" w:bidi="ar"/>
+        </w:rPr>
+      </w:pPr>
     </w:p>
     <w:p>
       <w:pPr>
@@ -694,7 +714,7 @@
         </w:numPr>
         <w:suppressLineNumbers w:val="0"/>
         <w:spacing w:before="0" w:beforeAutospacing="0" w:after="0" w:afterAutospacing="0"/>
-        <w:ind w:left="0" w:leftChars="0" w:right="0" w:firstLine="0" w:firstLineChars="0"/>
+        <w:ind w:left="0" w:leftChars="0" w:right="0" w:firstLine="560" w:firstLineChars="200"/>
         <w:jc w:val="both"/>
         <w:rPr>
           <w:rFonts w:hint="eastAsia" w:ascii="宋体" w:hAnsi="宋体" w:eastAsia="宋体" w:cs="宋体"/>
@@ -721,21 +741,21 @@
         <w:widowControl w:val="0"/>
         <w:suppressLineNumbers w:val="0"/>
         <w:spacing w:before="0" w:beforeAutospacing="0" w:after="0" w:afterAutospacing="0"/>
-        <w:ind w:left="0" w:right="0"/>
+        <w:ind w:left="0" w:right="0" w:firstLine="560" w:firstLineChars="200"/>
         <w:jc w:val="both"/>
         <w:rPr>
           <w:rFonts w:hint="eastAsia" w:ascii="宋体" w:hAnsi="宋体" w:eastAsia="宋体" w:cs="宋体"/>
           <w:kern w:val="2"/>
-          <w:sz w:val="21"/>
-          <w:szCs w:val="21"/>
-        </w:rPr>
-      </w:pPr>
-      <w:r>
-        <w:rPr>
-          <w:rFonts w:hint="default" w:ascii="Calibri" w:hAnsi="Calibri" w:eastAsia="宋体" w:cs="Times New Roman"/>
-          <w:kern w:val="2"/>
-          <w:sz w:val="21"/>
-          <w:szCs w:val="21"/>
+          <w:sz w:val="28"/>
+          <w:szCs w:val="28"/>
+        </w:rPr>
+      </w:pPr>
+      <w:r>
+        <w:rPr>
+          <w:rFonts w:hint="eastAsia" w:ascii="宋体" w:hAnsi="宋体" w:eastAsia="宋体" w:cs="宋体"/>
+          <w:kern w:val="2"/>
+          <w:sz w:val="28"/>
+          <w:szCs w:val="28"/>
           <w:lang w:val="en-US" w:eastAsia="zh-CN" w:bidi="ar"/>
         </w:rPr>
         <w:drawing>
@@ -784,8 +804,8 @@
         <w:rPr>
           <w:rFonts w:hint="eastAsia" w:ascii="宋体" w:hAnsi="宋体" w:eastAsia="宋体" w:cs="宋体"/>
           <w:kern w:val="2"/>
-          <w:sz w:val="21"/>
-          <w:szCs w:val="21"/>
+          <w:sz w:val="28"/>
+          <w:szCs w:val="28"/>
           <w:lang w:val="en-US" w:eastAsia="zh-CN" w:bidi="ar"/>
         </w:rPr>
         <w:t xml:space="preserve"> </w:t>
@@ -798,21 +818,21 @@
         <w:widowControl w:val="0"/>
         <w:suppressLineNumbers w:val="0"/>
         <w:spacing w:before="0" w:beforeAutospacing="0" w:after="0" w:afterAutospacing="0"/>
-        <w:ind w:left="0" w:right="0"/>
-        <w:jc w:val="center"/>
-        <w:rPr>
-          <w:rFonts w:hint="eastAsia" w:ascii="宋体" w:hAnsi="宋体" w:eastAsia="宋体" w:cs="宋体"/>
-          <w:kern w:val="2"/>
-          <w:sz w:val="21"/>
-          <w:szCs w:val="21"/>
-        </w:rPr>
-      </w:pPr>
-      <w:r>
-        <w:rPr>
-          <w:rFonts w:hint="eastAsia" w:ascii="宋体" w:hAnsi="宋体" w:eastAsia="宋体" w:cs="宋体"/>
-          <w:kern w:val="2"/>
-          <w:sz w:val="21"/>
-          <w:szCs w:val="21"/>
+        <w:ind w:left="0" w:right="0" w:firstLine="560" w:firstLineChars="200"/>
+        <w:jc w:val="center"/>
+        <w:rPr>
+          <w:rFonts w:hint="eastAsia" w:ascii="宋体" w:hAnsi="宋体" w:eastAsia="宋体" w:cs="宋体"/>
+          <w:kern w:val="2"/>
+          <w:sz w:val="28"/>
+          <w:szCs w:val="28"/>
+        </w:rPr>
+      </w:pPr>
+      <w:r>
+        <w:rPr>
+          <w:rFonts w:hint="eastAsia" w:ascii="宋体" w:hAnsi="宋体" w:eastAsia="宋体" w:cs="宋体"/>
+          <w:kern w:val="2"/>
+          <w:sz w:val="28"/>
+          <w:szCs w:val="28"/>
           <w:lang w:val="en-US" w:eastAsia="zh-CN" w:bidi="ar"/>
         </w:rPr>
         <w:t>图3.1 安装成功</w:t>
@@ -825,21 +845,21 @@
         <w:widowControl w:val="0"/>
         <w:suppressLineNumbers w:val="0"/>
         <w:spacing w:before="0" w:beforeAutospacing="0" w:after="0" w:afterAutospacing="0"/>
-        <w:ind w:left="0" w:right="0"/>
+        <w:ind w:left="0" w:right="0" w:firstLine="560" w:firstLineChars="200"/>
         <w:jc w:val="both"/>
         <w:rPr>
           <w:rFonts w:hint="eastAsia" w:ascii="宋体" w:hAnsi="宋体" w:eastAsia="宋体" w:cs="宋体"/>
           <w:kern w:val="2"/>
-          <w:sz w:val="21"/>
-          <w:szCs w:val="21"/>
-        </w:rPr>
-      </w:pPr>
-      <w:r>
-        <w:rPr>
-          <w:rFonts w:hint="default" w:ascii="Calibri" w:hAnsi="Calibri" w:eastAsia="宋体" w:cs="Times New Roman"/>
-          <w:kern w:val="2"/>
-          <w:sz w:val="21"/>
-          <w:szCs w:val="21"/>
+          <w:sz w:val="28"/>
+          <w:szCs w:val="28"/>
+        </w:rPr>
+      </w:pPr>
+      <w:r>
+        <w:rPr>
+          <w:rFonts w:hint="eastAsia" w:ascii="宋体" w:hAnsi="宋体" w:eastAsia="宋体" w:cs="宋体"/>
+          <w:kern w:val="2"/>
+          <w:sz w:val="28"/>
+          <w:szCs w:val="28"/>
           <w:lang w:val="en-US" w:eastAsia="zh-CN" w:bidi="ar"/>
         </w:rPr>
         <w:drawing>
@@ -888,8 +908,8 @@
         <w:rPr>
           <w:rFonts w:hint="eastAsia" w:ascii="宋体" w:hAnsi="宋体" w:eastAsia="宋体" w:cs="宋体"/>
           <w:kern w:val="2"/>
-          <w:sz w:val="21"/>
-          <w:szCs w:val="21"/>
+          <w:sz w:val="28"/>
+          <w:szCs w:val="28"/>
           <w:lang w:val="en-US" w:eastAsia="zh-CN" w:bidi="ar"/>
         </w:rPr>
         <w:t xml:space="preserve"> </w:t>
@@ -902,21 +922,22 @@
         <w:widowControl w:val="0"/>
         <w:suppressLineNumbers w:val="0"/>
         <w:spacing w:before="0" w:beforeAutospacing="0" w:after="0" w:afterAutospacing="0"/>
-        <w:ind w:left="0" w:right="0"/>
-        <w:jc w:val="center"/>
-        <w:rPr>
-          <w:rFonts w:hint="eastAsia" w:ascii="宋体" w:hAnsi="宋体" w:eastAsia="宋体" w:cs="宋体"/>
-          <w:kern w:val="2"/>
-          <w:sz w:val="21"/>
-          <w:szCs w:val="21"/>
-        </w:rPr>
-      </w:pPr>
-      <w:r>
-        <w:rPr>
-          <w:rFonts w:hint="eastAsia" w:ascii="宋体" w:hAnsi="宋体" w:eastAsia="宋体" w:cs="宋体"/>
-          <w:kern w:val="2"/>
-          <w:sz w:val="21"/>
-          <w:szCs w:val="21"/>
+        <w:ind w:left="0" w:right="0" w:firstLine="560" w:firstLineChars="200"/>
+        <w:jc w:val="center"/>
+        <w:rPr>
+          <w:rFonts w:hint="eastAsia" w:ascii="宋体" w:hAnsi="宋体" w:eastAsia="宋体" w:cs="宋体"/>
+          <w:kern w:val="2"/>
+          <w:sz w:val="28"/>
+          <w:szCs w:val="28"/>
+          <w:lang w:val="en-US" w:eastAsia="zh-CN" w:bidi="ar"/>
+        </w:rPr>
+      </w:pPr>
+      <w:r>
+        <w:rPr>
+          <w:rFonts w:hint="eastAsia" w:ascii="宋体" w:hAnsi="宋体" w:eastAsia="宋体" w:cs="宋体"/>
+          <w:kern w:val="2"/>
+          <w:sz w:val="28"/>
+          <w:szCs w:val="28"/>
           <w:lang w:val="en-US" w:eastAsia="zh-CN" w:bidi="ar"/>
         </w:rPr>
         <w:t>图3.2 验证通过</w:t>
@@ -929,7 +950,25 @@
         <w:widowControl w:val="0"/>
         <w:suppressLineNumbers w:val="0"/>
         <w:spacing w:before="0" w:beforeAutospacing="0" w:after="0" w:afterAutospacing="0"/>
-        <w:ind w:left="0" w:right="0"/>
+        <w:ind w:left="0" w:right="0" w:firstLine="560" w:firstLineChars="200"/>
+        <w:jc w:val="center"/>
+        <w:rPr>
+          <w:rFonts w:hint="eastAsia" w:ascii="宋体" w:hAnsi="宋体" w:eastAsia="宋体" w:cs="宋体"/>
+          <w:kern w:val="2"/>
+          <w:sz w:val="28"/>
+          <w:szCs w:val="28"/>
+          <w:lang w:val="en-US" w:eastAsia="zh-CN" w:bidi="ar"/>
+        </w:rPr>
+      </w:pPr>
+    </w:p>
+    <w:p>
+      <w:pPr>
+        <w:keepNext w:val="0"/>
+        <w:keepLines w:val="0"/>
+        <w:widowControl w:val="0"/>
+        <w:suppressLineNumbers w:val="0"/>
+        <w:spacing w:before="0" w:beforeAutospacing="0" w:after="0" w:afterAutospacing="0"/>
+        <w:ind w:left="0" w:right="0" w:firstLine="560" w:firstLineChars="200"/>
         <w:jc w:val="both"/>
         <w:rPr>
           <w:rFonts w:hint="eastAsia" w:ascii="宋体" w:hAnsi="宋体" w:eastAsia="宋体" w:cs="宋体"/>
@@ -946,17 +985,17 @@
           <w:szCs w:val="28"/>
           <w:lang w:val="en-US" w:eastAsia="zh-CN" w:bidi="ar"/>
         </w:rPr>
-        <w:t xml:space="preserve"> </w:t>
-      </w:r>
-    </w:p>
-    <w:p>
-      <w:pPr>
-        <w:keepNext w:val="0"/>
-        <w:keepLines w:val="0"/>
-        <w:widowControl w:val="0"/>
-        <w:suppressLineNumbers w:val="0"/>
-        <w:spacing w:before="0" w:beforeAutospacing="0" w:after="0" w:afterAutospacing="0"/>
-        <w:ind w:left="0" w:right="0"/>
+        <w:t>4、安装第 1 章依赖</w:t>
+      </w:r>
+    </w:p>
+    <w:p>
+      <w:pPr>
+        <w:keepNext w:val="0"/>
+        <w:keepLines w:val="0"/>
+        <w:widowControl w:val="0"/>
+        <w:suppressLineNumbers w:val="0"/>
+        <w:spacing w:before="0" w:beforeAutospacing="0" w:after="0" w:afterAutospacing="0"/>
+        <w:ind w:left="0" w:leftChars="0" w:right="0" w:firstLine="560" w:firstLineChars="200"/>
         <w:jc w:val="both"/>
         <w:rPr>
           <w:rFonts w:hint="eastAsia" w:ascii="宋体" w:hAnsi="宋体" w:eastAsia="宋体" w:cs="宋体"/>
@@ -973,17 +1012,17 @@
           <w:szCs w:val="28"/>
           <w:lang w:val="en-US" w:eastAsia="zh-CN" w:bidi="ar"/>
         </w:rPr>
-        <w:t xml:space="preserve"> </w:t>
-      </w:r>
-    </w:p>
-    <w:p>
-      <w:pPr>
-        <w:keepNext w:val="0"/>
-        <w:keepLines w:val="0"/>
-        <w:widowControl w:val="0"/>
-        <w:suppressLineNumbers w:val="0"/>
-        <w:spacing w:before="0" w:beforeAutospacing="0" w:after="0" w:afterAutospacing="0"/>
-        <w:ind w:left="0" w:right="0"/>
+        <w:t>4.1 踩坑问题：/root 缓存目录在 C 盘，项目在 E 盘，跨盘符没法硬链接，提示warning</w:t>
+      </w:r>
+    </w:p>
+    <w:p>
+      <w:pPr>
+        <w:keepNext w:val="0"/>
+        <w:keepLines w:val="0"/>
+        <w:widowControl w:val="0"/>
+        <w:suppressLineNumbers w:val="0"/>
+        <w:spacing w:before="0" w:beforeAutospacing="0" w:after="0" w:afterAutospacing="0"/>
+        <w:ind w:right="0" w:firstLine="1120" w:firstLineChars="400"/>
         <w:jc w:val="both"/>
         <w:rPr>
           <w:rFonts w:hint="eastAsia" w:ascii="宋体" w:hAnsi="宋体" w:eastAsia="宋体" w:cs="宋体"/>
@@ -1000,145 +1039,37 @@
           <w:szCs w:val="28"/>
           <w:lang w:val="en-US" w:eastAsia="zh-CN" w:bidi="ar"/>
         </w:rPr>
-        <w:t xml:space="preserve"> </w:t>
-      </w:r>
-    </w:p>
-    <w:p>
-      <w:pPr>
-        <w:keepNext w:val="0"/>
-        <w:keepLines w:val="0"/>
-        <w:widowControl w:val="0"/>
-        <w:suppressLineNumbers w:val="0"/>
-        <w:spacing w:before="0" w:beforeAutospacing="0" w:after="0" w:afterAutospacing="0"/>
-        <w:ind w:left="0" w:right="0"/>
-        <w:jc w:val="both"/>
-        <w:rPr>
-          <w:rFonts w:hint="eastAsia" w:ascii="宋体" w:hAnsi="宋体" w:eastAsia="宋体" w:cs="宋体"/>
-          <w:kern w:val="2"/>
-          <w:sz w:val="28"/>
-          <w:szCs w:val="28"/>
-        </w:rPr>
-      </w:pPr>
-      <w:r>
-        <w:rPr>
-          <w:rFonts w:hint="eastAsia" w:ascii="宋体" w:hAnsi="宋体" w:eastAsia="宋体" w:cs="宋体"/>
-          <w:kern w:val="2"/>
-          <w:sz w:val="28"/>
-          <w:szCs w:val="28"/>
-          <w:lang w:val="en-US" w:eastAsia="zh-CN" w:bidi="ar"/>
-        </w:rPr>
-        <w:t xml:space="preserve"> </w:t>
-      </w:r>
-    </w:p>
-    <w:p>
-      <w:pPr>
-        <w:keepNext w:val="0"/>
-        <w:keepLines w:val="0"/>
-        <w:widowControl w:val="0"/>
-        <w:suppressLineNumbers w:val="0"/>
-        <w:spacing w:before="0" w:beforeAutospacing="0" w:after="0" w:afterAutospacing="0"/>
-        <w:ind w:left="0" w:right="0"/>
-        <w:jc w:val="both"/>
-        <w:rPr>
-          <w:rFonts w:hint="eastAsia" w:ascii="宋体" w:hAnsi="宋体" w:eastAsia="宋体" w:cs="宋体"/>
-          <w:kern w:val="2"/>
-          <w:sz w:val="28"/>
-          <w:szCs w:val="28"/>
-        </w:rPr>
-      </w:pPr>
-      <w:r>
-        <w:rPr>
-          <w:rFonts w:hint="eastAsia" w:ascii="宋体" w:hAnsi="宋体" w:eastAsia="宋体" w:cs="宋体"/>
-          <w:kern w:val="2"/>
-          <w:sz w:val="28"/>
-          <w:szCs w:val="28"/>
-          <w:lang w:val="en-US" w:eastAsia="zh-CN" w:bidi="ar"/>
-        </w:rPr>
-        <w:t>4、安装第 1 章依赖</w:t>
-      </w:r>
-    </w:p>
-    <w:p>
-      <w:pPr>
-        <w:keepNext w:val="0"/>
-        <w:keepLines w:val="0"/>
-        <w:widowControl w:val="0"/>
-        <w:suppressLineNumbers w:val="0"/>
-        <w:spacing w:before="0" w:beforeAutospacing="0" w:after="0" w:afterAutospacing="0"/>
-        <w:ind w:left="0" w:leftChars="0" w:right="0" w:firstLine="420" w:firstLineChars="0"/>
-        <w:jc w:val="both"/>
-        <w:rPr>
-          <w:rFonts w:hint="eastAsia" w:ascii="宋体" w:hAnsi="宋体" w:eastAsia="宋体" w:cs="宋体"/>
-          <w:kern w:val="2"/>
-          <w:sz w:val="28"/>
-          <w:szCs w:val="28"/>
-        </w:rPr>
-      </w:pPr>
-      <w:r>
-        <w:rPr>
-          <w:rFonts w:hint="eastAsia" w:ascii="宋体" w:hAnsi="宋体" w:eastAsia="宋体" w:cs="宋体"/>
-          <w:kern w:val="2"/>
-          <w:sz w:val="28"/>
-          <w:szCs w:val="28"/>
-          <w:lang w:val="en-US" w:eastAsia="zh-CN" w:bidi="ar"/>
-        </w:rPr>
-        <w:t>4.1 踩坑问题：/root 缓存目录在 C 盘，项目在 E 盘，跨盘符没法硬链接，提示warning</w:t>
-      </w:r>
-    </w:p>
-    <w:p>
-      <w:pPr>
-        <w:keepNext w:val="0"/>
-        <w:keepLines w:val="0"/>
-        <w:widowControl w:val="0"/>
-        <w:suppressLineNumbers w:val="0"/>
-        <w:spacing w:before="0" w:beforeAutospacing="0" w:after="0" w:afterAutospacing="0"/>
-        <w:ind w:left="420" w:leftChars="0" w:right="0" w:firstLine="420" w:firstLineChars="0"/>
-        <w:jc w:val="both"/>
-        <w:rPr>
-          <w:rFonts w:hint="eastAsia" w:ascii="宋体" w:hAnsi="宋体" w:eastAsia="宋体" w:cs="宋体"/>
-          <w:kern w:val="2"/>
-          <w:sz w:val="28"/>
-          <w:szCs w:val="28"/>
-        </w:rPr>
-      </w:pPr>
-      <w:r>
-        <w:rPr>
-          <w:rFonts w:hint="eastAsia" w:ascii="宋体" w:hAnsi="宋体" w:eastAsia="宋体" w:cs="宋体"/>
-          <w:kern w:val="2"/>
-          <w:sz w:val="28"/>
-          <w:szCs w:val="28"/>
-          <w:lang w:val="en-US" w:eastAsia="zh-CN" w:bidi="ar"/>
-        </w:rPr>
-        <w:t xml:space="preserve"> 解决方式：设置uv的链接环境变量和设置uv缓存路径到E盘</w:t>
-      </w:r>
-    </w:p>
-    <w:p>
-      <w:pPr>
-        <w:keepNext w:val="0"/>
-        <w:keepLines w:val="0"/>
-        <w:widowControl w:val="0"/>
-        <w:suppressLineNumbers w:val="0"/>
-        <w:spacing w:before="0" w:beforeAutospacing="0" w:after="0" w:afterAutospacing="0"/>
-        <w:ind w:left="0" w:right="0" w:firstLine="420" w:firstLineChars="0"/>
-        <w:jc w:val="center"/>
-        <w:rPr>
-          <w:rFonts w:hint="eastAsia" w:ascii="宋体" w:hAnsi="宋体" w:eastAsia="宋体" w:cs="宋体"/>
-          <w:kern w:val="2"/>
-          <w:sz w:val="21"/>
-          <w:szCs w:val="21"/>
-        </w:rPr>
-      </w:pPr>
-      <w:r>
-        <w:rPr>
-          <w:rFonts w:hint="default" w:ascii="Calibri" w:hAnsi="Calibri" w:eastAsia="宋体" w:cs="Times New Roman"/>
-          <w:kern w:val="2"/>
-          <w:sz w:val="21"/>
-          <w:szCs w:val="21"/>
+        <w:t>解决方式：设置uv的链接环境变量和设置uv缓存路径到E盘</w:t>
+      </w:r>
+    </w:p>
+    <w:p>
+      <w:pPr>
+        <w:keepNext w:val="0"/>
+        <w:keepLines w:val="0"/>
+        <w:widowControl w:val="0"/>
+        <w:suppressLineNumbers w:val="0"/>
+        <w:spacing w:before="0" w:beforeAutospacing="0" w:after="0" w:afterAutospacing="0"/>
+        <w:ind w:left="0" w:right="0" w:firstLine="560" w:firstLineChars="200"/>
+        <w:jc w:val="center"/>
+        <w:rPr>
+          <w:rFonts w:hint="eastAsia" w:ascii="宋体" w:hAnsi="宋体" w:eastAsia="宋体" w:cs="宋体"/>
+          <w:kern w:val="2"/>
+          <w:sz w:val="28"/>
+          <w:szCs w:val="28"/>
+        </w:rPr>
+      </w:pPr>
+      <w:r>
+        <w:rPr>
+          <w:rFonts w:hint="eastAsia" w:ascii="宋体" w:hAnsi="宋体" w:eastAsia="宋体" w:cs="宋体"/>
+          <w:kern w:val="2"/>
+          <w:sz w:val="28"/>
+          <w:szCs w:val="28"/>
           <w:lang w:val="en-US" w:eastAsia="zh-CN" w:bidi="ar"/>
         </w:rPr>
         <w:drawing>
           <wp:inline distT="0" distB="0" distL="114300" distR="114300">
-            <wp:extent cx="8858885" cy="1513205"/>
-            <wp:effectExtent l="0" t="0" r="18415" b="10795"/>
+            <wp:extent cx="8858885" cy="1300480"/>
+            <wp:effectExtent l="0" t="0" r="18415" b="13970"/>
             <wp:docPr id="19" name="图片 6" descr="IMG_261"/>
             <wp:cNvGraphicFramePr>
               <a:graphicFrameLocks xmlns:a="http://schemas.openxmlformats.org/drawingml/2006/main" noChangeAspect="1"/>
@@ -1161,7 +1092,7 @@
                   <pic:spPr>
                     <a:xfrm>
                       <a:off x="0" y="0"/>
-                      <a:ext cx="8858885" cy="1513205"/>
+                      <a:ext cx="8858885" cy="1300480"/>
                     </a:xfrm>
                     <a:prstGeom prst="rect">
                       <a:avLst/>
@@ -1181,8 +1112,8 @@
         <w:rPr>
           <w:rFonts w:hint="eastAsia" w:ascii="宋体" w:hAnsi="宋体" w:eastAsia="宋体" w:cs="宋体"/>
           <w:kern w:val="2"/>
-          <w:sz w:val="21"/>
-          <w:szCs w:val="21"/>
+          <w:sz w:val="28"/>
+          <w:szCs w:val="28"/>
           <w:lang w:val="en-US" w:eastAsia="zh-CN" w:bidi="ar"/>
         </w:rPr>
         <w:t xml:space="preserve"> </w:t>
@@ -1195,21 +1126,21 @@
         <w:widowControl w:val="0"/>
         <w:suppressLineNumbers w:val="0"/>
         <w:spacing w:before="0" w:beforeAutospacing="0" w:after="0" w:afterAutospacing="0"/>
-        <w:ind w:left="0" w:right="0"/>
-        <w:jc w:val="center"/>
-        <w:rPr>
-          <w:rFonts w:hint="eastAsia" w:ascii="宋体" w:hAnsi="宋体" w:eastAsia="宋体" w:cs="宋体"/>
-          <w:kern w:val="2"/>
-          <w:sz w:val="21"/>
-          <w:szCs w:val="21"/>
-        </w:rPr>
-      </w:pPr>
-      <w:r>
-        <w:rPr>
-          <w:rFonts w:hint="eastAsia" w:ascii="宋体" w:hAnsi="宋体" w:eastAsia="宋体" w:cs="宋体"/>
-          <w:kern w:val="2"/>
-          <w:sz w:val="21"/>
-          <w:szCs w:val="21"/>
+        <w:ind w:left="0" w:right="0" w:firstLine="560" w:firstLineChars="200"/>
+        <w:jc w:val="center"/>
+        <w:rPr>
+          <w:rFonts w:hint="eastAsia" w:ascii="宋体" w:hAnsi="宋体" w:eastAsia="宋体" w:cs="宋体"/>
+          <w:kern w:val="2"/>
+          <w:sz w:val="28"/>
+          <w:szCs w:val="28"/>
+        </w:rPr>
+      </w:pPr>
+      <w:r>
+        <w:rPr>
+          <w:rFonts w:hint="eastAsia" w:ascii="宋体" w:hAnsi="宋体" w:eastAsia="宋体" w:cs="宋体"/>
+          <w:kern w:val="2"/>
+          <w:sz w:val="28"/>
+          <w:szCs w:val="28"/>
           <w:lang w:val="en-US" w:eastAsia="zh-CN" w:bidi="ar"/>
         </w:rPr>
         <w:t>图4.1.1 踩坑报错</w:t>
@@ -1222,21 +1153,21 @@
         <w:widowControl w:val="0"/>
         <w:suppressLineNumbers w:val="0"/>
         <w:spacing w:before="0" w:beforeAutospacing="0" w:after="0" w:afterAutospacing="0"/>
-        <w:ind w:left="0" w:right="0"/>
-        <w:jc w:val="center"/>
-        <w:rPr>
-          <w:rFonts w:hint="eastAsia" w:ascii="宋体" w:hAnsi="宋体" w:eastAsia="宋体" w:cs="宋体"/>
-          <w:kern w:val="2"/>
-          <w:sz w:val="21"/>
-          <w:szCs w:val="21"/>
-        </w:rPr>
-      </w:pPr>
-      <w:r>
-        <w:rPr>
-          <w:rFonts w:hint="default" w:ascii="Calibri" w:hAnsi="Calibri" w:eastAsia="宋体" w:cs="Times New Roman"/>
-          <w:kern w:val="2"/>
-          <w:sz w:val="21"/>
-          <w:szCs w:val="21"/>
+        <w:ind w:left="0" w:right="0" w:firstLine="560" w:firstLineChars="200"/>
+        <w:jc w:val="center"/>
+        <w:rPr>
+          <w:rFonts w:hint="eastAsia" w:ascii="宋体" w:hAnsi="宋体" w:eastAsia="宋体" w:cs="宋体"/>
+          <w:kern w:val="2"/>
+          <w:sz w:val="28"/>
+          <w:szCs w:val="28"/>
+        </w:rPr>
+      </w:pPr>
+      <w:r>
+        <w:rPr>
+          <w:rFonts w:hint="eastAsia" w:ascii="宋体" w:hAnsi="宋体" w:eastAsia="宋体" w:cs="宋体"/>
+          <w:kern w:val="2"/>
+          <w:sz w:val="28"/>
+          <w:szCs w:val="28"/>
           <w:lang w:val="en-US" w:eastAsia="zh-CN" w:bidi="ar"/>
         </w:rPr>
         <w:drawing>
@@ -1285,8 +1216,8 @@
         <w:rPr>
           <w:rFonts w:hint="eastAsia" w:ascii="宋体" w:hAnsi="宋体" w:eastAsia="宋体" w:cs="宋体"/>
           <w:kern w:val="2"/>
-          <w:sz w:val="21"/>
-          <w:szCs w:val="21"/>
+          <w:sz w:val="28"/>
+          <w:szCs w:val="28"/>
           <w:lang w:val="en-US" w:eastAsia="zh-CN" w:bidi="ar"/>
         </w:rPr>
         <w:t xml:space="preserve"> </w:t>
@@ -1299,21 +1230,21 @@
         <w:widowControl w:val="0"/>
         <w:suppressLineNumbers w:val="0"/>
         <w:spacing w:before="0" w:beforeAutospacing="0" w:after="0" w:afterAutospacing="0"/>
-        <w:ind w:left="0" w:right="0"/>
-        <w:jc w:val="center"/>
-        <w:rPr>
-          <w:rFonts w:hint="eastAsia" w:ascii="宋体" w:hAnsi="宋体" w:eastAsia="宋体" w:cs="宋体"/>
-          <w:kern w:val="2"/>
-          <w:sz w:val="21"/>
-          <w:szCs w:val="21"/>
-        </w:rPr>
-      </w:pPr>
-      <w:r>
-        <w:rPr>
-          <w:rFonts w:hint="eastAsia" w:ascii="宋体" w:hAnsi="宋体" w:eastAsia="宋体" w:cs="宋体"/>
-          <w:kern w:val="2"/>
-          <w:sz w:val="21"/>
-          <w:szCs w:val="21"/>
+        <w:ind w:left="0" w:right="0" w:firstLine="560" w:firstLineChars="200"/>
+        <w:jc w:val="center"/>
+        <w:rPr>
+          <w:rFonts w:hint="eastAsia" w:ascii="宋体" w:hAnsi="宋体" w:eastAsia="宋体" w:cs="宋体"/>
+          <w:kern w:val="2"/>
+          <w:sz w:val="28"/>
+          <w:szCs w:val="28"/>
+        </w:rPr>
+      </w:pPr>
+      <w:r>
+        <w:rPr>
+          <w:rFonts w:hint="eastAsia" w:ascii="宋体" w:hAnsi="宋体" w:eastAsia="宋体" w:cs="宋体"/>
+          <w:kern w:val="2"/>
+          <w:sz w:val="28"/>
+          <w:szCs w:val="28"/>
           <w:lang w:val="en-US" w:eastAsia="zh-CN" w:bidi="ar"/>
         </w:rPr>
         <w:t>图4.1.2 处理方式</w:t>
@@ -1326,27 +1257,27 @@
         <w:widowControl w:val="0"/>
         <w:suppressLineNumbers w:val="0"/>
         <w:spacing w:before="0" w:beforeAutospacing="0" w:after="0" w:afterAutospacing="0"/>
-        <w:ind w:left="0" w:right="0"/>
-        <w:jc w:val="center"/>
-        <w:rPr>
-          <w:rFonts w:hint="eastAsia" w:ascii="宋体" w:hAnsi="宋体" w:eastAsia="宋体" w:cs="宋体"/>
-          <w:kern w:val="2"/>
-          <w:sz w:val="21"/>
-          <w:szCs w:val="21"/>
-        </w:rPr>
-      </w:pPr>
-      <w:r>
-        <w:rPr>
-          <w:rFonts w:hint="default" w:ascii="Calibri" w:hAnsi="Calibri" w:eastAsia="宋体" w:cs="Times New Roman"/>
-          <w:kern w:val="2"/>
-          <w:sz w:val="21"/>
-          <w:szCs w:val="21"/>
+        <w:ind w:left="0" w:right="0" w:firstLine="560" w:firstLineChars="200"/>
+        <w:jc w:val="center"/>
+        <w:rPr>
+          <w:rFonts w:hint="eastAsia" w:ascii="宋体" w:hAnsi="宋体" w:eastAsia="宋体" w:cs="宋体"/>
+          <w:kern w:val="2"/>
+          <w:sz w:val="28"/>
+          <w:szCs w:val="28"/>
+        </w:rPr>
+      </w:pPr>
+      <w:r>
+        <w:rPr>
+          <w:rFonts w:hint="eastAsia" w:ascii="宋体" w:hAnsi="宋体" w:eastAsia="宋体" w:cs="宋体"/>
+          <w:kern w:val="2"/>
+          <w:sz w:val="28"/>
+          <w:szCs w:val="28"/>
           <w:lang w:val="en-US" w:eastAsia="zh-CN" w:bidi="ar"/>
         </w:rPr>
         <w:drawing>
           <wp:inline distT="0" distB="0" distL="114300" distR="114300">
-            <wp:extent cx="5543550" cy="619125"/>
-            <wp:effectExtent l="0" t="0" r="0" b="9525"/>
+            <wp:extent cx="5543550" cy="530860"/>
+            <wp:effectExtent l="0" t="0" r="0" b="2540"/>
             <wp:docPr id="21" name="图片 8" descr="IMG_263"/>
             <wp:cNvGraphicFramePr>
               <a:graphicFrameLocks xmlns:a="http://schemas.openxmlformats.org/drawingml/2006/main" noChangeAspect="1"/>
@@ -1369,7 +1300,7 @@
                   <pic:spPr>
                     <a:xfrm>
                       <a:off x="0" y="0"/>
-                      <a:ext cx="5543550" cy="619125"/>
+                      <a:ext cx="5543550" cy="530860"/>
                     </a:xfrm>
                     <a:prstGeom prst="rect">
                       <a:avLst/>
@@ -1389,8 +1320,8 @@
         <w:rPr>
           <w:rFonts w:hint="eastAsia" w:ascii="宋体" w:hAnsi="宋体" w:eastAsia="宋体" w:cs="宋体"/>
           <w:kern w:val="2"/>
-          <w:sz w:val="21"/>
-          <w:szCs w:val="21"/>
+          <w:sz w:val="28"/>
+          <w:szCs w:val="28"/>
           <w:lang w:val="en-US" w:eastAsia="zh-CN" w:bidi="ar"/>
         </w:rPr>
         <w:t xml:space="preserve"> </w:t>
@@ -1403,21 +1334,22 @@
         <w:widowControl w:val="0"/>
         <w:suppressLineNumbers w:val="0"/>
         <w:spacing w:before="0" w:beforeAutospacing="0" w:after="0" w:afterAutospacing="0"/>
-        <w:ind w:left="0" w:right="0"/>
-        <w:jc w:val="center"/>
-        <w:rPr>
-          <w:rFonts w:hint="eastAsia" w:ascii="宋体" w:hAnsi="宋体" w:eastAsia="宋体" w:cs="宋体"/>
-          <w:kern w:val="2"/>
-          <w:sz w:val="21"/>
-          <w:szCs w:val="21"/>
-        </w:rPr>
-      </w:pPr>
-      <w:r>
-        <w:rPr>
-          <w:rFonts w:hint="eastAsia" w:ascii="宋体" w:hAnsi="宋体" w:eastAsia="宋体" w:cs="宋体"/>
-          <w:kern w:val="2"/>
-          <w:sz w:val="21"/>
-          <w:szCs w:val="21"/>
+        <w:ind w:left="0" w:right="0" w:firstLine="560" w:firstLineChars="200"/>
+        <w:jc w:val="center"/>
+        <w:rPr>
+          <w:rFonts w:hint="eastAsia" w:ascii="宋体" w:hAnsi="宋体" w:eastAsia="宋体" w:cs="宋体"/>
+          <w:kern w:val="2"/>
+          <w:sz w:val="28"/>
+          <w:szCs w:val="28"/>
+          <w:lang w:val="en-US" w:eastAsia="zh-CN" w:bidi="ar"/>
+        </w:rPr>
+      </w:pPr>
+      <w:r>
+        <w:rPr>
+          <w:rFonts w:hint="eastAsia" w:ascii="宋体" w:hAnsi="宋体" w:eastAsia="宋体" w:cs="宋体"/>
+          <w:kern w:val="2"/>
+          <w:sz w:val="28"/>
+          <w:szCs w:val="28"/>
           <w:lang w:val="en-US" w:eastAsia="zh-CN" w:bidi="ar"/>
         </w:rPr>
         <w:t>图4.1.3 再次运行验证通过</w:t>
@@ -1430,7 +1362,25 @@
         <w:widowControl w:val="0"/>
         <w:suppressLineNumbers w:val="0"/>
         <w:spacing w:before="0" w:beforeAutospacing="0" w:after="0" w:afterAutospacing="0"/>
-        <w:ind w:left="0" w:right="0"/>
+        <w:ind w:left="0" w:right="0" w:firstLine="560" w:firstLineChars="200"/>
+        <w:jc w:val="center"/>
+        <w:rPr>
+          <w:rFonts w:hint="eastAsia" w:ascii="宋体" w:hAnsi="宋体" w:eastAsia="宋体" w:cs="宋体"/>
+          <w:kern w:val="2"/>
+          <w:sz w:val="28"/>
+          <w:szCs w:val="28"/>
+          <w:lang w:val="en-US" w:eastAsia="zh-CN" w:bidi="ar"/>
+        </w:rPr>
+      </w:pPr>
+    </w:p>
+    <w:p>
+      <w:pPr>
+        <w:keepNext w:val="0"/>
+        <w:keepLines w:val="0"/>
+        <w:widowControl w:val="0"/>
+        <w:suppressLineNumbers w:val="0"/>
+        <w:spacing w:before="0" w:beforeAutospacing="0" w:after="0" w:afterAutospacing="0"/>
+        <w:ind w:left="0" w:right="0" w:firstLine="560" w:firstLineChars="200"/>
         <w:jc w:val="both"/>
         <w:rPr>
           <w:rFonts w:hint="eastAsia" w:ascii="宋体" w:hAnsi="宋体" w:eastAsia="宋体" w:cs="宋体"/>
@@ -1457,21 +1407,21 @@
         <w:widowControl w:val="0"/>
         <w:suppressLineNumbers w:val="0"/>
         <w:spacing w:before="0" w:beforeAutospacing="0" w:after="0" w:afterAutospacing="0"/>
-        <w:ind w:left="0" w:right="0"/>
-        <w:jc w:val="center"/>
-        <w:rPr>
-          <w:rFonts w:hint="eastAsia" w:ascii="宋体" w:hAnsi="宋体" w:eastAsia="宋体" w:cs="宋体"/>
-          <w:kern w:val="2"/>
-          <w:sz w:val="21"/>
-          <w:szCs w:val="21"/>
-        </w:rPr>
-      </w:pPr>
-      <w:r>
-        <w:rPr>
-          <w:rFonts w:hint="default" w:ascii="Calibri" w:hAnsi="Calibri" w:eastAsia="宋体" w:cs="Times New Roman"/>
-          <w:kern w:val="2"/>
-          <w:sz w:val="21"/>
-          <w:szCs w:val="21"/>
+        <w:ind w:left="0" w:right="0" w:firstLine="560" w:firstLineChars="200"/>
+        <w:jc w:val="center"/>
+        <w:rPr>
+          <w:rFonts w:hint="eastAsia" w:ascii="宋体" w:hAnsi="宋体" w:eastAsia="宋体" w:cs="宋体"/>
+          <w:kern w:val="2"/>
+          <w:sz w:val="28"/>
+          <w:szCs w:val="28"/>
+        </w:rPr>
+      </w:pPr>
+      <w:r>
+        <w:rPr>
+          <w:rFonts w:hint="eastAsia" w:ascii="宋体" w:hAnsi="宋体" w:eastAsia="宋体" w:cs="宋体"/>
+          <w:kern w:val="2"/>
+          <w:sz w:val="28"/>
+          <w:szCs w:val="28"/>
           <w:lang w:val="en-US" w:eastAsia="zh-CN" w:bidi="ar"/>
         </w:rPr>
         <w:drawing>
@@ -1520,8 +1470,8 @@
         <w:rPr>
           <w:rFonts w:hint="eastAsia" w:ascii="宋体" w:hAnsi="宋体" w:eastAsia="宋体" w:cs="宋体"/>
           <w:kern w:val="2"/>
-          <w:sz w:val="21"/>
-          <w:szCs w:val="21"/>
+          <w:sz w:val="28"/>
+          <w:szCs w:val="28"/>
           <w:lang w:val="en-US" w:eastAsia="zh-CN" w:bidi="ar"/>
         </w:rPr>
         <w:t xml:space="preserve"> </w:t>
@@ -1534,21 +1484,21 @@
         <w:widowControl w:val="0"/>
         <w:suppressLineNumbers w:val="0"/>
         <w:spacing w:before="0" w:beforeAutospacing="0" w:after="0" w:afterAutospacing="0"/>
-        <w:ind w:left="0" w:right="0"/>
-        <w:jc w:val="center"/>
-        <w:rPr>
-          <w:rFonts w:hint="eastAsia" w:ascii="宋体" w:hAnsi="宋体" w:eastAsia="宋体" w:cs="宋体"/>
-          <w:kern w:val="2"/>
-          <w:sz w:val="21"/>
-          <w:szCs w:val="21"/>
-        </w:rPr>
-      </w:pPr>
-      <w:r>
-        <w:rPr>
-          <w:rFonts w:hint="eastAsia" w:ascii="宋体" w:hAnsi="宋体" w:eastAsia="宋体" w:cs="宋体"/>
-          <w:kern w:val="2"/>
-          <w:sz w:val="21"/>
-          <w:szCs w:val="21"/>
+        <w:ind w:left="0" w:right="0" w:firstLine="560" w:firstLineChars="200"/>
+        <w:jc w:val="center"/>
+        <w:rPr>
+          <w:rFonts w:hint="eastAsia" w:ascii="宋体" w:hAnsi="宋体" w:eastAsia="宋体" w:cs="宋体"/>
+          <w:kern w:val="2"/>
+          <w:sz w:val="28"/>
+          <w:szCs w:val="28"/>
+        </w:rPr>
+      </w:pPr>
+      <w:r>
+        <w:rPr>
+          <w:rFonts w:hint="eastAsia" w:ascii="宋体" w:hAnsi="宋体" w:eastAsia="宋体" w:cs="宋体"/>
+          <w:kern w:val="2"/>
+          <w:sz w:val="28"/>
+          <w:szCs w:val="28"/>
           <w:lang w:val="en-US" w:eastAsia="zh-CN" w:bidi="ar"/>
         </w:rPr>
         <w:t>图5.1 拷贝.env</w:t>
@@ -1561,26 +1511,26 @@
         <w:widowControl w:val="0"/>
         <w:suppressLineNumbers w:val="0"/>
         <w:spacing w:before="0" w:beforeAutospacing="0" w:after="0" w:afterAutospacing="0"/>
-        <w:ind w:left="0" w:right="0"/>
-        <w:jc w:val="center"/>
-        <w:rPr>
-          <w:rFonts w:hint="default" w:ascii="Calibri" w:hAnsi="Calibri" w:eastAsia="宋体" w:cs="Times New Roman"/>
-          <w:kern w:val="2"/>
-          <w:sz w:val="21"/>
-          <w:szCs w:val="21"/>
-        </w:rPr>
-      </w:pPr>
-      <w:r>
-        <w:rPr>
-          <w:rFonts w:hint="default" w:ascii="Calibri" w:hAnsi="Calibri" w:eastAsia="宋体" w:cs="Times New Roman"/>
-          <w:kern w:val="2"/>
-          <w:sz w:val="21"/>
-          <w:szCs w:val="21"/>
+        <w:ind w:left="0" w:right="0" w:firstLine="560" w:firstLineChars="200"/>
+        <w:jc w:val="center"/>
+        <w:rPr>
+          <w:rFonts w:hint="eastAsia" w:ascii="宋体" w:hAnsi="宋体" w:eastAsia="宋体" w:cs="宋体"/>
+          <w:kern w:val="2"/>
+          <w:sz w:val="28"/>
+          <w:szCs w:val="28"/>
+        </w:rPr>
+      </w:pPr>
+      <w:r>
+        <w:rPr>
+          <w:rFonts w:hint="eastAsia" w:ascii="宋体" w:hAnsi="宋体" w:eastAsia="宋体" w:cs="宋体"/>
+          <w:kern w:val="2"/>
+          <w:sz w:val="28"/>
+          <w:szCs w:val="28"/>
           <w:lang w:val="en-US" w:eastAsia="zh-CN" w:bidi="ar"/>
         </w:rPr>
         <w:drawing>
           <wp:inline distT="0" distB="0" distL="114300" distR="114300">
-            <wp:extent cx="7572375" cy="2524125"/>
+            <wp:extent cx="7572375" cy="1724025"/>
             <wp:effectExtent l="0" t="0" r="9525" b="9525"/>
             <wp:docPr id="13" name="图片 10" descr="IMG_265"/>
             <wp:cNvGraphicFramePr>
@@ -1604,7 +1554,7 @@
                   <pic:spPr>
                     <a:xfrm>
                       <a:off x="0" y="0"/>
-                      <a:ext cx="7572375" cy="2524125"/>
+                      <a:ext cx="7572375" cy="1724025"/>
                     </a:xfrm>
                     <a:prstGeom prst="rect">
                       <a:avLst/>
@@ -1622,10 +1572,10 @@
       </w:r>
       <w:r>
         <w:rPr>
-          <w:rFonts w:hint="default" w:ascii="Calibri" w:hAnsi="Calibri" w:eastAsia="宋体" w:cs="Times New Roman"/>
-          <w:kern w:val="2"/>
-          <w:sz w:val="21"/>
-          <w:szCs w:val="21"/>
+          <w:rFonts w:hint="eastAsia" w:ascii="宋体" w:hAnsi="宋体" w:eastAsia="宋体" w:cs="宋体"/>
+          <w:kern w:val="2"/>
+          <w:sz w:val="28"/>
+          <w:szCs w:val="28"/>
           <w:lang w:val="en-US" w:eastAsia="zh-CN" w:bidi="ar"/>
         </w:rPr>
         <w:t xml:space="preserve"> </w:t>
@@ -1638,31 +1588,31 @@
         <w:widowControl w:val="0"/>
         <w:suppressLineNumbers w:val="0"/>
         <w:spacing w:before="0" w:beforeAutospacing="0" w:after="0" w:afterAutospacing="0"/>
-        <w:ind w:left="0" w:right="0"/>
-        <w:jc w:val="center"/>
-        <w:rPr>
-          <w:rFonts w:hint="eastAsia" w:ascii="Calibri" w:hAnsi="Calibri" w:eastAsia="宋体" w:cs="Times New Roman"/>
-          <w:kern w:val="2"/>
-          <w:sz w:val="21"/>
-          <w:szCs w:val="21"/>
-        </w:rPr>
-      </w:pPr>
-      <w:r>
-        <w:rPr>
-          <w:rFonts w:hint="eastAsia" w:ascii="宋体" w:hAnsi="宋体" w:eastAsia="宋体" w:cs="宋体"/>
-          <w:kern w:val="2"/>
-          <w:sz w:val="21"/>
-          <w:szCs w:val="21"/>
+        <w:ind w:left="0" w:right="0" w:firstLine="560" w:firstLineChars="200"/>
+        <w:jc w:val="center"/>
+        <w:rPr>
+          <w:rFonts w:hint="eastAsia" w:ascii="宋体" w:hAnsi="宋体" w:eastAsia="宋体" w:cs="宋体"/>
+          <w:kern w:val="2"/>
+          <w:sz w:val="28"/>
+          <w:szCs w:val="28"/>
+        </w:rPr>
+      </w:pPr>
+      <w:r>
+        <w:rPr>
+          <w:rFonts w:hint="eastAsia" w:ascii="宋体" w:hAnsi="宋体" w:eastAsia="宋体" w:cs="宋体"/>
+          <w:kern w:val="2"/>
+          <w:sz w:val="28"/>
+          <w:szCs w:val="28"/>
           <w:lang w:val="en-US" w:eastAsia="zh-CN" w:bidi="ar"/>
         </w:rPr>
         <w:t>图</w:t>
       </w:r>
       <w:r>
         <w:rPr>
-          <w:rFonts w:hint="default" w:ascii="Calibri" w:hAnsi="Calibri" w:eastAsia="宋体" w:cs="Calibri"/>
-          <w:kern w:val="2"/>
-          <w:sz w:val="21"/>
-          <w:szCs w:val="21"/>
+          <w:rFonts w:hint="eastAsia" w:ascii="宋体" w:hAnsi="宋体" w:eastAsia="宋体" w:cs="宋体"/>
+          <w:kern w:val="2"/>
+          <w:sz w:val="28"/>
+          <w:szCs w:val="28"/>
           <w:lang w:val="en-US" w:eastAsia="zh-CN" w:bidi="ar"/>
         </w:rPr>
         <w:t xml:space="preserve">5.2 </w:t>
@@ -1671,72 +1621,45 @@
         <w:rPr>
           <w:rFonts w:hint="eastAsia" w:ascii="宋体" w:hAnsi="宋体" w:eastAsia="宋体" w:cs="宋体"/>
           <w:kern w:val="2"/>
-          <w:sz w:val="21"/>
-          <w:szCs w:val="21"/>
+          <w:sz w:val="28"/>
+          <w:szCs w:val="28"/>
           <w:lang w:val="en-US" w:eastAsia="zh-CN" w:bidi="ar"/>
         </w:rPr>
         <w:t>填入</w:t>
       </w:r>
       <w:r>
         <w:rPr>
-          <w:rFonts w:hint="default" w:ascii="Calibri" w:hAnsi="Calibri" w:eastAsia="宋体" w:cs="Calibri"/>
-          <w:kern w:val="2"/>
-          <w:sz w:val="21"/>
-          <w:szCs w:val="21"/>
-          <w:lang w:val="en-US" w:eastAsia="zh-CN" w:bidi="ar"/>
-        </w:rPr>
-        <w:t>API KEY</w:t>
-      </w:r>
-    </w:p>
-    <w:p>
-      <w:pPr>
-        <w:keepNext w:val="0"/>
-        <w:keepLines w:val="0"/>
-        <w:widowControl w:val="0"/>
-        <w:suppressLineNumbers w:val="0"/>
-        <w:spacing w:before="0" w:beforeAutospacing="0" w:after="0" w:afterAutospacing="0"/>
-        <w:ind w:left="0" w:right="0"/>
-        <w:jc w:val="center"/>
-        <w:rPr>
-          <w:rFonts w:hint="eastAsia" w:ascii="Calibri" w:hAnsi="Calibri" w:eastAsia="宋体" w:cs="Times New Roman"/>
-          <w:kern w:val="2"/>
-          <w:sz w:val="21"/>
-          <w:szCs w:val="21"/>
-        </w:rPr>
-      </w:pPr>
-      <w:r>
-        <w:rPr>
-          <w:rFonts w:hint="eastAsia" w:ascii="Calibri" w:hAnsi="Calibri" w:eastAsia="宋体" w:cs="Times New Roman"/>
-          <w:kern w:val="2"/>
-          <w:sz w:val="21"/>
-          <w:szCs w:val="21"/>
-          <w:lang w:val="en-US" w:eastAsia="zh-CN" w:bidi="ar"/>
-        </w:rPr>
-        <w:t xml:space="preserve"> </w:t>
-      </w:r>
-    </w:p>
-    <w:p>
-      <w:pPr>
-        <w:keepNext w:val="0"/>
-        <w:keepLines w:val="0"/>
-        <w:widowControl w:val="0"/>
-        <w:suppressLineNumbers w:val="0"/>
-        <w:spacing w:before="0" w:beforeAutospacing="0" w:after="0" w:afterAutospacing="0"/>
-        <w:ind w:left="0" w:right="0"/>
-        <w:jc w:val="center"/>
-        <w:rPr>
-          <w:rFonts w:hint="default" w:ascii="Calibri" w:hAnsi="Calibri" w:eastAsia="宋体" w:cs="Times New Roman"/>
-          <w:kern w:val="2"/>
-          <w:sz w:val="21"/>
-          <w:szCs w:val="21"/>
-        </w:rPr>
-      </w:pPr>
-      <w:r>
-        <w:rPr>
-          <w:rFonts w:hint="default" w:ascii="Calibri" w:hAnsi="Calibri" w:eastAsia="宋体" w:cs="Times New Roman"/>
-          <w:kern w:val="2"/>
-          <w:sz w:val="21"/>
-          <w:szCs w:val="21"/>
+          <w:rFonts w:hint="eastAsia" w:ascii="宋体" w:hAnsi="宋体" w:eastAsia="宋体" w:cs="宋体"/>
+          <w:kern w:val="2"/>
+          <w:sz w:val="28"/>
+          <w:szCs w:val="28"/>
+          <w:lang w:val="en-US" w:eastAsia="zh-CN" w:bidi="ar"/>
+        </w:rPr>
+        <w:t xml:space="preserve">API KEY </w:t>
+      </w:r>
+    </w:p>
+    <w:p>
+      <w:pPr>
+        <w:keepNext w:val="0"/>
+        <w:keepLines w:val="0"/>
+        <w:widowControl w:val="0"/>
+        <w:suppressLineNumbers w:val="0"/>
+        <w:spacing w:before="0" w:beforeAutospacing="0" w:after="0" w:afterAutospacing="0"/>
+        <w:ind w:left="0" w:right="0" w:firstLine="560" w:firstLineChars="200"/>
+        <w:jc w:val="center"/>
+        <w:rPr>
+          <w:rFonts w:hint="eastAsia" w:ascii="宋体" w:hAnsi="宋体" w:eastAsia="宋体" w:cs="宋体"/>
+          <w:kern w:val="2"/>
+          <w:sz w:val="28"/>
+          <w:szCs w:val="28"/>
+        </w:rPr>
+      </w:pPr>
+      <w:r>
+        <w:rPr>
+          <w:rFonts w:hint="eastAsia" w:ascii="宋体" w:hAnsi="宋体" w:eastAsia="宋体" w:cs="宋体"/>
+          <w:kern w:val="2"/>
+          <w:sz w:val="28"/>
+          <w:szCs w:val="28"/>
           <w:lang w:val="en-US" w:eastAsia="zh-CN" w:bidi="ar"/>
         </w:rPr>
         <w:drawing>
@@ -1783,10 +1706,10 @@
       </w:r>
       <w:r>
         <w:rPr>
-          <w:rFonts w:hint="default" w:ascii="Calibri" w:hAnsi="Calibri" w:eastAsia="宋体" w:cs="Times New Roman"/>
-          <w:kern w:val="2"/>
-          <w:sz w:val="21"/>
-          <w:szCs w:val="21"/>
+          <w:rFonts w:hint="eastAsia" w:ascii="宋体" w:hAnsi="宋体" w:eastAsia="宋体" w:cs="宋体"/>
+          <w:kern w:val="2"/>
+          <w:sz w:val="28"/>
+          <w:szCs w:val="28"/>
           <w:lang w:val="en-US" w:eastAsia="zh-CN" w:bidi="ar"/>
         </w:rPr>
         <w:t xml:space="preserve"> </w:t>
@@ -1799,31 +1722,32 @@
         <w:widowControl w:val="0"/>
         <w:suppressLineNumbers w:val="0"/>
         <w:spacing w:before="0" w:beforeAutospacing="0" w:after="0" w:afterAutospacing="0"/>
-        <w:ind w:left="0" w:right="0"/>
-        <w:jc w:val="center"/>
-        <w:rPr>
-          <w:rFonts w:hint="eastAsia" w:ascii="Calibri" w:hAnsi="Calibri" w:eastAsia="宋体" w:cs="Times New Roman"/>
-          <w:kern w:val="2"/>
-          <w:sz w:val="21"/>
-          <w:szCs w:val="21"/>
-        </w:rPr>
-      </w:pPr>
-      <w:r>
-        <w:rPr>
-          <w:rFonts w:hint="eastAsia" w:ascii="宋体" w:hAnsi="宋体" w:eastAsia="宋体" w:cs="宋体"/>
-          <w:kern w:val="2"/>
-          <w:sz w:val="21"/>
-          <w:szCs w:val="21"/>
+        <w:ind w:left="0" w:right="0" w:firstLine="560" w:firstLineChars="200"/>
+        <w:jc w:val="center"/>
+        <w:rPr>
+          <w:rFonts w:hint="eastAsia" w:ascii="宋体" w:hAnsi="宋体" w:eastAsia="宋体" w:cs="宋体"/>
+          <w:kern w:val="2"/>
+          <w:sz w:val="28"/>
+          <w:szCs w:val="28"/>
+          <w:lang w:val="en-US" w:eastAsia="zh-CN" w:bidi="ar"/>
+        </w:rPr>
+      </w:pPr>
+      <w:r>
+        <w:rPr>
+          <w:rFonts w:hint="eastAsia" w:ascii="宋体" w:hAnsi="宋体" w:eastAsia="宋体" w:cs="宋体"/>
+          <w:kern w:val="2"/>
+          <w:sz w:val="28"/>
+          <w:szCs w:val="28"/>
           <w:lang w:val="en-US" w:eastAsia="zh-CN" w:bidi="ar"/>
         </w:rPr>
         <w:t>图</w:t>
       </w:r>
       <w:r>
         <w:rPr>
-          <w:rFonts w:hint="default" w:ascii="Calibri" w:hAnsi="Calibri" w:eastAsia="宋体" w:cs="Calibri"/>
-          <w:kern w:val="2"/>
-          <w:sz w:val="21"/>
-          <w:szCs w:val="21"/>
+          <w:rFonts w:hint="eastAsia" w:ascii="宋体" w:hAnsi="宋体" w:eastAsia="宋体" w:cs="宋体"/>
+          <w:kern w:val="2"/>
+          <w:sz w:val="28"/>
+          <w:szCs w:val="28"/>
           <w:lang w:val="en-US" w:eastAsia="zh-CN" w:bidi="ar"/>
         </w:rPr>
         <w:t xml:space="preserve">5.3 </w:t>
@@ -1832,18 +1756,18 @@
         <w:rPr>
           <w:rFonts w:hint="eastAsia" w:ascii="宋体" w:hAnsi="宋体" w:eastAsia="宋体" w:cs="宋体"/>
           <w:kern w:val="2"/>
-          <w:sz w:val="21"/>
-          <w:szCs w:val="21"/>
+          <w:sz w:val="28"/>
+          <w:szCs w:val="28"/>
           <w:lang w:val="en-US" w:eastAsia="zh-CN" w:bidi="ar"/>
         </w:rPr>
         <w:t>验证</w:t>
       </w:r>
       <w:r>
         <w:rPr>
-          <w:rFonts w:hint="default" w:ascii="Calibri" w:hAnsi="Calibri" w:eastAsia="宋体" w:cs="Calibri"/>
-          <w:kern w:val="2"/>
-          <w:sz w:val="21"/>
-          <w:szCs w:val="21"/>
+          <w:rFonts w:hint="eastAsia" w:ascii="宋体" w:hAnsi="宋体" w:eastAsia="宋体" w:cs="宋体"/>
+          <w:kern w:val="2"/>
+          <w:sz w:val="28"/>
+          <w:szCs w:val="28"/>
           <w:lang w:val="en-US" w:eastAsia="zh-CN" w:bidi="ar"/>
         </w:rPr>
         <w:t>..env</w:t>
@@ -1852,12 +1776,30 @@
         <w:rPr>
           <w:rFonts w:hint="eastAsia" w:ascii="宋体" w:hAnsi="宋体" w:eastAsia="宋体" w:cs="宋体"/>
           <w:kern w:val="2"/>
-          <w:sz w:val="21"/>
-          <w:szCs w:val="21"/>
+          <w:sz w:val="28"/>
+          <w:szCs w:val="28"/>
           <w:lang w:val="en-US" w:eastAsia="zh-CN" w:bidi="ar"/>
         </w:rPr>
         <w:t>在排除名单</w:t>
       </w:r>
+    </w:p>
+    <w:p>
+      <w:pPr>
+        <w:keepNext w:val="0"/>
+        <w:keepLines w:val="0"/>
+        <w:widowControl w:val="0"/>
+        <w:suppressLineNumbers w:val="0"/>
+        <w:spacing w:before="0" w:beforeAutospacing="0" w:after="0" w:afterAutospacing="0"/>
+        <w:ind w:right="0"/>
+        <w:jc w:val="both"/>
+        <w:rPr>
+          <w:rFonts w:hint="eastAsia" w:ascii="宋体" w:hAnsi="宋体" w:eastAsia="宋体" w:cs="宋体"/>
+          <w:kern w:val="2"/>
+          <w:sz w:val="28"/>
+          <w:szCs w:val="28"/>
+          <w:lang w:val="en-US" w:eastAsia="zh-CN" w:bidi="ar"/>
+        </w:rPr>
+      </w:pPr>
     </w:p>
     <w:p>
       <w:pPr>
@@ -1870,10 +1812,10 @@
         </w:numPr>
         <w:suppressLineNumbers w:val="0"/>
         <w:spacing w:before="0" w:beforeAutospacing="0" w:after="0" w:afterAutospacing="0"/>
-        <w:ind w:left="0" w:right="0"/>
+        <w:ind w:left="0" w:right="0" w:firstLine="560" w:firstLineChars="200"/>
         <w:jc w:val="both"/>
         <w:rPr>
-          <w:rFonts w:hint="eastAsia" w:ascii="Calibri" w:hAnsi="Calibri" w:eastAsia="宋体" w:cs="Times New Roman"/>
+          <w:rFonts w:hint="eastAsia" w:ascii="宋体" w:hAnsi="宋体" w:eastAsia="宋体" w:cs="宋体"/>
           <w:kern w:val="2"/>
           <w:sz w:val="28"/>
           <w:szCs w:val="28"/>
@@ -1891,7 +1833,7 @@
       </w:r>
       <w:r>
         <w:rPr>
-          <w:rFonts w:hint="default" w:ascii="Calibri" w:hAnsi="Calibri" w:eastAsia="宋体" w:cs="Calibri"/>
+          <w:rFonts w:hint="eastAsia" w:ascii="宋体" w:hAnsi="宋体" w:eastAsia="宋体" w:cs="宋体"/>
           <w:kern w:val="2"/>
           <w:sz w:val="28"/>
           <w:szCs w:val="28"/>
@@ -1917,18 +1859,19 @@
         <w:widowControl w:val="0"/>
         <w:suppressLineNumbers w:val="0"/>
         <w:spacing w:before="0" w:beforeAutospacing="0" w:after="0" w:afterAutospacing="0"/>
-        <w:ind w:left="0" w:right="0" w:firstLine="420" w:firstLineChars="0"/>
-        <w:jc w:val="both"/>
-        <w:rPr>
-          <w:rFonts w:hint="default" w:ascii="Calibri" w:hAnsi="Calibri" w:eastAsia="宋体" w:cs="Times New Roman"/>
-          <w:kern w:val="2"/>
-          <w:sz w:val="21"/>
-          <w:szCs w:val="21"/>
-        </w:rPr>
-      </w:pPr>
-      <w:r>
-        <w:rPr>
-          <w:rFonts w:hint="default" w:ascii="Calibri" w:hAnsi="Calibri" w:eastAsia="宋体" w:cs="Calibri"/>
+        <w:ind w:right="0" w:firstLine="560" w:firstLineChars="200"/>
+        <w:jc w:val="left"/>
+        <w:rPr>
+          <w:rFonts w:hint="eastAsia" w:ascii="宋体" w:hAnsi="宋体" w:eastAsia="宋体" w:cs="宋体"/>
+          <w:kern w:val="2"/>
+          <w:sz w:val="28"/>
+          <w:szCs w:val="28"/>
+          <w:lang w:val="en-US" w:eastAsia="zh-CN" w:bidi="ar"/>
+        </w:rPr>
+      </w:pPr>
+      <w:r>
+        <w:rPr>
+          <w:rFonts w:hint="eastAsia" w:ascii="宋体" w:hAnsi="宋体" w:eastAsia="宋体" w:cs="宋体"/>
           <w:kern w:val="2"/>
           <w:sz w:val="28"/>
           <w:szCs w:val="28"/>
@@ -1948,7 +1891,7 @@
       </w:r>
       <w:r>
         <w:rPr>
-          <w:rFonts w:hint="default" w:ascii="Calibri" w:hAnsi="Calibri" w:eastAsia="宋体" w:cs="Calibri"/>
+          <w:rFonts w:hint="eastAsia" w:ascii="宋体" w:hAnsi="宋体" w:eastAsia="宋体" w:cs="宋体"/>
           <w:kern w:val="2"/>
           <w:sz w:val="28"/>
           <w:szCs w:val="28"/>
@@ -1968,7 +1911,7 @@
       </w:r>
       <w:r>
         <w:rPr>
-          <w:rFonts w:hint="default" w:ascii="Calibri" w:hAnsi="Calibri" w:eastAsia="宋体" w:cs="Calibri"/>
+          <w:rFonts w:hint="eastAsia" w:ascii="宋体" w:hAnsi="宋体" w:eastAsia="宋体" w:cs="宋体"/>
           <w:kern w:val="2"/>
           <w:sz w:val="28"/>
           <w:szCs w:val="28"/>
@@ -1988,7 +1931,7 @@
       </w:r>
       <w:r>
         <w:rPr>
-          <w:rFonts w:hint="default" w:ascii="Calibri" w:hAnsi="Calibri" w:eastAsia="宋体" w:cs="Calibri"/>
+          <w:rFonts w:hint="eastAsia" w:ascii="宋体" w:hAnsi="宋体" w:eastAsia="宋体" w:cs="宋体"/>
           <w:kern w:val="2"/>
           <w:sz w:val="28"/>
           <w:szCs w:val="28"/>
@@ -2008,7 +1951,7 @@
       </w:r>
       <w:r>
         <w:rPr>
-          <w:rFonts w:hint="default" w:ascii="Calibri" w:hAnsi="Calibri" w:eastAsia="宋体" w:cs="Calibri"/>
+          <w:rFonts w:hint="eastAsia" w:ascii="宋体" w:hAnsi="宋体" w:eastAsia="宋体" w:cs="宋体"/>
           <w:kern w:val="2"/>
           <w:sz w:val="28"/>
           <w:szCs w:val="28"/>
@@ -2026,22 +1969,30 @@
         </w:rPr>
         <w:t>方</w:t>
       </w:r>
-      <w:r>
-        <w:rPr>
-          <w:rFonts w:hint="eastAsia" w:ascii="Calibri" w:hAnsi="Calibri" w:eastAsia="宋体" w:cs="Times New Roman"/>
-          <w:kern w:val="2"/>
-          <w:sz w:val="28"/>
-          <w:szCs w:val="28"/>
-          <w:lang w:val="en-US" w:eastAsia="zh-CN" w:bidi="ar"/>
-        </w:rPr>
-        <w:br w:type="textWrapping"/>
-      </w:r>
-      <w:r>
-        <w:rPr>
-          <w:rFonts w:hint="default" w:ascii="Calibri" w:hAnsi="Calibri" w:eastAsia="宋体" w:cs="Times New Roman"/>
-          <w:kern w:val="2"/>
-          <w:sz w:val="21"/>
-          <w:szCs w:val="21"/>
+    </w:p>
+    <w:p>
+      <w:pPr>
+        <w:keepNext w:val="0"/>
+        <w:keepLines w:val="0"/>
+        <w:widowControl w:val="0"/>
+        <w:suppressLineNumbers w:val="0"/>
+        <w:spacing w:before="0" w:beforeAutospacing="0" w:after="0" w:afterAutospacing="0"/>
+        <w:ind w:right="0" w:firstLine="560" w:firstLineChars="200"/>
+        <w:jc w:val="center"/>
+        <w:rPr>
+          <w:rFonts w:hint="eastAsia" w:ascii="宋体" w:hAnsi="宋体" w:eastAsia="宋体" w:cs="宋体"/>
+          <w:kern w:val="2"/>
+          <w:sz w:val="28"/>
+          <w:szCs w:val="28"/>
+          <w:lang w:val="en-US" w:eastAsia="zh-CN" w:bidi="ar"/>
+        </w:rPr>
+      </w:pPr>
+      <w:r>
+        <w:rPr>
+          <w:rFonts w:hint="eastAsia" w:ascii="宋体" w:hAnsi="宋体" w:eastAsia="宋体" w:cs="宋体"/>
+          <w:kern w:val="2"/>
+          <w:sz w:val="28"/>
+          <w:szCs w:val="28"/>
           <w:lang w:val="en-US" w:eastAsia="zh-CN" w:bidi="ar"/>
         </w:rPr>
         <w:drawing>
@@ -2094,57 +2045,38 @@
         <w:widowControl w:val="0"/>
         <w:suppressLineNumbers w:val="0"/>
         <w:spacing w:before="0" w:beforeAutospacing="0" w:after="0" w:afterAutospacing="0"/>
-        <w:ind w:left="0" w:right="0"/>
-        <w:jc w:val="center"/>
-        <w:rPr>
-          <w:rFonts w:hint="default" w:ascii="Calibri" w:hAnsi="Calibri" w:eastAsia="宋体" w:cs="Times New Roman"/>
-          <w:kern w:val="2"/>
-          <w:sz w:val="21"/>
-          <w:szCs w:val="21"/>
-        </w:rPr>
-      </w:pPr>
-      <w:r>
-        <w:rPr>
-          <w:rFonts w:hint="eastAsia" w:ascii="宋体" w:hAnsi="宋体" w:eastAsia="宋体" w:cs="宋体"/>
-          <w:kern w:val="2"/>
-          <w:sz w:val="21"/>
-          <w:szCs w:val="21"/>
-          <w:lang w:val="en-US" w:eastAsia="zh-CN" w:bidi="ar"/>
-        </w:rPr>
-        <w:t>图</w:t>
-      </w:r>
-      <w:r>
-        <w:rPr>
-          <w:rFonts w:hint="default" w:ascii="Calibri" w:hAnsi="Calibri" w:eastAsia="宋体" w:cs="Calibri"/>
-          <w:kern w:val="2"/>
-          <w:sz w:val="21"/>
-          <w:szCs w:val="21"/>
-          <w:lang w:val="en-US" w:eastAsia="zh-CN" w:bidi="ar"/>
-        </w:rPr>
-        <w:t xml:space="preserve">6.1.1 </w:t>
-      </w:r>
-      <w:r>
-        <w:rPr>
-          <w:rFonts w:hint="eastAsia" w:ascii="宋体" w:hAnsi="宋体" w:eastAsia="宋体" w:cs="宋体"/>
-          <w:kern w:val="2"/>
-          <w:sz w:val="21"/>
-          <w:szCs w:val="21"/>
-          <w:lang w:val="en-US" w:eastAsia="zh-CN" w:bidi="ar"/>
-        </w:rPr>
-        <w:t>报错</w:t>
-      </w:r>
-    </w:p>
-    <w:p>
-      <w:pPr>
-        <w:keepNext w:val="0"/>
-        <w:keepLines w:val="0"/>
-        <w:widowControl w:val="0"/>
-        <w:suppressLineNumbers w:val="0"/>
-        <w:spacing w:before="0" w:beforeAutospacing="0" w:after="0" w:afterAutospacing="0"/>
-        <w:ind w:left="420" w:leftChars="0" w:right="0" w:firstLine="420" w:firstLineChars="0"/>
+        <w:ind w:right="0" w:firstLine="560" w:firstLineChars="200"/>
+        <w:jc w:val="center"/>
+        <w:rPr>
+          <w:rFonts w:hint="eastAsia" w:ascii="宋体" w:hAnsi="宋体" w:eastAsia="宋体" w:cs="宋体"/>
+          <w:kern w:val="2"/>
+          <w:sz w:val="28"/>
+          <w:szCs w:val="28"/>
+          <w:lang w:val="en-US" w:eastAsia="zh-CN" w:bidi="ar"/>
+        </w:rPr>
+      </w:pPr>
+      <w:r>
+        <w:rPr>
+          <w:rFonts w:hint="eastAsia" w:ascii="宋体" w:hAnsi="宋体" w:eastAsia="宋体" w:cs="宋体"/>
+          <w:kern w:val="2"/>
+          <w:sz w:val="28"/>
+          <w:szCs w:val="28"/>
+          <w:lang w:val="en-US" w:eastAsia="zh-CN" w:bidi="ar"/>
+        </w:rPr>
+        <w:t>图6.1.1 报错</w:t>
+      </w:r>
+    </w:p>
+    <w:p>
+      <w:pPr>
+        <w:keepNext w:val="0"/>
+        <w:keepLines w:val="0"/>
+        <w:widowControl w:val="0"/>
+        <w:suppressLineNumbers w:val="0"/>
+        <w:spacing w:before="0" w:beforeAutospacing="0" w:after="0" w:afterAutospacing="0"/>
+        <w:ind w:right="0" w:firstLine="1120" w:firstLineChars="400"/>
         <w:jc w:val="both"/>
         <w:rPr>
-          <w:rFonts w:hint="eastAsia" w:ascii="Calibri" w:hAnsi="Calibri" w:eastAsia="宋体" w:cs="Times New Roman"/>
+          <w:rFonts w:hint="eastAsia" w:ascii="宋体" w:hAnsi="宋体" w:eastAsia="宋体" w:cs="宋体"/>
           <w:kern w:val="2"/>
           <w:sz w:val="28"/>
           <w:szCs w:val="28"/>
@@ -2162,7 +2094,7 @@
       </w:r>
       <w:r>
         <w:rPr>
-          <w:rFonts w:hint="default" w:ascii="Calibri" w:hAnsi="Calibri" w:eastAsia="宋体" w:cs="Calibri"/>
+          <w:rFonts w:hint="eastAsia" w:ascii="宋体" w:hAnsi="宋体" w:eastAsia="宋体" w:cs="宋体"/>
           <w:kern w:val="2"/>
           <w:sz w:val="28"/>
           <w:szCs w:val="28"/>
@@ -2188,21 +2120,21 @@
         <w:widowControl w:val="0"/>
         <w:suppressLineNumbers w:val="0"/>
         <w:spacing w:before="0" w:beforeAutospacing="0" w:after="0" w:afterAutospacing="0"/>
-        <w:ind w:left="0" w:right="0"/>
-        <w:jc w:val="center"/>
-        <w:rPr>
-          <w:rFonts w:hint="default" w:ascii="Calibri" w:hAnsi="Calibri" w:eastAsia="宋体" w:cs="Times New Roman"/>
-          <w:kern w:val="2"/>
-          <w:sz w:val="21"/>
-          <w:szCs w:val="21"/>
-        </w:rPr>
-      </w:pPr>
-      <w:r>
-        <w:rPr>
-          <w:rFonts w:hint="default" w:ascii="Calibri" w:hAnsi="Calibri" w:eastAsia="宋体" w:cs="Times New Roman"/>
-          <w:kern w:val="2"/>
-          <w:sz w:val="21"/>
-          <w:szCs w:val="21"/>
+        <w:ind w:left="0" w:right="0" w:firstLine="560" w:firstLineChars="200"/>
+        <w:jc w:val="center"/>
+        <w:rPr>
+          <w:rFonts w:hint="eastAsia" w:ascii="宋体" w:hAnsi="宋体" w:eastAsia="宋体" w:cs="宋体"/>
+          <w:kern w:val="2"/>
+          <w:sz w:val="28"/>
+          <w:szCs w:val="28"/>
+        </w:rPr>
+      </w:pPr>
+      <w:r>
+        <w:rPr>
+          <w:rFonts w:hint="eastAsia" w:ascii="宋体" w:hAnsi="宋体" w:eastAsia="宋体" w:cs="宋体"/>
+          <w:kern w:val="2"/>
+          <w:sz w:val="28"/>
+          <w:szCs w:val="28"/>
           <w:lang w:val="en-US" w:eastAsia="zh-CN" w:bidi="ar"/>
         </w:rPr>
         <w:drawing>
@@ -2249,10 +2181,10 @@
       </w:r>
       <w:r>
         <w:rPr>
-          <w:rFonts w:hint="default" w:ascii="Calibri" w:hAnsi="Calibri" w:eastAsia="宋体" w:cs="Times New Roman"/>
-          <w:kern w:val="2"/>
-          <w:sz w:val="21"/>
-          <w:szCs w:val="21"/>
+          <w:rFonts w:hint="eastAsia" w:ascii="宋体" w:hAnsi="宋体" w:eastAsia="宋体" w:cs="宋体"/>
+          <w:kern w:val="2"/>
+          <w:sz w:val="28"/>
+          <w:szCs w:val="28"/>
           <w:lang w:val="en-US" w:eastAsia="zh-CN" w:bidi="ar"/>
         </w:rPr>
         <w:t xml:space="preserve"> </w:t>
@@ -2265,31 +2197,31 @@
         <w:widowControl w:val="0"/>
         <w:suppressLineNumbers w:val="0"/>
         <w:spacing w:before="0" w:beforeAutospacing="0" w:after="0" w:afterAutospacing="0"/>
-        <w:ind w:left="0" w:right="0"/>
-        <w:jc w:val="center"/>
-        <w:rPr>
-          <w:rFonts w:hint="default" w:ascii="Calibri" w:hAnsi="Calibri" w:eastAsia="宋体" w:cs="Times New Roman"/>
-          <w:kern w:val="2"/>
-          <w:sz w:val="21"/>
-          <w:szCs w:val="21"/>
-        </w:rPr>
-      </w:pPr>
-      <w:r>
-        <w:rPr>
-          <w:rFonts w:hint="eastAsia" w:ascii="宋体" w:hAnsi="宋体" w:eastAsia="宋体" w:cs="宋体"/>
-          <w:kern w:val="2"/>
-          <w:sz w:val="21"/>
-          <w:szCs w:val="21"/>
+        <w:ind w:left="0" w:right="0" w:firstLine="560" w:firstLineChars="200"/>
+        <w:jc w:val="center"/>
+        <w:rPr>
+          <w:rFonts w:hint="eastAsia" w:ascii="宋体" w:hAnsi="宋体" w:eastAsia="宋体" w:cs="宋体"/>
+          <w:kern w:val="2"/>
+          <w:sz w:val="28"/>
+          <w:szCs w:val="28"/>
+        </w:rPr>
+      </w:pPr>
+      <w:r>
+        <w:rPr>
+          <w:rFonts w:hint="eastAsia" w:ascii="宋体" w:hAnsi="宋体" w:eastAsia="宋体" w:cs="宋体"/>
+          <w:kern w:val="2"/>
+          <w:sz w:val="28"/>
+          <w:szCs w:val="28"/>
           <w:lang w:val="en-US" w:eastAsia="zh-CN" w:bidi="ar"/>
         </w:rPr>
         <w:t>图</w:t>
       </w:r>
       <w:r>
         <w:rPr>
-          <w:rFonts w:hint="default" w:ascii="Calibri" w:hAnsi="Calibri" w:eastAsia="宋体" w:cs="Calibri"/>
-          <w:kern w:val="2"/>
-          <w:sz w:val="21"/>
-          <w:szCs w:val="21"/>
+          <w:rFonts w:hint="eastAsia" w:ascii="宋体" w:hAnsi="宋体" w:eastAsia="宋体" w:cs="宋体"/>
+          <w:kern w:val="2"/>
+          <w:sz w:val="28"/>
+          <w:szCs w:val="28"/>
           <w:lang w:val="en-US" w:eastAsia="zh-CN" w:bidi="ar"/>
         </w:rPr>
         <w:t xml:space="preserve">6.1.1 </w:t>
@@ -2298,8 +2230,8 @@
         <w:rPr>
           <w:rFonts w:hint="eastAsia" w:ascii="宋体" w:hAnsi="宋体" w:eastAsia="宋体" w:cs="宋体"/>
           <w:kern w:val="2"/>
-          <w:sz w:val="21"/>
-          <w:szCs w:val="21"/>
+          <w:sz w:val="28"/>
+          <w:szCs w:val="28"/>
           <w:lang w:val="en-US" w:eastAsia="zh-CN" w:bidi="ar"/>
         </w:rPr>
         <w:t>成功连接智普</w:t>
@@ -2312,7 +2244,7 @@
         <w:widowControl w:val="0"/>
         <w:suppressLineNumbers w:val="0"/>
         <w:spacing w:before="0" w:beforeAutospacing="0" w:after="0" w:afterAutospacing="0"/>
-        <w:ind w:left="0" w:right="0" w:firstLine="420" w:firstLineChars="0"/>
+        <w:ind w:left="0" w:right="0" w:firstLine="560" w:firstLineChars="200"/>
         <w:jc w:val="both"/>
         <w:rPr>
           <w:rFonts w:hint="eastAsia" w:ascii="宋体" w:hAnsi="宋体" w:eastAsia="宋体" w:cs="宋体"/>
@@ -2339,21 +2271,21 @@
         <w:widowControl w:val="0"/>
         <w:suppressLineNumbers w:val="0"/>
         <w:spacing w:before="0" w:beforeAutospacing="0" w:after="0" w:afterAutospacing="0"/>
-        <w:ind w:left="0" w:right="0"/>
+        <w:ind w:left="0" w:right="0" w:firstLine="560" w:firstLineChars="200"/>
         <w:jc w:val="both"/>
         <w:rPr>
-          <w:rFonts w:hint="default" w:ascii="Calibri" w:hAnsi="Calibri" w:eastAsia="宋体" w:cs="Times New Roman"/>
-          <w:kern w:val="2"/>
-          <w:sz w:val="21"/>
-          <w:szCs w:val="21"/>
-        </w:rPr>
-      </w:pPr>
-      <w:r>
-        <w:rPr>
-          <w:rFonts w:hint="default" w:ascii="Calibri" w:hAnsi="Calibri" w:eastAsia="宋体" w:cs="Times New Roman"/>
-          <w:kern w:val="2"/>
-          <w:sz w:val="21"/>
-          <w:szCs w:val="21"/>
+          <w:rFonts w:hint="eastAsia" w:ascii="宋体" w:hAnsi="宋体" w:eastAsia="宋体" w:cs="宋体"/>
+          <w:kern w:val="2"/>
+          <w:sz w:val="28"/>
+          <w:szCs w:val="28"/>
+        </w:rPr>
+      </w:pPr>
+      <w:r>
+        <w:rPr>
+          <w:rFonts w:hint="eastAsia" w:ascii="宋体" w:hAnsi="宋体" w:eastAsia="宋体" w:cs="宋体"/>
+          <w:kern w:val="2"/>
+          <w:sz w:val="28"/>
+          <w:szCs w:val="28"/>
           <w:lang w:val="en-US" w:eastAsia="zh-CN" w:bidi="ar"/>
         </w:rPr>
         <w:drawing>
@@ -2400,10 +2332,10 @@
       </w:r>
       <w:r>
         <w:rPr>
-          <w:rFonts w:hint="default" w:ascii="Calibri" w:hAnsi="Calibri" w:eastAsia="宋体" w:cs="Times New Roman"/>
-          <w:kern w:val="2"/>
-          <w:sz w:val="21"/>
-          <w:szCs w:val="21"/>
+          <w:rFonts w:hint="eastAsia" w:ascii="宋体" w:hAnsi="宋体" w:eastAsia="宋体" w:cs="宋体"/>
+          <w:kern w:val="2"/>
+          <w:sz w:val="28"/>
+          <w:szCs w:val="28"/>
           <w:lang w:val="en-US" w:eastAsia="zh-CN" w:bidi="ar"/>
         </w:rPr>
         <w:t xml:space="preserve"> </w:t>
@@ -2416,31 +2348,31 @@
         <w:widowControl w:val="0"/>
         <w:suppressLineNumbers w:val="0"/>
         <w:spacing w:before="0" w:beforeAutospacing="0" w:after="0" w:afterAutospacing="0"/>
-        <w:ind w:left="0" w:right="0"/>
-        <w:jc w:val="center"/>
-        <w:rPr>
-          <w:rFonts w:hint="default" w:ascii="Calibri" w:hAnsi="Calibri" w:eastAsia="宋体" w:cs="Times New Roman"/>
-          <w:kern w:val="2"/>
-          <w:sz w:val="21"/>
-          <w:szCs w:val="21"/>
-        </w:rPr>
-      </w:pPr>
-      <w:r>
-        <w:rPr>
-          <w:rFonts w:hint="eastAsia" w:ascii="宋体" w:hAnsi="宋体" w:eastAsia="宋体" w:cs="宋体"/>
-          <w:kern w:val="2"/>
-          <w:sz w:val="21"/>
-          <w:szCs w:val="21"/>
+        <w:ind w:left="0" w:right="0" w:firstLine="560" w:firstLineChars="200"/>
+        <w:jc w:val="center"/>
+        <w:rPr>
+          <w:rFonts w:hint="eastAsia" w:ascii="宋体" w:hAnsi="宋体" w:eastAsia="宋体" w:cs="宋体"/>
+          <w:kern w:val="2"/>
+          <w:sz w:val="28"/>
+          <w:szCs w:val="28"/>
+        </w:rPr>
+      </w:pPr>
+      <w:r>
+        <w:rPr>
+          <w:rFonts w:hint="eastAsia" w:ascii="宋体" w:hAnsi="宋体" w:eastAsia="宋体" w:cs="宋体"/>
+          <w:kern w:val="2"/>
+          <w:sz w:val="28"/>
+          <w:szCs w:val="28"/>
           <w:lang w:val="en-US" w:eastAsia="zh-CN" w:bidi="ar"/>
         </w:rPr>
         <w:t>图</w:t>
       </w:r>
       <w:r>
         <w:rPr>
-          <w:rFonts w:hint="default" w:ascii="Calibri" w:hAnsi="Calibri" w:eastAsia="宋体" w:cs="Calibri"/>
-          <w:kern w:val="2"/>
-          <w:sz w:val="21"/>
-          <w:szCs w:val="21"/>
+          <w:rFonts w:hint="eastAsia" w:ascii="宋体" w:hAnsi="宋体" w:eastAsia="宋体" w:cs="宋体"/>
+          <w:kern w:val="2"/>
+          <w:sz w:val="28"/>
+          <w:szCs w:val="28"/>
           <w:lang w:val="en-US" w:eastAsia="zh-CN" w:bidi="ar"/>
         </w:rPr>
         <w:t xml:space="preserve">6.2.1 </w:t>
@@ -2449,8 +2381,8 @@
         <w:rPr>
           <w:rFonts w:hint="eastAsia" w:ascii="宋体" w:hAnsi="宋体" w:eastAsia="宋体" w:cs="宋体"/>
           <w:kern w:val="2"/>
-          <w:sz w:val="21"/>
-          <w:szCs w:val="21"/>
+          <w:sz w:val="28"/>
+          <w:szCs w:val="28"/>
           <w:lang w:val="en-US" w:eastAsia="zh-CN" w:bidi="ar"/>
         </w:rPr>
         <w:t>报错</w:t>
@@ -2463,148 +2395,49 @@
         <w:widowControl w:val="0"/>
         <w:suppressLineNumbers w:val="0"/>
         <w:spacing w:before="0" w:beforeAutospacing="0" w:after="0" w:afterAutospacing="0"/>
-        <w:ind w:left="2298" w:leftChars="400" w:right="0" w:hanging="1458" w:hangingChars="521"/>
+        <w:ind w:right="0" w:firstLine="1120" w:firstLineChars="400"/>
         <w:jc w:val="both"/>
         <w:rPr>
-          <w:rFonts w:hint="eastAsia" w:ascii="Calibri" w:hAnsi="Calibri" w:eastAsia="宋体" w:cs="Times New Roman"/>
-          <w:kern w:val="2"/>
-          <w:sz w:val="21"/>
-          <w:szCs w:val="21"/>
-        </w:rPr>
-      </w:pPr>
-      <w:r>
-        <w:rPr>
-          <w:rFonts w:hint="eastAsia" w:ascii="宋体" w:hAnsi="宋体" w:eastAsia="宋体" w:cs="宋体"/>
-          <w:kern w:val="2"/>
-          <w:sz w:val="28"/>
-          <w:szCs w:val="28"/>
-          <w:lang w:val="en-US" w:eastAsia="zh-CN" w:bidi="ar"/>
-        </w:rPr>
-        <w:t xml:space="preserve"> 解决方式：修改</w:t>
-      </w:r>
-      <w:r>
-        <w:rPr>
-          <w:rFonts w:hint="default" w:ascii="Calibri" w:hAnsi="Calibri" w:eastAsia="宋体" w:cs="Calibri"/>
-          <w:kern w:val="2"/>
-          <w:sz w:val="28"/>
-          <w:szCs w:val="28"/>
-          <w:lang w:val="en-US" w:eastAsia="zh-CN" w:bidi="ar"/>
-        </w:rPr>
-        <w:t>chapter1/context/main.py</w:t>
-      </w:r>
-      <w:r>
-        <w:rPr>
-          <w:rFonts w:hint="eastAsia" w:ascii="宋体" w:hAnsi="宋体" w:eastAsia="宋体" w:cs="宋体"/>
-          <w:kern w:val="2"/>
-          <w:sz w:val="28"/>
-          <w:szCs w:val="28"/>
-          <w:lang w:val="en-US" w:eastAsia="zh-CN" w:bidi="ar"/>
-        </w:rPr>
-        <w:t>中两处</w:t>
-      </w:r>
-      <w:r>
-        <w:rPr>
-          <w:rFonts w:hint="default" w:ascii="Calibri" w:hAnsi="Calibri" w:eastAsia="宋体" w:cs="Calibri"/>
-          <w:kern w:val="2"/>
-          <w:sz w:val="28"/>
-          <w:szCs w:val="28"/>
-          <w:lang w:val="en-US" w:eastAsia="zh-CN" w:bidi="ar"/>
-        </w:rPr>
-        <w:t>(692</w:t>
-      </w:r>
-      <w:r>
-        <w:rPr>
-          <w:rFonts w:hint="eastAsia" w:ascii="宋体" w:hAnsi="宋体" w:eastAsia="宋体" w:cs="宋体"/>
-          <w:kern w:val="2"/>
-          <w:sz w:val="28"/>
-          <w:szCs w:val="28"/>
-          <w:lang w:val="en-US" w:eastAsia="zh-CN" w:bidi="ar"/>
-        </w:rPr>
-        <w:t>和</w:t>
-      </w:r>
-      <w:r>
-        <w:rPr>
-          <w:rFonts w:hint="default" w:ascii="Calibri" w:hAnsi="Calibri" w:eastAsia="宋体" w:cs="Calibri"/>
-          <w:kern w:val="2"/>
-          <w:sz w:val="28"/>
-          <w:szCs w:val="28"/>
-          <w:lang w:val="en-US" w:eastAsia="zh-CN" w:bidi="ar"/>
-        </w:rPr>
-        <w:t>1023</w:t>
-      </w:r>
-      <w:r>
-        <w:rPr>
-          <w:rFonts w:hint="eastAsia" w:ascii="宋体" w:hAnsi="宋体" w:eastAsia="宋体" w:cs="宋体"/>
-          <w:kern w:val="2"/>
-          <w:sz w:val="28"/>
-          <w:szCs w:val="28"/>
-          <w:lang w:val="en-US" w:eastAsia="zh-CN" w:bidi="ar"/>
-        </w:rPr>
-        <w:t>行</w:t>
-      </w:r>
-      <w:r>
-        <w:rPr>
-          <w:rFonts w:hint="default" w:ascii="Calibri" w:hAnsi="Calibri" w:eastAsia="宋体" w:cs="Calibri"/>
-          <w:kern w:val="2"/>
-          <w:sz w:val="28"/>
-          <w:szCs w:val="28"/>
-          <w:lang w:val="en-US" w:eastAsia="zh-CN" w:bidi="ar"/>
-        </w:rPr>
-        <w:t>)</w:t>
-      </w:r>
-      <w:r>
-        <w:rPr>
-          <w:rFonts w:hint="eastAsia" w:ascii="宋体" w:hAnsi="宋体" w:eastAsia="宋体" w:cs="宋体"/>
-          <w:kern w:val="2"/>
-          <w:sz w:val="28"/>
-          <w:szCs w:val="28"/>
-          <w:lang w:val="en-US" w:eastAsia="zh-CN" w:bidi="ar"/>
-        </w:rPr>
-        <w:t>关于</w:t>
-      </w:r>
-      <w:r>
-        <w:rPr>
-          <w:rFonts w:hint="default" w:ascii="Calibri" w:hAnsi="Calibri" w:eastAsia="宋体" w:cs="Calibri"/>
-          <w:kern w:val="2"/>
-          <w:sz w:val="28"/>
-          <w:szCs w:val="28"/>
-          <w:lang w:val="en-US" w:eastAsia="zh-CN" w:bidi="ar"/>
-        </w:rPr>
-        <w:t>create_sample_pdf.py</w:t>
-      </w:r>
-      <w:r>
-        <w:rPr>
-          <w:rFonts w:hint="eastAsia" w:ascii="宋体" w:hAnsi="宋体" w:eastAsia="宋体" w:cs="宋体"/>
-          <w:kern w:val="2"/>
-          <w:sz w:val="28"/>
-          <w:szCs w:val="28"/>
-          <w:lang w:val="en-US" w:eastAsia="zh-CN" w:bidi="ar"/>
-        </w:rPr>
-        <w:t>的路径代码为基于脚本自身位置的绝对路径</w:t>
-      </w:r>
-    </w:p>
-    <w:p>
-      <w:pPr>
-        <w:keepNext w:val="0"/>
-        <w:keepLines w:val="0"/>
-        <w:widowControl w:val="0"/>
-        <w:suppressLineNumbers w:val="0"/>
-        <w:spacing w:before="0" w:beforeAutospacing="0" w:after="0" w:afterAutospacing="0"/>
-        <w:ind w:left="0" w:right="0"/>
-        <w:jc w:val="center"/>
-        <w:rPr>
-          <w:rFonts w:hint="eastAsia" w:ascii="Calibri" w:hAnsi="Calibri" w:eastAsia="宋体" w:cs="Times New Roman"/>
-          <w:kern w:val="2"/>
-          <w:sz w:val="21"/>
-          <w:szCs w:val="21"/>
-        </w:rPr>
-      </w:pPr>
-      <w:r>
-        <w:rPr>
-          <w:rFonts w:hint="default" w:ascii="Calibri" w:hAnsi="Calibri" w:eastAsia="宋体" w:cs="Times New Roman"/>
-          <w:kern w:val="2"/>
-          <w:sz w:val="21"/>
-          <w:szCs w:val="21"/>
+          <w:rFonts w:hint="eastAsia" w:ascii="宋体" w:hAnsi="宋体" w:eastAsia="宋体" w:cs="宋体"/>
+          <w:kern w:val="2"/>
+          <w:sz w:val="28"/>
+          <w:szCs w:val="28"/>
+          <w:lang w:val="en-US" w:eastAsia="zh-CN" w:bidi="ar"/>
+        </w:rPr>
+      </w:pPr>
+      <w:r>
+        <w:rPr>
+          <w:rFonts w:hint="eastAsia" w:ascii="宋体" w:hAnsi="宋体" w:eastAsia="宋体" w:cs="宋体"/>
+          <w:kern w:val="2"/>
+          <w:sz w:val="28"/>
+          <w:szCs w:val="28"/>
+          <w:lang w:val="en-US" w:eastAsia="zh-CN" w:bidi="ar"/>
+        </w:rPr>
+        <w:t>解决方式：修改chapter1/context/main.py中两处(692和1023行)关于create_sample_pdf.py的路径代码为基于脚本自身位置的绝对路径</w:t>
+      </w:r>
+    </w:p>
+    <w:p>
+      <w:pPr>
+        <w:keepNext w:val="0"/>
+        <w:keepLines w:val="0"/>
+        <w:widowControl w:val="0"/>
+        <w:suppressLineNumbers w:val="0"/>
+        <w:spacing w:before="0" w:beforeAutospacing="0" w:after="0" w:afterAutospacing="0"/>
+        <w:ind w:left="0" w:right="0" w:firstLine="560" w:firstLineChars="200"/>
+        <w:jc w:val="center"/>
+        <w:rPr>
+          <w:rFonts w:hint="eastAsia" w:ascii="宋体" w:hAnsi="宋体" w:eastAsia="宋体" w:cs="宋体"/>
+          <w:kern w:val="2"/>
+          <w:sz w:val="28"/>
+          <w:szCs w:val="28"/>
+        </w:rPr>
+      </w:pPr>
+      <w:r>
+        <w:rPr>
+          <w:rFonts w:hint="eastAsia" w:ascii="宋体" w:hAnsi="宋体" w:eastAsia="宋体" w:cs="宋体"/>
+          <w:kern w:val="2"/>
+          <w:sz w:val="28"/>
+          <w:szCs w:val="28"/>
           <w:lang w:val="en-US" w:eastAsia="zh-CN" w:bidi="ar"/>
         </w:rPr>
         <w:drawing>
@@ -2651,10 +2484,10 @@
       </w:r>
       <w:r>
         <w:rPr>
-          <w:rFonts w:hint="eastAsia" w:ascii="Calibri" w:hAnsi="Calibri" w:eastAsia="宋体" w:cs="Times New Roman"/>
-          <w:kern w:val="2"/>
-          <w:sz w:val="21"/>
-          <w:szCs w:val="21"/>
+          <w:rFonts w:hint="eastAsia" w:ascii="宋体" w:hAnsi="宋体" w:eastAsia="宋体" w:cs="宋体"/>
+          <w:kern w:val="2"/>
+          <w:sz w:val="28"/>
+          <w:szCs w:val="28"/>
           <w:lang w:val="en-US" w:eastAsia="zh-CN" w:bidi="ar"/>
         </w:rPr>
         <w:t xml:space="preserve"> </w:t>
@@ -2667,31 +2500,32 @@
         <w:widowControl w:val="0"/>
         <w:suppressLineNumbers w:val="0"/>
         <w:spacing w:before="0" w:beforeAutospacing="0" w:after="0" w:afterAutospacing="0"/>
-        <w:ind w:left="0" w:right="0"/>
-        <w:jc w:val="center"/>
-        <w:rPr>
-          <w:rFonts w:hint="eastAsia" w:ascii="Calibri" w:hAnsi="Calibri" w:eastAsia="宋体" w:cs="Times New Roman"/>
-          <w:kern w:val="2"/>
-          <w:sz w:val="21"/>
-          <w:szCs w:val="21"/>
-        </w:rPr>
-      </w:pPr>
-      <w:r>
-        <w:rPr>
-          <w:rFonts w:hint="eastAsia" w:ascii="宋体" w:hAnsi="宋体" w:eastAsia="宋体" w:cs="宋体"/>
-          <w:kern w:val="2"/>
-          <w:sz w:val="21"/>
-          <w:szCs w:val="21"/>
+        <w:ind w:left="0" w:right="0" w:firstLine="560" w:firstLineChars="200"/>
+        <w:jc w:val="center"/>
+        <w:rPr>
+          <w:rFonts w:hint="eastAsia" w:ascii="宋体" w:hAnsi="宋体" w:eastAsia="宋体" w:cs="宋体"/>
+          <w:kern w:val="2"/>
+          <w:sz w:val="28"/>
+          <w:szCs w:val="28"/>
+          <w:lang w:val="en-US" w:eastAsia="zh-CN" w:bidi="ar"/>
+        </w:rPr>
+      </w:pPr>
+      <w:r>
+        <w:rPr>
+          <w:rFonts w:hint="eastAsia" w:ascii="宋体" w:hAnsi="宋体" w:eastAsia="宋体" w:cs="宋体"/>
+          <w:kern w:val="2"/>
+          <w:sz w:val="28"/>
+          <w:szCs w:val="28"/>
           <w:lang w:val="en-US" w:eastAsia="zh-CN" w:bidi="ar"/>
         </w:rPr>
         <w:t>图</w:t>
       </w:r>
       <w:r>
         <w:rPr>
-          <w:rFonts w:hint="default" w:ascii="Calibri" w:hAnsi="Calibri" w:eastAsia="宋体" w:cs="Calibri"/>
-          <w:kern w:val="2"/>
-          <w:sz w:val="21"/>
-          <w:szCs w:val="21"/>
+          <w:rFonts w:hint="eastAsia" w:ascii="宋体" w:hAnsi="宋体" w:eastAsia="宋体" w:cs="宋体"/>
+          <w:kern w:val="2"/>
+          <w:sz w:val="28"/>
+          <w:szCs w:val="28"/>
           <w:lang w:val="en-US" w:eastAsia="zh-CN" w:bidi="ar"/>
         </w:rPr>
         <w:t xml:space="preserve">6.2.2 </w:t>
@@ -2700,8 +2534,8 @@
         <w:rPr>
           <w:rFonts w:hint="eastAsia" w:ascii="宋体" w:hAnsi="宋体" w:eastAsia="宋体" w:cs="宋体"/>
           <w:kern w:val="2"/>
-          <w:sz w:val="21"/>
-          <w:szCs w:val="21"/>
+          <w:sz w:val="28"/>
+          <w:szCs w:val="28"/>
           <w:lang w:val="en-US" w:eastAsia="zh-CN" w:bidi="ar"/>
         </w:rPr>
         <w:t>处理</w:t>
@@ -2714,21 +2548,39 @@
         <w:widowControl w:val="0"/>
         <w:suppressLineNumbers w:val="0"/>
         <w:spacing w:before="0" w:beforeAutospacing="0" w:after="0" w:afterAutospacing="0"/>
-        <w:ind w:left="0" w:right="0"/>
-        <w:jc w:val="both"/>
-        <w:rPr>
-          <w:rFonts w:hint="default" w:ascii="Calibri" w:hAnsi="Calibri" w:eastAsia="宋体" w:cs="Times New Roman"/>
-          <w:kern w:val="2"/>
-          <w:sz w:val="21"/>
-          <w:szCs w:val="21"/>
-        </w:rPr>
-      </w:pPr>
-      <w:r>
-        <w:rPr>
-          <w:rFonts w:hint="default" w:ascii="Calibri" w:hAnsi="Calibri" w:eastAsia="宋体" w:cs="Times New Roman"/>
-          <w:kern w:val="2"/>
-          <w:sz w:val="21"/>
-          <w:szCs w:val="21"/>
+        <w:ind w:left="0" w:right="0" w:firstLine="560" w:firstLineChars="200"/>
+        <w:jc w:val="center"/>
+        <w:rPr>
+          <w:rFonts w:hint="eastAsia" w:ascii="宋体" w:hAnsi="宋体" w:eastAsia="宋体" w:cs="宋体"/>
+          <w:kern w:val="2"/>
+          <w:sz w:val="28"/>
+          <w:szCs w:val="28"/>
+          <w:lang w:val="en-US" w:eastAsia="zh-CN" w:bidi="ar"/>
+        </w:rPr>
+      </w:pPr>
+    </w:p>
+    <w:p>
+      <w:pPr>
+        <w:keepNext w:val="0"/>
+        <w:keepLines w:val="0"/>
+        <w:widowControl w:val="0"/>
+        <w:suppressLineNumbers w:val="0"/>
+        <w:spacing w:before="0" w:beforeAutospacing="0" w:after="0" w:afterAutospacing="0"/>
+        <w:ind w:left="0" w:right="0" w:firstLine="560" w:firstLineChars="200"/>
+        <w:jc w:val="center"/>
+        <w:rPr>
+          <w:rFonts w:hint="eastAsia" w:ascii="宋体" w:hAnsi="宋体" w:eastAsia="宋体" w:cs="宋体"/>
+          <w:kern w:val="2"/>
+          <w:sz w:val="28"/>
+          <w:szCs w:val="28"/>
+        </w:rPr>
+      </w:pPr>
+      <w:r>
+        <w:rPr>
+          <w:rFonts w:hint="eastAsia" w:ascii="宋体" w:hAnsi="宋体" w:eastAsia="宋体" w:cs="宋体"/>
+          <w:kern w:val="2"/>
+          <w:sz w:val="28"/>
+          <w:szCs w:val="28"/>
           <w:lang w:val="en-US" w:eastAsia="zh-CN" w:bidi="ar"/>
         </w:rPr>
         <w:drawing>
@@ -2773,49 +2625,40 @@
           </wp:inline>
         </w:drawing>
       </w:r>
-      <w:r>
-        <w:rPr>
-          <w:rFonts w:hint="default" w:ascii="Calibri" w:hAnsi="Calibri" w:eastAsia="宋体" w:cs="Times New Roman"/>
-          <w:kern w:val="2"/>
-          <w:sz w:val="21"/>
-          <w:szCs w:val="21"/>
-          <w:lang w:val="en-US" w:eastAsia="zh-CN" w:bidi="ar"/>
-        </w:rPr>
-        <w:t xml:space="preserve"> </w:t>
-      </w:r>
-    </w:p>
-    <w:p>
-      <w:pPr>
-        <w:keepNext w:val="0"/>
-        <w:keepLines w:val="0"/>
-        <w:widowControl w:val="0"/>
-        <w:suppressLineNumbers w:val="0"/>
-        <w:spacing w:before="0" w:beforeAutospacing="0" w:after="0" w:afterAutospacing="0"/>
-        <w:ind w:left="0" w:right="0"/>
-        <w:jc w:val="center"/>
-        <w:rPr>
-          <w:rFonts w:hint="eastAsia" w:ascii="Calibri" w:hAnsi="Calibri" w:eastAsia="宋体" w:cs="Times New Roman"/>
-          <w:kern w:val="2"/>
-          <w:sz w:val="21"/>
-          <w:szCs w:val="21"/>
-        </w:rPr>
-      </w:pPr>
-      <w:r>
-        <w:rPr>
-          <w:rFonts w:hint="eastAsia" w:ascii="宋体" w:hAnsi="宋体" w:eastAsia="宋体" w:cs="宋体"/>
-          <w:kern w:val="2"/>
-          <w:sz w:val="21"/>
-          <w:szCs w:val="21"/>
+    </w:p>
+    <w:p>
+      <w:pPr>
+        <w:keepNext w:val="0"/>
+        <w:keepLines w:val="0"/>
+        <w:widowControl w:val="0"/>
+        <w:suppressLineNumbers w:val="0"/>
+        <w:spacing w:before="0" w:beforeAutospacing="0" w:after="0" w:afterAutospacing="0"/>
+        <w:ind w:left="0" w:right="0" w:firstLine="560" w:firstLineChars="200"/>
+        <w:jc w:val="center"/>
+        <w:rPr>
+          <w:rFonts w:hint="eastAsia" w:ascii="宋体" w:hAnsi="宋体" w:eastAsia="宋体" w:cs="宋体"/>
+          <w:kern w:val="2"/>
+          <w:sz w:val="28"/>
+          <w:szCs w:val="28"/>
+          <w:lang w:val="en-US" w:eastAsia="zh-CN" w:bidi="ar"/>
+        </w:rPr>
+      </w:pPr>
+      <w:r>
+        <w:rPr>
+          <w:rFonts w:hint="eastAsia" w:ascii="宋体" w:hAnsi="宋体" w:eastAsia="宋体" w:cs="宋体"/>
+          <w:kern w:val="2"/>
+          <w:sz w:val="28"/>
+          <w:szCs w:val="28"/>
           <w:lang w:val="en-US" w:eastAsia="zh-CN" w:bidi="ar"/>
         </w:rPr>
         <w:t>图</w:t>
       </w:r>
       <w:r>
         <w:rPr>
-          <w:rFonts w:hint="default" w:ascii="Calibri" w:hAnsi="Calibri" w:eastAsia="宋体" w:cs="Calibri"/>
-          <w:kern w:val="2"/>
-          <w:sz w:val="21"/>
-          <w:szCs w:val="21"/>
+          <w:rFonts w:hint="eastAsia" w:ascii="宋体" w:hAnsi="宋体" w:eastAsia="宋体" w:cs="宋体"/>
+          <w:kern w:val="2"/>
+          <w:sz w:val="28"/>
+          <w:szCs w:val="28"/>
           <w:lang w:val="en-US" w:eastAsia="zh-CN" w:bidi="ar"/>
         </w:rPr>
         <w:t xml:space="preserve">6.2.3 </w:t>
@@ -2824,8 +2667,8 @@
         <w:rPr>
           <w:rFonts w:hint="eastAsia" w:ascii="宋体" w:hAnsi="宋体" w:eastAsia="宋体" w:cs="宋体"/>
           <w:kern w:val="2"/>
-          <w:sz w:val="21"/>
-          <w:szCs w:val="21"/>
+          <w:sz w:val="28"/>
+          <w:szCs w:val="28"/>
           <w:lang w:val="en-US" w:eastAsia="zh-CN" w:bidi="ar"/>
         </w:rPr>
         <w:t>命令行验证提示成功</w:t>
@@ -2838,25 +2681,16 @@
         <w:widowControl w:val="0"/>
         <w:suppressLineNumbers w:val="0"/>
         <w:spacing w:before="0" w:beforeAutospacing="0" w:after="0" w:afterAutospacing="0"/>
-        <w:ind w:left="0" w:right="0"/>
-        <w:jc w:val="center"/>
-        <w:rPr>
-          <w:rFonts w:hint="default" w:ascii="Calibri" w:hAnsi="Calibri" w:eastAsia="宋体" w:cs="Times New Roman"/>
-          <w:kern w:val="2"/>
-          <w:sz w:val="21"/>
-          <w:szCs w:val="21"/>
-        </w:rPr>
-      </w:pPr>
-      <w:r>
-        <w:rPr>
-          <w:rFonts w:hint="default" w:ascii="Calibri" w:hAnsi="Calibri" w:eastAsia="宋体" w:cs="Times New Roman"/>
-          <w:kern w:val="2"/>
-          <w:sz w:val="21"/>
-          <w:szCs w:val="21"/>
-          <w:lang w:val="en-US" w:eastAsia="zh-CN" w:bidi="ar"/>
-        </w:rPr>
-        <w:t xml:space="preserve"> </w:t>
-      </w:r>
+        <w:ind w:left="0" w:right="0" w:firstLine="560" w:firstLineChars="200"/>
+        <w:jc w:val="center"/>
+        <w:rPr>
+          <w:rFonts w:hint="eastAsia" w:ascii="宋体" w:hAnsi="宋体" w:eastAsia="宋体" w:cs="宋体"/>
+          <w:kern w:val="2"/>
+          <w:sz w:val="28"/>
+          <w:szCs w:val="28"/>
+          <w:lang w:val="en-US" w:eastAsia="zh-CN" w:bidi="ar"/>
+        </w:rPr>
+      </w:pPr>
     </w:p>
     <w:p>
       <w:pPr>
@@ -2869,66 +2703,1034 @@
         </w:numPr>
         <w:suppressLineNumbers w:val="0"/>
         <w:spacing w:before="0" w:beforeAutospacing="0" w:after="0" w:afterAutospacing="0"/>
-        <w:ind w:left="0" w:leftChars="0" w:right="0" w:firstLine="0" w:firstLineChars="0"/>
+        <w:ind w:left="0" w:leftChars="0" w:right="0" w:firstLine="560" w:firstLineChars="200"/>
         <w:jc w:val="left"/>
         <w:rPr>
-          <w:rFonts w:hint="eastAsia" w:ascii="Calibri" w:hAnsi="Calibri" w:eastAsia="宋体" w:cs="Times New Roman"/>
-          <w:kern w:val="2"/>
-          <w:sz w:val="28"/>
-          <w:szCs w:val="28"/>
-        </w:rPr>
-      </w:pPr>
-      <w:r>
-        <w:rPr>
-          <w:rFonts w:hint="eastAsia" w:ascii="宋体" w:hAnsi="宋体" w:eastAsia="宋体" w:cs="宋体"/>
-          <w:kern w:val="2"/>
-          <w:sz w:val="28"/>
-          <w:szCs w:val="28"/>
-          <w:lang w:val="en-US" w:eastAsia="zh-CN" w:bidi="ar"/>
-        </w:rPr>
-        <w:t>进行第一章实验</w:t>
-      </w:r>
-    </w:p>
-    <w:p>
-      <w:pPr>
-        <w:keepNext w:val="0"/>
-        <w:keepLines w:val="0"/>
-        <w:widowControl w:val="0"/>
-        <w:suppressLineNumbers w:val="0"/>
-        <w:spacing w:before="0" w:beforeAutospacing="0" w:after="0" w:afterAutospacing="0"/>
-        <w:ind w:left="0" w:leftChars="0" w:right="0" w:firstLine="420" w:firstLineChars="0"/>
+          <w:rFonts w:hint="default" w:ascii="宋体" w:hAnsi="宋体" w:eastAsia="宋体" w:cs="宋体"/>
+          <w:kern w:val="2"/>
+          <w:sz w:val="28"/>
+          <w:szCs w:val="28"/>
+          <w:lang w:val="en-US" w:eastAsia="zh-CN" w:bidi="ar"/>
+        </w:rPr>
+      </w:pPr>
+      <w:r>
+        <w:rPr>
+          <w:rFonts w:hint="eastAsia" w:ascii="宋体" w:hAnsi="宋体" w:eastAsia="宋体" w:cs="宋体"/>
+          <w:kern w:val="2"/>
+          <w:sz w:val="28"/>
+          <w:szCs w:val="28"/>
+          <w:lang w:val="en-US" w:eastAsia="zh-CN"/>
+        </w:rPr>
+        <w:t>搭建learn目录（含主仓注入适配器和任务模型路由）</w:t>
+      </w:r>
+    </w:p>
+    <w:p>
+      <w:pPr>
+        <w:keepNext w:val="0"/>
+        <w:keepLines w:val="0"/>
+        <w:widowControl w:val="0"/>
+        <w:numPr>
+          <w:numId w:val="0"/>
+        </w:numPr>
+        <w:suppressLineNumbers w:val="0"/>
+        <w:spacing w:before="0" w:beforeAutospacing="0" w:after="0" w:afterAutospacing="0"/>
+        <w:ind w:right="0" w:rightChars="0" w:firstLine="560" w:firstLineChars="200"/>
         <w:jc w:val="left"/>
         <w:rPr>
-          <w:rFonts w:hint="eastAsia" w:ascii="Calibri" w:hAnsi="Calibri" w:eastAsia="宋体" w:cs="Times New Roman"/>
-          <w:kern w:val="2"/>
-          <w:sz w:val="28"/>
-          <w:szCs w:val="28"/>
-        </w:rPr>
-      </w:pPr>
-      <w:r>
-        <w:rPr>
-          <w:rFonts w:hint="default" w:ascii="Calibri" w:hAnsi="Calibri" w:eastAsia="宋体" w:cs="Calibri"/>
-          <w:kern w:val="2"/>
-          <w:sz w:val="28"/>
-          <w:szCs w:val="28"/>
-          <w:lang w:val="en-US" w:eastAsia="zh-CN" w:bidi="ar"/>
-        </w:rPr>
-        <w:t xml:space="preserve">7.1 </w:t>
-      </w:r>
-    </w:p>
-    <w:p>
-      <w:pPr>
+          <w:rFonts w:hint="default" w:ascii="宋体" w:hAnsi="宋体" w:eastAsia="宋体" w:cs="宋体"/>
+          <w:kern w:val="2"/>
+          <w:sz w:val="28"/>
+          <w:szCs w:val="28"/>
+          <w:lang w:val="en-US" w:eastAsia="zh-CN" w:bidi="ar"/>
+        </w:rPr>
+      </w:pPr>
+      <w:r>
+        <w:rPr>
+          <w:rFonts w:hint="eastAsia" w:ascii="宋体" w:hAnsi="宋体" w:eastAsia="宋体" w:cs="宋体"/>
+          <w:kern w:val="2"/>
+          <w:sz w:val="28"/>
+          <w:szCs w:val="28"/>
+          <w:lang w:val="en-US" w:eastAsia="zh-CN" w:bidi="ar"/>
+        </w:rPr>
+        <w:t>7.1 具体见我github fork仓库learn目录结构：</w:t>
+      </w:r>
+      <w:r>
+        <w:rPr>
+          <w:rFonts w:hint="eastAsia"/>
+          <w:color w:val="0000FF"/>
+          <w:u w:val="single"/>
+        </w:rPr>
+        <w:t>https://github.com/rg8diaoa/ai-agent-book</w:t>
+      </w:r>
+    </w:p>
+    <w:p>
+      <w:pPr>
+        <w:keepNext w:val="0"/>
+        <w:keepLines w:val="0"/>
+        <w:widowControl w:val="0"/>
+        <w:numPr>
+          <w:numId w:val="0"/>
+        </w:numPr>
+        <w:suppressLineNumbers w:val="0"/>
+        <w:spacing w:before="0" w:beforeAutospacing="0" w:after="0" w:afterAutospacing="0"/>
+        <w:ind w:leftChars="200" w:right="0" w:rightChars="0"/>
+        <w:jc w:val="center"/>
+        <w:rPr>
+          <w:rFonts w:hint="eastAsia" w:ascii="宋体" w:hAnsi="宋体" w:eastAsia="宋体" w:cs="宋体"/>
+          <w:kern w:val="2"/>
+          <w:sz w:val="28"/>
+          <w:szCs w:val="28"/>
+          <w:lang w:val="en-US" w:eastAsia="zh-CN"/>
+        </w:rPr>
+      </w:pPr>
+      <w:r>
+        <w:drawing>
+          <wp:inline distT="0" distB="0" distL="114300" distR="114300">
+            <wp:extent cx="6010275" cy="2981325"/>
+            <wp:effectExtent l="0" t="0" r="9525" b="9525"/>
+            <wp:docPr id="6" name="图片 6"/>
+            <wp:cNvGraphicFramePr>
+              <a:graphicFrameLocks xmlns:a="http://schemas.openxmlformats.org/drawingml/2006/main" noChangeAspect="1"/>
+            </wp:cNvGraphicFramePr>
+            <a:graphic xmlns:a="http://schemas.openxmlformats.org/drawingml/2006/main">
+              <a:graphicData uri="http://schemas.openxmlformats.org/drawingml/2006/picture">
+                <pic:pic xmlns:pic="http://schemas.openxmlformats.org/drawingml/2006/picture">
+                  <pic:nvPicPr>
+                    <pic:cNvPr id="6" name="图片 6"/>
+                    <pic:cNvPicPr>
+                      <a:picLocks noChangeAspect="1"/>
+                    </pic:cNvPicPr>
+                  </pic:nvPicPr>
+                  <pic:blipFill>
+                    <a:blip r:embed="rId20"/>
+                    <a:stretch>
+                      <a:fillRect/>
+                    </a:stretch>
+                  </pic:blipFill>
+                  <pic:spPr>
+                    <a:xfrm>
+                      <a:off x="0" y="0"/>
+                      <a:ext cx="6010275" cy="2981325"/>
+                    </a:xfrm>
+                    <a:prstGeom prst="rect">
+                      <a:avLst/>
+                    </a:prstGeom>
+                    <a:noFill/>
+                    <a:ln>
+                      <a:noFill/>
+                    </a:ln>
+                  </pic:spPr>
+                </pic:pic>
+              </a:graphicData>
+            </a:graphic>
+          </wp:inline>
+        </w:drawing>
+      </w:r>
+    </w:p>
+    <w:p>
+      <w:pPr>
+        <w:keepNext w:val="0"/>
+        <w:keepLines w:val="0"/>
+        <w:widowControl w:val="0"/>
+        <w:numPr>
+          <w:numId w:val="0"/>
+        </w:numPr>
+        <w:suppressLineNumbers w:val="0"/>
+        <w:spacing w:before="0" w:beforeAutospacing="0" w:after="0" w:afterAutospacing="0"/>
+        <w:ind w:right="0" w:rightChars="0"/>
+        <w:jc w:val="center"/>
+        <w:rPr>
+          <w:rFonts w:hint="eastAsia" w:ascii="宋体" w:hAnsi="宋体" w:eastAsia="宋体" w:cs="宋体"/>
+          <w:kern w:val="2"/>
+          <w:sz w:val="28"/>
+          <w:szCs w:val="28"/>
+          <w:lang w:val="en-US" w:eastAsia="zh-CN"/>
+        </w:rPr>
+      </w:pPr>
+      <w:r>
+        <w:rPr>
+          <w:rFonts w:hint="eastAsia" w:ascii="宋体" w:hAnsi="宋体" w:eastAsia="宋体" w:cs="宋体"/>
+          <w:kern w:val="2"/>
+          <w:sz w:val="28"/>
+          <w:szCs w:val="28"/>
+          <w:lang w:val="en-US" w:eastAsia="zh-CN"/>
+        </w:rPr>
+        <w:t xml:space="preserve">图7.1 本地仓库learn目录 </w:t>
+      </w:r>
+    </w:p>
+    <w:p>
+      <w:pPr>
+        <w:keepNext w:val="0"/>
+        <w:keepLines w:val="0"/>
+        <w:widowControl w:val="0"/>
+        <w:numPr>
+          <w:numId w:val="0"/>
+        </w:numPr>
+        <w:suppressLineNumbers w:val="0"/>
+        <w:spacing w:before="0" w:beforeAutospacing="0" w:after="0" w:afterAutospacing="0"/>
+        <w:ind w:right="0" w:rightChars="0"/>
+        <w:jc w:val="center"/>
+        <w:rPr>
+          <w:rFonts w:hint="eastAsia" w:ascii="宋体" w:hAnsi="宋体" w:eastAsia="宋体" w:cs="宋体"/>
+          <w:kern w:val="2"/>
+          <w:sz w:val="28"/>
+          <w:szCs w:val="28"/>
+          <w:lang w:val="en-US" w:eastAsia="zh-CN"/>
+        </w:rPr>
+      </w:pPr>
+    </w:p>
+    <w:p>
+      <w:pPr>
+        <w:keepNext w:val="0"/>
+        <w:keepLines w:val="0"/>
+        <w:widowControl w:val="0"/>
+        <w:numPr>
+          <w:numId w:val="0"/>
+        </w:numPr>
+        <w:suppressLineNumbers w:val="0"/>
+        <w:spacing w:before="0" w:beforeAutospacing="0" w:after="0" w:afterAutospacing="0"/>
+        <w:ind w:right="0" w:rightChars="0"/>
+        <w:jc w:val="center"/>
+        <w:rPr>
+          <w:rFonts w:hint="default" w:ascii="宋体" w:hAnsi="宋体" w:eastAsia="宋体" w:cs="宋体"/>
+          <w:kern w:val="2"/>
+          <w:sz w:val="28"/>
+          <w:szCs w:val="28"/>
+          <w:lang w:val="en-US" w:eastAsia="zh-CN"/>
+        </w:rPr>
+      </w:pPr>
+    </w:p>
+    <w:p>
+      <w:pPr>
+        <w:keepNext w:val="0"/>
+        <w:keepLines w:val="0"/>
+        <w:widowControl w:val="0"/>
+        <w:numPr>
+          <w:ilvl w:val="0"/>
+          <w:numId w:val="2"/>
+        </w:numPr>
+        <w:suppressLineNumbers w:val="0"/>
+        <w:spacing w:before="0" w:beforeAutospacing="0" w:after="0" w:afterAutospacing="0"/>
+        <w:ind w:left="0" w:leftChars="0" w:right="0" w:firstLine="560" w:firstLineChars="200"/>
+        <w:jc w:val="left"/>
+        <w:rPr>
+          <w:rFonts w:hint="eastAsia" w:ascii="宋体" w:hAnsi="宋体" w:eastAsia="宋体" w:cs="宋体"/>
+          <w:kern w:val="2"/>
+          <w:sz w:val="28"/>
+          <w:szCs w:val="28"/>
+        </w:rPr>
+      </w:pPr>
+      <w:r>
+        <w:rPr>
+          <w:rFonts w:hint="eastAsia" w:ascii="宋体" w:hAnsi="宋体" w:eastAsia="宋体" w:cs="宋体"/>
+          <w:kern w:val="2"/>
+          <w:sz w:val="28"/>
+          <w:szCs w:val="28"/>
+          <w:lang w:val="en-US" w:eastAsia="zh-CN" w:bidi="ar"/>
+        </w:rPr>
+        <w:t>进行context实验</w:t>
+      </w:r>
+    </w:p>
+    <w:p>
+      <w:pPr>
+        <w:keepNext w:val="0"/>
+        <w:keepLines w:val="0"/>
+        <w:widowControl w:val="0"/>
+        <w:suppressLineNumbers w:val="0"/>
+        <w:spacing w:before="0" w:beforeAutospacing="0" w:after="0" w:afterAutospacing="0"/>
+        <w:ind w:right="0" w:firstLine="560" w:firstLineChars="200"/>
+        <w:jc w:val="left"/>
+        <w:rPr>
+          <w:rFonts w:hint="eastAsia" w:ascii="宋体" w:hAnsi="宋体" w:eastAsia="宋体" w:cs="宋体"/>
+          <w:kern w:val="2"/>
+          <w:sz w:val="28"/>
+          <w:szCs w:val="28"/>
+          <w:lang w:val="en-US" w:eastAsia="zh-CN" w:bidi="ar"/>
+        </w:rPr>
+      </w:pPr>
+      <w:r>
+        <w:rPr>
+          <w:rFonts w:hint="eastAsia" w:ascii="宋体" w:hAnsi="宋体" w:eastAsia="宋体" w:cs="宋体"/>
+          <w:kern w:val="2"/>
+          <w:sz w:val="28"/>
+          <w:szCs w:val="28"/>
+          <w:lang w:val="en-US" w:eastAsia="zh-CN" w:bidi="ar"/>
+        </w:rPr>
+        <w:t>8.1 踩坑报错1：执行发现无流式输出，因为learn适配层代码会导致--evidence模式会静默捕获子进程全部输出，直到跑完才打印。</w:t>
+      </w:r>
+    </w:p>
+    <w:p>
+      <w:pPr>
+        <w:keepNext w:val="0"/>
+        <w:keepLines w:val="0"/>
+        <w:widowControl w:val="0"/>
+        <w:suppressLineNumbers w:val="0"/>
+        <w:spacing w:before="0" w:beforeAutospacing="0" w:after="0" w:afterAutospacing="0"/>
+        <w:ind w:right="0"/>
+        <w:jc w:val="center"/>
+      </w:pPr>
+      <w:r>
+        <w:drawing>
+          <wp:inline distT="0" distB="0" distL="114300" distR="114300">
+            <wp:extent cx="8048625" cy="1466850"/>
+            <wp:effectExtent l="0" t="0" r="9525" b="0"/>
+            <wp:docPr id="4" name="图片 4"/>
+            <wp:cNvGraphicFramePr>
+              <a:graphicFrameLocks xmlns:a="http://schemas.openxmlformats.org/drawingml/2006/main" noChangeAspect="1"/>
+            </wp:cNvGraphicFramePr>
+            <a:graphic xmlns:a="http://schemas.openxmlformats.org/drawingml/2006/main">
+              <a:graphicData uri="http://schemas.openxmlformats.org/drawingml/2006/picture">
+                <pic:pic xmlns:pic="http://schemas.openxmlformats.org/drawingml/2006/picture">
+                  <pic:nvPicPr>
+                    <pic:cNvPr id="4" name="图片 4"/>
+                    <pic:cNvPicPr>
+                      <a:picLocks noChangeAspect="1"/>
+                    </pic:cNvPicPr>
+                  </pic:nvPicPr>
+                  <pic:blipFill>
+                    <a:blip r:embed="rId21"/>
+                    <a:stretch>
+                      <a:fillRect/>
+                    </a:stretch>
+                  </pic:blipFill>
+                  <pic:spPr>
+                    <a:xfrm>
+                      <a:off x="0" y="0"/>
+                      <a:ext cx="8048625" cy="1466850"/>
+                    </a:xfrm>
+                    <a:prstGeom prst="rect">
+                      <a:avLst/>
+                    </a:prstGeom>
+                    <a:noFill/>
+                    <a:ln>
+                      <a:noFill/>
+                    </a:ln>
+                  </pic:spPr>
+                </pic:pic>
+              </a:graphicData>
+            </a:graphic>
+          </wp:inline>
+        </w:drawing>
+      </w:r>
+    </w:p>
+    <w:p>
+      <w:pPr>
+        <w:keepNext w:val="0"/>
+        <w:keepLines w:val="0"/>
+        <w:widowControl w:val="0"/>
+        <w:suppressLineNumbers w:val="0"/>
+        <w:spacing w:before="0" w:beforeAutospacing="0" w:after="0" w:afterAutospacing="0"/>
+        <w:ind w:right="0"/>
+        <w:jc w:val="center"/>
+        <w:rPr>
+          <w:rFonts w:hint="eastAsia" w:ascii="宋体" w:hAnsi="宋体" w:eastAsia="宋体" w:cs="宋体"/>
+          <w:sz w:val="28"/>
+          <w:szCs w:val="28"/>
+          <w:lang w:val="en-US" w:eastAsia="zh-CN"/>
+        </w:rPr>
+      </w:pPr>
+      <w:r>
+        <w:rPr>
+          <w:rFonts w:hint="eastAsia" w:ascii="宋体" w:hAnsi="宋体" w:eastAsia="宋体" w:cs="宋体"/>
+          <w:sz w:val="28"/>
+          <w:szCs w:val="28"/>
+          <w:lang w:val="en-US" w:eastAsia="zh-CN"/>
+        </w:rPr>
+        <w:t>图8.1.1 无流式输出（被我ctrl+c强制停止）</w:t>
+      </w:r>
+    </w:p>
+    <w:p>
+      <w:pPr>
+        <w:keepNext w:val="0"/>
+        <w:keepLines w:val="0"/>
+        <w:widowControl w:val="0"/>
+        <w:suppressLineNumbers w:val="0"/>
+        <w:spacing w:before="0" w:beforeAutospacing="0" w:after="0" w:afterAutospacing="0"/>
+        <w:ind w:left="1396" w:leftChars="465" w:right="0" w:hanging="420" w:hangingChars="200"/>
+        <w:jc w:val="left"/>
+      </w:pPr>
+      <w:r>
+        <w:drawing>
+          <wp:inline distT="0" distB="0" distL="114300" distR="114300">
+            <wp:extent cx="8154670" cy="2858135"/>
+            <wp:effectExtent l="0" t="0" r="17780" b="18415"/>
+            <wp:docPr id="3" name="图片 3"/>
+            <wp:cNvGraphicFramePr>
+              <a:graphicFrameLocks xmlns:a="http://schemas.openxmlformats.org/drawingml/2006/main" noChangeAspect="1"/>
+            </wp:cNvGraphicFramePr>
+            <a:graphic xmlns:a="http://schemas.openxmlformats.org/drawingml/2006/main">
+              <a:graphicData uri="http://schemas.openxmlformats.org/drawingml/2006/picture">
+                <pic:pic xmlns:pic="http://schemas.openxmlformats.org/drawingml/2006/picture">
+                  <pic:nvPicPr>
+                    <pic:cNvPr id="3" name="图片 3"/>
+                    <pic:cNvPicPr>
+                      <a:picLocks noChangeAspect="1"/>
+                    </pic:cNvPicPr>
+                  </pic:nvPicPr>
+                  <pic:blipFill>
+                    <a:blip r:embed="rId22"/>
+                    <a:stretch>
+                      <a:fillRect/>
+                    </a:stretch>
+                  </pic:blipFill>
+                  <pic:spPr>
+                    <a:xfrm>
+                      <a:off x="0" y="0"/>
+                      <a:ext cx="8154670" cy="2858135"/>
+                    </a:xfrm>
+                    <a:prstGeom prst="rect">
+                      <a:avLst/>
+                    </a:prstGeom>
+                    <a:noFill/>
+                    <a:ln>
+                      <a:noFill/>
+                    </a:ln>
+                  </pic:spPr>
+                </pic:pic>
+              </a:graphicData>
+            </a:graphic>
+          </wp:inline>
+        </w:drawing>
+      </w:r>
+    </w:p>
+    <w:p>
+      <w:pPr>
+        <w:keepNext w:val="0"/>
+        <w:keepLines w:val="0"/>
+        <w:widowControl w:val="0"/>
+        <w:suppressLineNumbers w:val="0"/>
+        <w:spacing w:before="0" w:beforeAutospacing="0" w:after="0" w:afterAutospacing="0"/>
+        <w:ind w:right="0"/>
+        <w:jc w:val="center"/>
+        <w:rPr>
+          <w:rFonts w:hint="eastAsia" w:ascii="宋体" w:hAnsi="宋体" w:eastAsia="宋体" w:cs="宋体"/>
+          <w:kern w:val="2"/>
+          <w:sz w:val="28"/>
+          <w:szCs w:val="28"/>
+          <w:lang w:val="en-US" w:eastAsia="zh-CN" w:bidi="ar"/>
+        </w:rPr>
+      </w:pPr>
+      <w:r>
+        <w:rPr>
+          <w:rFonts w:hint="eastAsia"/>
+          <w:sz w:val="28"/>
+          <w:szCs w:val="28"/>
+          <w:lang w:val="en-US" w:eastAsia="zh-CN"/>
+        </w:rPr>
+        <w:t>图8.1.2 给run.py加流式打印的代码变更</w:t>
+      </w:r>
+    </w:p>
+    <w:p>
+      <w:pPr>
+        <w:keepNext w:val="0"/>
+        <w:keepLines w:val="0"/>
+        <w:widowControl w:val="0"/>
+        <w:suppressLineNumbers w:val="0"/>
+        <w:spacing w:before="0" w:beforeAutospacing="0" w:after="0" w:afterAutospacing="0"/>
+        <w:ind w:right="0" w:firstLine="560" w:firstLineChars="200"/>
+        <w:jc w:val="left"/>
+        <w:rPr>
+          <w:rFonts w:hint="default" w:ascii="宋体" w:hAnsi="宋体" w:eastAsia="宋体" w:cs="宋体"/>
+          <w:kern w:val="2"/>
+          <w:sz w:val="28"/>
+          <w:szCs w:val="28"/>
+          <w:lang w:val="en-US" w:eastAsia="zh-CN" w:bidi="ar"/>
+        </w:rPr>
+      </w:pPr>
+      <w:r>
+        <w:rPr>
+          <w:rFonts w:hint="eastAsia" w:ascii="宋体" w:hAnsi="宋体" w:eastAsia="宋体" w:cs="宋体"/>
+          <w:kern w:val="2"/>
+          <w:sz w:val="28"/>
+          <w:szCs w:val="28"/>
+          <w:lang w:val="en-US" w:eastAsia="zh-CN" w:bidi="ar"/>
+        </w:rPr>
+        <w:t xml:space="preserve">8.2 </w:t>
+      </w:r>
+      <w:r>
+        <w:rPr>
+          <w:rFonts w:hint="eastAsia" w:ascii="宋体" w:hAnsi="宋体" w:eastAsia="宋体" w:cs="宋体"/>
+          <w:kern w:val="2"/>
+          <w:sz w:val="28"/>
+          <w:szCs w:val="28"/>
+          <w:lang w:val="en-US" w:eastAsia="zh-CN" w:bidi="ar"/>
+        </w:rPr>
+        <w:t>踩坑报错2：执行发现有gbk报错，分析后发现是上游日志带 emoji，管道模式下子进程stdout默认GBK，编码失败抛UnicodeEncodeError，被agent误当“任务错误”记录。</w:t>
+      </w:r>
+    </w:p>
+    <w:p>
+      <w:pPr>
+        <w:keepNext w:val="0"/>
+        <w:keepLines w:val="0"/>
+        <w:widowControl w:val="0"/>
+        <w:suppressLineNumbers w:val="0"/>
+        <w:spacing w:before="0" w:beforeAutospacing="0" w:after="0" w:afterAutospacing="0"/>
+        <w:ind w:right="0"/>
+        <w:jc w:val="center"/>
+      </w:pPr>
+      <w:r>
+        <w:drawing>
+          <wp:inline distT="0" distB="0" distL="114300" distR="114300">
+            <wp:extent cx="9522460" cy="4837430"/>
+            <wp:effectExtent l="0" t="0" r="2540" b="1270"/>
+            <wp:docPr id="1" name="图片 1"/>
+            <wp:cNvGraphicFramePr>
+              <a:graphicFrameLocks xmlns:a="http://schemas.openxmlformats.org/drawingml/2006/main" noChangeAspect="1"/>
+            </wp:cNvGraphicFramePr>
+            <a:graphic xmlns:a="http://schemas.openxmlformats.org/drawingml/2006/main">
+              <a:graphicData uri="http://schemas.openxmlformats.org/drawingml/2006/picture">
+                <pic:pic xmlns:pic="http://schemas.openxmlformats.org/drawingml/2006/picture">
+                  <pic:nvPicPr>
+                    <pic:cNvPr id="1" name="图片 1"/>
+                    <pic:cNvPicPr>
+                      <a:picLocks noChangeAspect="1"/>
+                    </pic:cNvPicPr>
+                  </pic:nvPicPr>
+                  <pic:blipFill>
+                    <a:blip r:embed="rId23"/>
+                    <a:stretch>
+                      <a:fillRect/>
+                    </a:stretch>
+                  </pic:blipFill>
+                  <pic:spPr>
+                    <a:xfrm>
+                      <a:off x="0" y="0"/>
+                      <a:ext cx="9522460" cy="4837430"/>
+                    </a:xfrm>
+                    <a:prstGeom prst="rect">
+                      <a:avLst/>
+                    </a:prstGeom>
+                    <a:noFill/>
+                    <a:ln>
+                      <a:noFill/>
+                    </a:ln>
+                  </pic:spPr>
+                </pic:pic>
+              </a:graphicData>
+            </a:graphic>
+          </wp:inline>
+        </w:drawing>
+      </w:r>
+    </w:p>
+    <w:p>
+      <w:pPr>
+        <w:keepNext w:val="0"/>
+        <w:keepLines w:val="0"/>
+        <w:widowControl w:val="0"/>
+        <w:suppressLineNumbers w:val="0"/>
+        <w:spacing w:before="0" w:beforeAutospacing="0" w:after="0" w:afterAutospacing="0"/>
+        <w:ind w:right="0"/>
+        <w:jc w:val="center"/>
+        <w:rPr>
+          <w:rFonts w:hint="default" w:asciiTheme="minorEastAsia" w:hAnsiTheme="minorEastAsia" w:eastAsiaTheme="minorEastAsia" w:cstheme="minorEastAsia"/>
+          <w:sz w:val="28"/>
+          <w:szCs w:val="28"/>
+          <w:lang w:val="en-US" w:eastAsia="zh-CN"/>
+        </w:rPr>
+      </w:pPr>
+      <w:r>
+        <w:rPr>
+          <w:rFonts w:hint="eastAsia" w:asciiTheme="minorEastAsia" w:hAnsiTheme="minorEastAsia" w:eastAsiaTheme="minorEastAsia" w:cstheme="minorEastAsia"/>
+          <w:sz w:val="28"/>
+          <w:szCs w:val="28"/>
+          <w:lang w:val="en-US" w:eastAsia="zh-CN"/>
+        </w:rPr>
+        <w:t xml:space="preserve">图 </w:t>
+      </w:r>
+      <w:r>
+        <w:rPr>
+          <w:rFonts w:hint="eastAsia" w:asciiTheme="minorEastAsia" w:hAnsiTheme="minorEastAsia" w:cstheme="minorEastAsia"/>
+          <w:sz w:val="28"/>
+          <w:szCs w:val="28"/>
+          <w:lang w:val="en-US" w:eastAsia="zh-CN"/>
+        </w:rPr>
+        <w:t>8</w:t>
+      </w:r>
+      <w:r>
+        <w:rPr>
+          <w:rFonts w:hint="eastAsia" w:asciiTheme="minorEastAsia" w:hAnsiTheme="minorEastAsia" w:eastAsiaTheme="minorEastAsia" w:cstheme="minorEastAsia"/>
+          <w:sz w:val="28"/>
+          <w:szCs w:val="28"/>
+          <w:lang w:val="en-US" w:eastAsia="zh-CN"/>
+        </w:rPr>
+        <w:t>.</w:t>
+      </w:r>
+      <w:r>
+        <w:rPr>
+          <w:rFonts w:hint="eastAsia" w:asciiTheme="minorEastAsia" w:hAnsiTheme="minorEastAsia" w:cstheme="minorEastAsia"/>
+          <w:sz w:val="28"/>
+          <w:szCs w:val="28"/>
+          <w:lang w:val="en-US" w:eastAsia="zh-CN"/>
+        </w:rPr>
+        <w:t>2</w:t>
+      </w:r>
+      <w:r>
+        <w:rPr>
+          <w:rFonts w:hint="eastAsia" w:asciiTheme="minorEastAsia" w:hAnsiTheme="minorEastAsia" w:eastAsiaTheme="minorEastAsia" w:cstheme="minorEastAsia"/>
+          <w:sz w:val="28"/>
+          <w:szCs w:val="28"/>
+          <w:lang w:val="en-US" w:eastAsia="zh-CN"/>
+        </w:rPr>
+        <w:t>.1</w:t>
+      </w:r>
+      <w:r>
+        <w:rPr>
+          <w:rFonts w:hint="eastAsia" w:asciiTheme="minorEastAsia" w:hAnsiTheme="minorEastAsia" w:cstheme="minorEastAsia"/>
+          <w:sz w:val="28"/>
+          <w:szCs w:val="28"/>
+          <w:lang w:val="en-US" w:eastAsia="zh-CN"/>
+        </w:rPr>
+        <w:t xml:space="preserve"> 报错</w:t>
+      </w:r>
+    </w:p>
+    <w:p>
+      <w:pPr>
+        <w:keepNext w:val="0"/>
+        <w:keepLines w:val="0"/>
+        <w:widowControl w:val="0"/>
+        <w:suppressLineNumbers w:val="0"/>
+        <w:spacing w:before="0" w:beforeAutospacing="0" w:after="0" w:afterAutospacing="0"/>
+        <w:ind w:right="0" w:firstLine="1120" w:firstLineChars="400"/>
+        <w:jc w:val="both"/>
+        <w:rPr>
+          <w:rFonts w:hint="eastAsia" w:asciiTheme="minorEastAsia" w:hAnsiTheme="minorEastAsia" w:cstheme="minorEastAsia"/>
+          <w:sz w:val="28"/>
+          <w:szCs w:val="28"/>
+          <w:lang w:val="en-US" w:eastAsia="zh-CN"/>
+        </w:rPr>
+      </w:pPr>
+    </w:p>
+    <w:p>
+      <w:pPr>
+        <w:keepNext w:val="0"/>
+        <w:keepLines w:val="0"/>
+        <w:widowControl w:val="0"/>
+        <w:suppressLineNumbers w:val="0"/>
+        <w:spacing w:before="0" w:beforeAutospacing="0" w:after="0" w:afterAutospacing="0"/>
+        <w:ind w:right="0" w:firstLine="1120" w:firstLineChars="400"/>
+        <w:jc w:val="both"/>
+        <w:rPr>
+          <w:rFonts w:hint="eastAsia" w:asciiTheme="minorEastAsia" w:hAnsiTheme="minorEastAsia" w:cstheme="minorEastAsia"/>
+          <w:sz w:val="28"/>
+          <w:szCs w:val="28"/>
+          <w:lang w:val="en-US" w:eastAsia="zh-CN"/>
+        </w:rPr>
+      </w:pPr>
+      <w:r>
+        <w:rPr>
+          <w:rFonts w:hint="eastAsia" w:asciiTheme="minorEastAsia" w:hAnsiTheme="minorEastAsia" w:cstheme="minorEastAsia"/>
+          <w:sz w:val="28"/>
+          <w:szCs w:val="28"/>
+          <w:lang w:val="en-US" w:eastAsia="zh-CN"/>
+        </w:rPr>
+        <w:t>解决方式：在run.py 中给子进程加强制PYTHONIOENCODING=utf-8并UTF-8解码读回，父进程侧另加errors="replace"保险。</w:t>
+      </w:r>
+    </w:p>
+    <w:p>
+      <w:pPr>
+        <w:keepNext w:val="0"/>
+        <w:keepLines w:val="0"/>
+        <w:widowControl w:val="0"/>
+        <w:suppressLineNumbers w:val="0"/>
+        <w:spacing w:before="0" w:beforeAutospacing="0" w:after="0" w:afterAutospacing="0"/>
+        <w:ind w:right="0"/>
+        <w:jc w:val="center"/>
+      </w:pPr>
+      <w:r>
+        <w:drawing>
+          <wp:inline distT="0" distB="0" distL="114300" distR="114300">
+            <wp:extent cx="8840470" cy="4685665"/>
+            <wp:effectExtent l="0" t="0" r="17780" b="635"/>
+            <wp:docPr id="2" name="图片 2"/>
+            <wp:cNvGraphicFramePr>
+              <a:graphicFrameLocks xmlns:a="http://schemas.openxmlformats.org/drawingml/2006/main" noChangeAspect="1"/>
+            </wp:cNvGraphicFramePr>
+            <a:graphic xmlns:a="http://schemas.openxmlformats.org/drawingml/2006/main">
+              <a:graphicData uri="http://schemas.openxmlformats.org/drawingml/2006/picture">
+                <pic:pic xmlns:pic="http://schemas.openxmlformats.org/drawingml/2006/picture">
+                  <pic:nvPicPr>
+                    <pic:cNvPr id="2" name="图片 2"/>
+                    <pic:cNvPicPr>
+                      <a:picLocks noChangeAspect="1"/>
+                    </pic:cNvPicPr>
+                  </pic:nvPicPr>
+                  <pic:blipFill>
+                    <a:blip r:embed="rId24"/>
+                    <a:stretch>
+                      <a:fillRect/>
+                    </a:stretch>
+                  </pic:blipFill>
+                  <pic:spPr>
+                    <a:xfrm>
+                      <a:off x="0" y="0"/>
+                      <a:ext cx="8840470" cy="4685665"/>
+                    </a:xfrm>
+                    <a:prstGeom prst="rect">
+                      <a:avLst/>
+                    </a:prstGeom>
+                    <a:noFill/>
+                    <a:ln>
+                      <a:noFill/>
+                    </a:ln>
+                  </pic:spPr>
+                </pic:pic>
+              </a:graphicData>
+            </a:graphic>
+          </wp:inline>
+        </w:drawing>
+      </w:r>
+    </w:p>
+    <w:p>
+      <w:pPr>
+        <w:keepNext w:val="0"/>
+        <w:keepLines w:val="0"/>
+        <w:widowControl w:val="0"/>
+        <w:suppressLineNumbers w:val="0"/>
+        <w:spacing w:before="0" w:beforeAutospacing="0" w:after="0" w:afterAutospacing="0"/>
+        <w:ind w:right="0"/>
+        <w:jc w:val="center"/>
+        <w:rPr>
+          <w:rFonts w:hint="eastAsia" w:ascii="宋体" w:hAnsi="宋体" w:eastAsia="宋体" w:cs="宋体"/>
+          <w:sz w:val="28"/>
+          <w:szCs w:val="28"/>
+          <w:lang w:val="en-US" w:eastAsia="zh-CN"/>
+        </w:rPr>
+      </w:pPr>
+      <w:r>
+        <w:rPr>
+          <w:rFonts w:hint="eastAsia" w:ascii="宋体" w:hAnsi="宋体" w:eastAsia="宋体" w:cs="宋体"/>
+          <w:sz w:val="28"/>
+          <w:szCs w:val="28"/>
+          <w:lang w:val="en-US" w:eastAsia="zh-CN"/>
+        </w:rPr>
+        <w:t>图8.2.2 添加修复</w:t>
+      </w:r>
+    </w:p>
+    <w:p>
+      <w:pPr>
+        <w:keepNext w:val="0"/>
+        <w:keepLines w:val="0"/>
+        <w:widowControl w:val="0"/>
+        <w:suppressLineNumbers w:val="0"/>
+        <w:spacing w:before="0" w:beforeAutospacing="0" w:after="0" w:afterAutospacing="0"/>
+        <w:ind w:right="0"/>
+        <w:jc w:val="center"/>
+        <w:rPr>
+          <w:rFonts w:hint="eastAsia" w:ascii="宋体" w:hAnsi="宋体" w:eastAsia="宋体" w:cs="宋体"/>
+          <w:sz w:val="28"/>
+          <w:szCs w:val="28"/>
+          <w:lang w:val="en-US" w:eastAsia="zh-CN"/>
+        </w:rPr>
+      </w:pPr>
+    </w:p>
+    <w:p>
+      <w:pPr>
+        <w:keepNext w:val="0"/>
+        <w:keepLines w:val="0"/>
+        <w:widowControl w:val="0"/>
+        <w:suppressLineNumbers w:val="0"/>
+        <w:spacing w:before="0" w:beforeAutospacing="0" w:after="0" w:afterAutospacing="0"/>
+        <w:ind w:right="0"/>
+        <w:jc w:val="center"/>
+        <w:rPr>
+          <w:rFonts w:hint="eastAsia" w:ascii="宋体" w:hAnsi="宋体" w:eastAsia="宋体" w:cs="宋体"/>
+          <w:sz w:val="28"/>
+          <w:szCs w:val="28"/>
+          <w:lang w:val="en-US" w:eastAsia="zh-CN"/>
+        </w:rPr>
+      </w:pPr>
+    </w:p>
+    <w:p>
+      <w:pPr>
+        <w:keepNext w:val="0"/>
+        <w:keepLines w:val="0"/>
+        <w:widowControl w:val="0"/>
+        <w:suppressLineNumbers w:val="0"/>
+        <w:spacing w:before="0" w:beforeAutospacing="0" w:after="0" w:afterAutospacing="0"/>
+        <w:ind w:right="0" w:firstLine="560" w:firstLineChars="200"/>
+        <w:jc w:val="both"/>
+        <w:rPr>
+          <w:rFonts w:hint="default" w:ascii="宋体" w:hAnsi="宋体" w:eastAsia="宋体" w:cs="宋体"/>
+          <w:sz w:val="28"/>
+          <w:szCs w:val="28"/>
+          <w:lang w:val="en-US" w:eastAsia="zh-CN"/>
+        </w:rPr>
+      </w:pPr>
+      <w:r>
+        <w:rPr>
+          <w:rFonts w:hint="eastAsia" w:ascii="宋体" w:hAnsi="宋体" w:eastAsia="宋体" w:cs="宋体"/>
+          <w:sz w:val="28"/>
+          <w:szCs w:val="28"/>
+          <w:lang w:val="en-US" w:eastAsia="zh-CN"/>
+        </w:rPr>
+        <w:t xml:space="preserve">8.3 </w:t>
+      </w:r>
+      <w:r>
+        <w:rPr>
+          <w:rFonts w:hint="eastAsia" w:ascii="宋体" w:hAnsi="宋体" w:eastAsia="宋体" w:cs="宋体"/>
+          <w:sz w:val="28"/>
+          <w:szCs w:val="28"/>
+          <w:lang w:val="en-US" w:eastAsia="zh-CN"/>
+        </w:rPr>
+        <w:t>成功运行</w:t>
+      </w:r>
+      <w:r>
+        <w:rPr>
+          <w:rFonts w:hint="eastAsia" w:ascii="宋体" w:hAnsi="宋体" w:eastAsia="宋体" w:cs="宋体"/>
+          <w:kern w:val="2"/>
+          <w:sz w:val="28"/>
+          <w:szCs w:val="28"/>
+          <w:lang w:val="en-US" w:eastAsia="zh-CN" w:bidi="ar"/>
+        </w:rPr>
+        <w:t>context实验</w:t>
+      </w:r>
+    </w:p>
+    <w:p>
+      <w:pPr>
+        <w:keepNext w:val="0"/>
+        <w:keepLines w:val="0"/>
+        <w:widowControl w:val="0"/>
+        <w:suppressLineNumbers w:val="0"/>
+        <w:spacing w:before="0" w:beforeAutospacing="0" w:after="0" w:afterAutospacing="0"/>
+        <w:ind w:right="0"/>
+        <w:jc w:val="center"/>
+        <w:rPr>
+          <w:rFonts w:hint="eastAsia" w:ascii="宋体" w:hAnsi="宋体" w:eastAsia="宋体" w:cs="宋体"/>
+          <w:sz w:val="28"/>
+          <w:szCs w:val="28"/>
+          <w:lang w:val="en-US" w:eastAsia="zh-CN"/>
+        </w:rPr>
+      </w:pPr>
+      <w:r>
+        <w:drawing>
+          <wp:inline distT="0" distB="0" distL="114300" distR="114300">
+            <wp:extent cx="7372350" cy="2708910"/>
+            <wp:effectExtent l="0" t="0" r="0" b="15240"/>
+            <wp:docPr id="23" name="图片 7"/>
+            <wp:cNvGraphicFramePr>
+              <a:graphicFrameLocks xmlns:a="http://schemas.openxmlformats.org/drawingml/2006/main" noChangeAspect="1"/>
+            </wp:cNvGraphicFramePr>
+            <a:graphic xmlns:a="http://schemas.openxmlformats.org/drawingml/2006/main">
+              <a:graphicData uri="http://schemas.openxmlformats.org/drawingml/2006/picture">
+                <pic:pic xmlns:pic="http://schemas.openxmlformats.org/drawingml/2006/picture">
+                  <pic:nvPicPr>
+                    <pic:cNvPr id="23" name="图片 7"/>
+                    <pic:cNvPicPr>
+                      <a:picLocks noChangeAspect="1"/>
+                    </pic:cNvPicPr>
+                  </pic:nvPicPr>
+                  <pic:blipFill>
+                    <a:blip r:embed="rId25"/>
+                    <a:stretch>
+                      <a:fillRect/>
+                    </a:stretch>
+                  </pic:blipFill>
+                  <pic:spPr>
+                    <a:xfrm>
+                      <a:off x="0" y="0"/>
+                      <a:ext cx="7372350" cy="2708910"/>
+                    </a:xfrm>
+                    <a:prstGeom prst="rect">
+                      <a:avLst/>
+                    </a:prstGeom>
+                    <a:noFill/>
+                    <a:ln>
+                      <a:noFill/>
+                    </a:ln>
+                  </pic:spPr>
+                </pic:pic>
+              </a:graphicData>
+            </a:graphic>
+          </wp:inline>
+        </w:drawing>
+      </w:r>
+    </w:p>
+    <w:p>
+      <w:pPr>
+        <w:keepNext w:val="0"/>
+        <w:keepLines w:val="0"/>
+        <w:widowControl w:val="0"/>
+        <w:suppressLineNumbers w:val="0"/>
+        <w:spacing w:before="0" w:beforeAutospacing="0" w:after="0" w:afterAutospacing="0"/>
+        <w:ind w:right="0"/>
+        <w:jc w:val="center"/>
+        <w:rPr>
+          <w:rFonts w:hint="eastAsia" w:ascii="宋体" w:hAnsi="宋体" w:eastAsia="宋体" w:cs="宋体"/>
+          <w:sz w:val="28"/>
+          <w:szCs w:val="28"/>
+          <w:lang w:val="en-US" w:eastAsia="zh-CN"/>
+        </w:rPr>
+      </w:pPr>
+      <w:r>
+        <w:rPr>
+          <w:rFonts w:hint="eastAsia" w:ascii="宋体" w:hAnsi="宋体" w:eastAsia="宋体" w:cs="宋体"/>
+          <w:sz w:val="28"/>
+          <w:szCs w:val="28"/>
+          <w:lang w:val="en-US" w:eastAsia="zh-CN"/>
+        </w:rPr>
+        <w:t>图8.2.3 子进程静默和emoji打印报错都已修复</w:t>
+      </w:r>
+    </w:p>
+    <w:p>
+      <w:pPr>
+        <w:keepNext w:val="0"/>
+        <w:keepLines w:val="0"/>
+        <w:widowControl w:val="0"/>
+        <w:suppressLineNumbers w:val="0"/>
+        <w:spacing w:before="0" w:beforeAutospacing="0" w:after="0" w:afterAutospacing="0"/>
+        <w:ind w:right="0"/>
+        <w:jc w:val="center"/>
+      </w:pPr>
+      <w:r>
+        <w:drawing>
+          <wp:inline distT="0" distB="0" distL="114300" distR="114300">
+            <wp:extent cx="9777095" cy="2268855"/>
+            <wp:effectExtent l="0" t="0" r="14605" b="17145"/>
+            <wp:docPr id="27" name="图片 11"/>
+            <wp:cNvGraphicFramePr>
+              <a:graphicFrameLocks xmlns:a="http://schemas.openxmlformats.org/drawingml/2006/main" noChangeAspect="1"/>
+            </wp:cNvGraphicFramePr>
+            <a:graphic xmlns:a="http://schemas.openxmlformats.org/drawingml/2006/main">
+              <a:graphicData uri="http://schemas.openxmlformats.org/drawingml/2006/picture">
+                <pic:pic xmlns:pic="http://schemas.openxmlformats.org/drawingml/2006/picture">
+                  <pic:nvPicPr>
+                    <pic:cNvPr id="27" name="图片 11"/>
+                    <pic:cNvPicPr>
+                      <a:picLocks noChangeAspect="1"/>
+                    </pic:cNvPicPr>
+                  </pic:nvPicPr>
+                  <pic:blipFill>
+                    <a:blip r:embed="rId26"/>
+                    <a:stretch>
+                      <a:fillRect/>
+                    </a:stretch>
+                  </pic:blipFill>
+                  <pic:spPr>
+                    <a:xfrm>
+                      <a:off x="0" y="0"/>
+                      <a:ext cx="9777095" cy="2268855"/>
+                    </a:xfrm>
+                    <a:prstGeom prst="rect">
+                      <a:avLst/>
+                    </a:prstGeom>
+                    <a:noFill/>
+                    <a:ln>
+                      <a:noFill/>
+                    </a:ln>
+                  </pic:spPr>
+                </pic:pic>
+              </a:graphicData>
+            </a:graphic>
+          </wp:inline>
+        </w:drawing>
+      </w:r>
+      <w:r>
+        <w:drawing>
+          <wp:inline distT="0" distB="0" distL="114300" distR="114300">
+            <wp:extent cx="9496425" cy="3124200"/>
+            <wp:effectExtent l="0" t="0" r="9525" b="0"/>
+            <wp:docPr id="28" name="图片 12"/>
+            <wp:cNvGraphicFramePr>
+              <a:graphicFrameLocks xmlns:a="http://schemas.openxmlformats.org/drawingml/2006/main" noChangeAspect="1"/>
+            </wp:cNvGraphicFramePr>
+            <a:graphic xmlns:a="http://schemas.openxmlformats.org/drawingml/2006/main">
+              <a:graphicData uri="http://schemas.openxmlformats.org/drawingml/2006/picture">
+                <pic:pic xmlns:pic="http://schemas.openxmlformats.org/drawingml/2006/picture">
+                  <pic:nvPicPr>
+                    <pic:cNvPr id="28" name="图片 12"/>
+                    <pic:cNvPicPr>
+                      <a:picLocks noChangeAspect="1"/>
+                    </pic:cNvPicPr>
+                  </pic:nvPicPr>
+                  <pic:blipFill>
+                    <a:blip r:embed="rId27"/>
+                    <a:stretch>
+                      <a:fillRect/>
+                    </a:stretch>
+                  </pic:blipFill>
+                  <pic:spPr>
+                    <a:xfrm>
+                      <a:off x="0" y="0"/>
+                      <a:ext cx="9496425" cy="3124200"/>
+                    </a:xfrm>
+                    <a:prstGeom prst="rect">
+                      <a:avLst/>
+                    </a:prstGeom>
+                    <a:noFill/>
+                    <a:ln>
+                      <a:noFill/>
+                    </a:ln>
+                  </pic:spPr>
+                </pic:pic>
+              </a:graphicData>
+            </a:graphic>
+          </wp:inline>
+        </w:drawing>
+      </w:r>
+    </w:p>
+    <w:p>
+      <w:pPr>
+        <w:keepNext w:val="0"/>
+        <w:keepLines w:val="0"/>
+        <w:widowControl w:val="0"/>
+        <w:suppressLineNumbers w:val="0"/>
+        <w:spacing w:before="0" w:beforeAutospacing="0" w:after="0" w:afterAutospacing="0"/>
+        <w:ind w:right="0"/>
+        <w:jc w:val="center"/>
         <w:rPr>
           <w:rFonts w:hint="default"/>
           <w:lang w:val="en-US" w:eastAsia="zh-CN"/>
         </w:rPr>
       </w:pPr>
+      <w:r>
+        <w:drawing>
+          <wp:inline distT="0" distB="0" distL="114300" distR="114300">
+            <wp:extent cx="6229350" cy="6257925"/>
+            <wp:effectExtent l="0" t="0" r="0" b="9525"/>
+            <wp:docPr id="29" name="图片 13"/>
+            <wp:cNvGraphicFramePr>
+              <a:graphicFrameLocks xmlns:a="http://schemas.openxmlformats.org/drawingml/2006/main" noChangeAspect="1"/>
+            </wp:cNvGraphicFramePr>
+            <a:graphic xmlns:a="http://schemas.openxmlformats.org/drawingml/2006/main">
+              <a:graphicData uri="http://schemas.openxmlformats.org/drawingml/2006/picture">
+                <pic:pic xmlns:pic="http://schemas.openxmlformats.org/drawingml/2006/picture">
+                  <pic:nvPicPr>
+                    <pic:cNvPr id="29" name="图片 13"/>
+                    <pic:cNvPicPr>
+                      <a:picLocks noChangeAspect="1"/>
+                    </pic:cNvPicPr>
+                  </pic:nvPicPr>
+                  <pic:blipFill>
+                    <a:blip r:embed="rId28"/>
+                    <a:stretch>
+                      <a:fillRect/>
+                    </a:stretch>
+                  </pic:blipFill>
+                  <pic:spPr>
+                    <a:xfrm>
+                      <a:off x="0" y="0"/>
+                      <a:ext cx="6229350" cy="6257925"/>
+                    </a:xfrm>
+                    <a:prstGeom prst="rect">
+                      <a:avLst/>
+                    </a:prstGeom>
+                    <a:noFill/>
+                    <a:ln>
+                      <a:noFill/>
+                    </a:ln>
+                  </pic:spPr>
+                </pic:pic>
+              </a:graphicData>
+            </a:graphic>
+          </wp:inline>
+        </w:drawing>
+      </w:r>
       <w:bookmarkStart w:id="0" w:name="_GoBack"/>
       <w:bookmarkEnd w:id="0"/>
     </w:p>
     <w:sectPr>
       <w:pgSz w:w="16838" w:h="11906" w:orient="landscape"/>
-      <w:pgMar w:top="1800" w:right="1440" w:bottom="1800" w:left="1440" w:header="851" w:footer="992" w:gutter="0"/>
+      <w:pgMar w:top="567" w:right="720" w:bottom="567" w:left="720" w:header="851" w:footer="992" w:gutter="0"/>
       <w:cols w:space="425" w:num="1"/>
       <w:docGrid w:type="lines" w:linePitch="312" w:charSpace="0"/>
     </w:sectPr>
@@ -2952,7 +3754,7 @@
         <w:ind w:left="0" w:firstLine="0"/>
       </w:pPr>
       <w:rPr>
-        <w:rFonts w:hint="default" w:ascii="Times New Roman" w:hAnsi="Times New Roman" w:cs="Times New Roman"/>
+        <w:rFonts w:hint="default" w:ascii="宋体" w:hAnsi="宋体" w:eastAsia="宋体" w:cs="宋体"/>
       </w:rPr>
     </w:lvl>
     <w:lvl w:ilvl="1" w:tentative="0">
@@ -3251,7 +4053,7 @@
     <w:lsdException w:qFormat="1" w:unhideWhenUsed="0" w:uiPriority="0" w:semiHidden="0" w:name="Title"/>
     <w:lsdException w:unhideWhenUsed="0" w:uiPriority="0" w:semiHidden="0" w:name="Closing"/>
     <w:lsdException w:unhideWhenUsed="0" w:uiPriority="0" w:semiHidden="0" w:name="Signature"/>
-    <w:lsdException w:unhideWhenUsed="0" w:uiPriority="0" w:name="Default Paragraph Font"/>
+    <w:lsdException w:qFormat="1" w:unhideWhenUsed="0" w:uiPriority="0" w:name="Default Paragraph Font"/>
     <w:lsdException w:unhideWhenUsed="0" w:uiPriority="0" w:semiHidden="0" w:name="Body Text"/>
     <w:lsdException w:unhideWhenUsed="0" w:uiPriority="0" w:semiHidden="0" w:name="Body Text Indent"/>
     <w:lsdException w:unhideWhenUsed="0" w:uiPriority="0" w:semiHidden="0" w:name="List Continue"/>
@@ -3289,7 +4091,7 @@
     <w:lsdException w:unhideWhenUsed="0" w:uiPriority="0" w:semiHidden="0" w:name="HTML Sample"/>
     <w:lsdException w:unhideWhenUsed="0" w:uiPriority="0" w:semiHidden="0" w:name="HTML Typewriter"/>
     <w:lsdException w:unhideWhenUsed="0" w:uiPriority="0" w:semiHidden="0" w:name="HTML Variable"/>
-    <w:lsdException w:unhideWhenUsed="0" w:uiPriority="0" w:name="Normal Table"/>
+    <w:lsdException w:qFormat="1" w:unhideWhenUsed="0" w:uiPriority="0" w:name="Normal Table"/>
     <w:lsdException w:unhideWhenUsed="0" w:uiPriority="0" w:semiHidden="0" w:name="annotation subject"/>
     <w:lsdException w:unhideWhenUsed="0" w:uiPriority="0" w:semiHidden="0" w:name="Table Simple 1"/>
     <w:lsdException w:unhideWhenUsed="0" w:uiPriority="0" w:semiHidden="0" w:name="Table Simple 2"/>
@@ -3454,11 +4256,13 @@
   <w:style w:type="character" w:default="1" w:styleId="3">
     <w:name w:val="Default Paragraph Font"/>
     <w:semiHidden/>
+    <w:qFormat/>
     <w:uiPriority w:val="0"/>
   </w:style>
   <w:style w:type="table" w:default="1" w:styleId="2">
     <w:name w:val="Normal Table"/>
     <w:semiHidden/>
+    <w:qFormat/>
     <w:uiPriority w:val="0"/>
     <w:tblPr>
       <w:tblCellMar>
@@ -3468,6 +4272,24 @@
         <w:right w:w="108" w:type="dxa"/>
       </w:tblCellMar>
     </w:tblPr>
+  </w:style>
+  <w:style w:type="character" w:styleId="4">
+    <w:name w:val="FollowedHyperlink"/>
+    <w:basedOn w:val="3"/>
+    <w:uiPriority w:val="0"/>
+    <w:rPr>
+      <w:color w:val="800080"/>
+      <w:u w:val="single"/>
+    </w:rPr>
+  </w:style>
+  <w:style w:type="character" w:styleId="5">
+    <w:name w:val="Hyperlink"/>
+    <w:basedOn w:val="3"/>
+    <w:uiPriority w:val="0"/>
+    <w:rPr>
+      <w:color w:val="0000FF"/>
+      <w:u w:val="single"/>
+    </w:rPr>
   </w:style>
 </w:styles>
 </file>
